--- a/GestionDeProjet.docx
+++ b/GestionDeProjet.docx
@@ -47,6 +47,10 @@
     </w:p>
     <w:p>
       <w:r>
+        <w:rPr>
+          <w:noProof/>
+          <w:lang w:eastAsia="ru-RU"/>
+        </w:rPr>
         <w:drawing>
           <wp:inline distT="0" distB="0" distL="0" distR="0" wp14:anchorId="30D049FA" wp14:editId="1E2F2549">
             <wp:extent cx="5940425" cy="3027045"/>
@@ -72,6 +76,46 @@
                     <a:xfrm>
                       <a:off x="0" y="0"/>
                       <a:ext cx="5940425" cy="3027045"/>
+                    </a:xfrm>
+                    <a:prstGeom prst="rect">
+                      <a:avLst/>
+                    </a:prstGeom>
+                  </pic:spPr>
+                </pic:pic>
+              </a:graphicData>
+            </a:graphic>
+          </wp:inline>
+        </w:drawing>
+      </w:r>
+    </w:p>
+    <w:p>
+      <w:r>
+        <w:lastRenderedPageBreak/>
+        <w:drawing>
+          <wp:inline distT="0" distB="0" distL="0" distR="0" wp14:anchorId="31DABE60" wp14:editId="40C45A3E">
+            <wp:extent cx="5940425" cy="3042285"/>
+            <wp:effectExtent l="0" t="0" r="3175" b="5715"/>
+            <wp:docPr id="3" name="Рисунок 3"/>
+            <wp:cNvGraphicFramePr>
+              <a:graphicFrameLocks xmlns:a="http://schemas.openxmlformats.org/drawingml/2006/main" noChangeAspect="1"/>
+            </wp:cNvGraphicFramePr>
+            <a:graphic xmlns:a="http://schemas.openxmlformats.org/drawingml/2006/main">
+              <a:graphicData uri="http://schemas.openxmlformats.org/drawingml/2006/picture">
+                <pic:pic xmlns:pic="http://schemas.openxmlformats.org/drawingml/2006/picture">
+                  <pic:nvPicPr>
+                    <pic:cNvPr id="1" name=""/>
+                    <pic:cNvPicPr/>
+                  </pic:nvPicPr>
+                  <pic:blipFill>
+                    <a:blip r:embed="rId6"/>
+                    <a:stretch>
+                      <a:fillRect/>
+                    </a:stretch>
+                  </pic:blipFill>
+                  <pic:spPr>
+                    <a:xfrm>
+                      <a:off x="0" y="0"/>
+                      <a:ext cx="5940425" cy="3042285"/>
                     </a:xfrm>
                     <a:prstGeom prst="rect">
                       <a:avLst/>

--- a/GestionDeProjet.docx
+++ b/GestionDeProjet.docx
@@ -2,6 +2,84 @@
 <file path=word/document.xml><?xml version="1.0" encoding="utf-8"?>
 <w:document xmlns:wpc="http://schemas.microsoft.com/office/word/2010/wordprocessingCanvas" xmlns:cx="http://schemas.microsoft.com/office/drawing/2014/chartex" xmlns:mc="http://schemas.openxmlformats.org/markup-compatibility/2006" xmlns:o="urn:schemas-microsoft-com:office:office" xmlns:r="http://schemas.openxmlformats.org/officeDocument/2006/relationships" xmlns:m="http://schemas.openxmlformats.org/officeDocument/2006/math" xmlns:v="urn:schemas-microsoft-com:vml" xmlns:wp14="http://schemas.microsoft.com/office/word/2010/wordprocessingDrawing" xmlns:wp="http://schemas.openxmlformats.org/drawingml/2006/wordprocessingDrawing" xmlns:w10="urn:schemas-microsoft-com:office:word" xmlns:w="http://schemas.openxmlformats.org/wordprocessingml/2006/main" xmlns:w14="http://schemas.microsoft.com/office/word/2010/wordml" xmlns:w15="http://schemas.microsoft.com/office/word/2012/wordml" xmlns:w16se="http://schemas.microsoft.com/office/word/2015/wordml/symex" xmlns:wpg="http://schemas.microsoft.com/office/word/2010/wordprocessingGroup" xmlns:wpi="http://schemas.microsoft.com/office/word/2010/wordprocessingInk" xmlns:wne="http://schemas.microsoft.com/office/word/2006/wordml" xmlns:wps="http://schemas.microsoft.com/office/word/2010/wordprocessingShape" mc:Ignorable="w14 w15 w16se wp14">
   <w:body>
+    <w:p>
+      <w:pPr>
+        <w:pStyle w:val="a3"/>
+        <w:rPr>
+          <w:b/>
+          <w:sz w:val="28"/>
+          <w:szCs w:val="28"/>
+          <w:lang w:val="en-US"/>
+        </w:rPr>
+      </w:pPr>
+      <w:proofErr w:type="spellStart"/>
+      <w:r>
+        <w:rPr>
+          <w:b/>
+          <w:sz w:val="28"/>
+          <w:szCs w:val="28"/>
+          <w:lang w:val="en-US"/>
+        </w:rPr>
+        <w:t>J'ai</w:t>
+      </w:r>
+      <w:proofErr w:type="spellEnd"/>
+      <w:r>
+        <w:rPr>
+          <w:b/>
+          <w:sz w:val="28"/>
+          <w:szCs w:val="28"/>
+          <w:lang w:val="en-US"/>
+        </w:rPr>
+        <w:t xml:space="preserve"> </w:t>
+      </w:r>
+      <w:proofErr w:type="spellStart"/>
+      <w:r>
+        <w:rPr>
+          <w:b/>
+          <w:sz w:val="28"/>
+          <w:szCs w:val="28"/>
+          <w:lang w:val="en-US"/>
+        </w:rPr>
+        <w:t>créé</w:t>
+      </w:r>
+      <w:proofErr w:type="spellEnd"/>
+      <w:r>
+        <w:rPr>
+          <w:b/>
+          <w:sz w:val="28"/>
+          <w:szCs w:val="28"/>
+          <w:lang w:val="en-US"/>
+        </w:rPr>
+        <w:t xml:space="preserve"> un </w:t>
+      </w:r>
+      <w:proofErr w:type="spellStart"/>
+      <w:r>
+        <w:rPr>
+          <w:b/>
+          <w:sz w:val="28"/>
+          <w:szCs w:val="28"/>
+          <w:lang w:val="en-US"/>
+        </w:rPr>
+        <w:t>dépôt</w:t>
+      </w:r>
+      <w:proofErr w:type="spellEnd"/>
+      <w:r>
+        <w:rPr>
+          <w:b/>
+          <w:sz w:val="28"/>
+          <w:szCs w:val="28"/>
+          <w:lang w:val="en-US"/>
+        </w:rPr>
+        <w:t xml:space="preserve"> vide sur GitHub</w:t>
+      </w:r>
+    </w:p>
+    <w:p>
+      <w:pPr>
+        <w:rPr>
+          <w:lang w:val="en-US"/>
+        </w:rPr>
+      </w:pPr>
+    </w:p>
     <w:p>
       <w:r>
         <w:rPr>
@@ -13,89 +91,6 @@
             <wp:extent cx="5940425" cy="2952750"/>
             <wp:effectExtent l="0" t="0" r="3175" b="0"/>
             <wp:docPr id="1" name="Рисунок 1"/>
-            <wp:cNvGraphicFramePr>
-              <a:graphicFrameLocks xmlns:a="http://schemas.openxmlformats.org/drawingml/2006/main" noChangeAspect="1"/>
-            </wp:cNvGraphicFramePr>
-            <a:graphic xmlns:a="http://schemas.openxmlformats.org/drawingml/2006/main">
-              <a:graphicData uri="http://schemas.openxmlformats.org/drawingml/2006/picture">
-                <pic:pic xmlns:pic="http://schemas.openxmlformats.org/drawingml/2006/picture">
-                  <pic:nvPicPr>
-                    <pic:cNvPr id="1" name=""/>
-                    <pic:cNvPicPr/>
-                  </pic:nvPicPr>
-                  <pic:blipFill>
-                    <a:blip r:embed="rId4"/>
-                    <a:stretch>
-                      <a:fillRect/>
-                    </a:stretch>
-                  </pic:blipFill>
-                  <pic:spPr>
-                    <a:xfrm>
-                      <a:off x="0" y="0"/>
-                      <a:ext cx="5940425" cy="2952750"/>
-                    </a:xfrm>
-                    <a:prstGeom prst="rect">
-                      <a:avLst/>
-                    </a:prstGeom>
-                  </pic:spPr>
-                </pic:pic>
-              </a:graphicData>
-            </a:graphic>
-          </wp:inline>
-        </w:drawing>
-      </w:r>
-    </w:p>
-    <w:p>
-      <w:r>
-        <w:rPr>
-          <w:noProof/>
-          <w:lang w:eastAsia="ru-RU"/>
-        </w:rPr>
-        <w:drawing>
-          <wp:inline distT="0" distB="0" distL="0" distR="0" wp14:anchorId="30D049FA" wp14:editId="1E2F2549">
-            <wp:extent cx="5940425" cy="3027045"/>
-            <wp:effectExtent l="0" t="0" r="3175" b="1905"/>
-            <wp:docPr id="2" name="Рисунок 2"/>
-            <wp:cNvGraphicFramePr>
-              <a:graphicFrameLocks xmlns:a="http://schemas.openxmlformats.org/drawingml/2006/main" noChangeAspect="1"/>
-            </wp:cNvGraphicFramePr>
-            <a:graphic xmlns:a="http://schemas.openxmlformats.org/drawingml/2006/main">
-              <a:graphicData uri="http://schemas.openxmlformats.org/drawingml/2006/picture">
-                <pic:pic xmlns:pic="http://schemas.openxmlformats.org/drawingml/2006/picture">
-                  <pic:nvPicPr>
-                    <pic:cNvPr id="1" name=""/>
-                    <pic:cNvPicPr/>
-                  </pic:nvPicPr>
-                  <pic:blipFill>
-                    <a:blip r:embed="rId5"/>
-                    <a:stretch>
-                      <a:fillRect/>
-                    </a:stretch>
-                  </pic:blipFill>
-                  <pic:spPr>
-                    <a:xfrm>
-                      <a:off x="0" y="0"/>
-                      <a:ext cx="5940425" cy="3027045"/>
-                    </a:xfrm>
-                    <a:prstGeom prst="rect">
-                      <a:avLst/>
-                    </a:prstGeom>
-                  </pic:spPr>
-                </pic:pic>
-              </a:graphicData>
-            </a:graphic>
-          </wp:inline>
-        </w:drawing>
-      </w:r>
-    </w:p>
-    <w:p>
-      <w:r>
-        <w:lastRenderedPageBreak/>
-        <w:drawing>
-          <wp:inline distT="0" distB="0" distL="0" distR="0" wp14:anchorId="31DABE60" wp14:editId="40C45A3E">
-            <wp:extent cx="5940425" cy="3042285"/>
-            <wp:effectExtent l="0" t="0" r="3175" b="5715"/>
-            <wp:docPr id="3" name="Рисунок 3"/>
             <wp:cNvGraphicFramePr>
               <a:graphicFrameLocks xmlns:a="http://schemas.openxmlformats.org/drawingml/2006/main" noChangeAspect="1"/>
             </wp:cNvGraphicFramePr>
@@ -115,6 +110,486 @@
                   <pic:spPr>
                     <a:xfrm>
                       <a:off x="0" y="0"/>
+                      <a:ext cx="5940425" cy="2952750"/>
+                    </a:xfrm>
+                    <a:prstGeom prst="rect">
+                      <a:avLst/>
+                    </a:prstGeom>
+                  </pic:spPr>
+                </pic:pic>
+              </a:graphicData>
+            </a:graphic>
+          </wp:inline>
+        </w:drawing>
+      </w:r>
+    </w:p>
+    <w:p>
+      <w:pPr>
+        <w:pStyle w:val="a3"/>
+        <w:rPr>
+          <w:b/>
+          <w:sz w:val="28"/>
+          <w:szCs w:val="28"/>
+          <w:lang w:val="en-US"/>
+        </w:rPr>
+      </w:pPr>
+      <w:proofErr w:type="spellStart"/>
+      <w:r>
+        <w:rPr>
+          <w:b/>
+          <w:sz w:val="28"/>
+          <w:szCs w:val="28"/>
+          <w:lang w:val="en-US"/>
+        </w:rPr>
+        <w:t>J'y</w:t>
+      </w:r>
+      <w:proofErr w:type="spellEnd"/>
+      <w:r>
+        <w:rPr>
+          <w:b/>
+          <w:sz w:val="28"/>
+          <w:szCs w:val="28"/>
+          <w:lang w:val="en-US"/>
+        </w:rPr>
+        <w:t xml:space="preserve"> </w:t>
+      </w:r>
+      <w:proofErr w:type="spellStart"/>
+      <w:r>
+        <w:rPr>
+          <w:b/>
+          <w:sz w:val="28"/>
+          <w:szCs w:val="28"/>
+          <w:lang w:val="en-US"/>
+        </w:rPr>
+        <w:t>ai</w:t>
+      </w:r>
+      <w:proofErr w:type="spellEnd"/>
+      <w:r>
+        <w:rPr>
+          <w:b/>
+          <w:sz w:val="28"/>
+          <w:szCs w:val="28"/>
+          <w:lang w:val="en-US"/>
+        </w:rPr>
+        <w:t xml:space="preserve"> </w:t>
+      </w:r>
+      <w:proofErr w:type="spellStart"/>
+      <w:r>
+        <w:rPr>
+          <w:b/>
+          <w:sz w:val="28"/>
+          <w:szCs w:val="28"/>
+          <w:lang w:val="en-US"/>
+        </w:rPr>
+        <w:t>ajouté</w:t>
+      </w:r>
+      <w:proofErr w:type="spellEnd"/>
+      <w:r>
+        <w:rPr>
+          <w:b/>
+          <w:sz w:val="28"/>
+          <w:szCs w:val="28"/>
+          <w:lang w:val="en-US"/>
+        </w:rPr>
+        <w:t xml:space="preserve"> les </w:t>
+      </w:r>
+      <w:proofErr w:type="spellStart"/>
+      <w:r>
+        <w:rPr>
+          <w:b/>
+          <w:sz w:val="28"/>
+          <w:szCs w:val="28"/>
+          <w:lang w:val="en-US"/>
+        </w:rPr>
+        <w:t>membres</w:t>
+      </w:r>
+      <w:proofErr w:type="spellEnd"/>
+      <w:r>
+        <w:rPr>
+          <w:b/>
+          <w:sz w:val="28"/>
+          <w:szCs w:val="28"/>
+          <w:lang w:val="en-US"/>
+        </w:rPr>
+        <w:t xml:space="preserve"> de mon </w:t>
+      </w:r>
+      <w:proofErr w:type="spellStart"/>
+      <w:r>
+        <w:rPr>
+          <w:b/>
+          <w:sz w:val="28"/>
+          <w:szCs w:val="28"/>
+          <w:lang w:val="en-US"/>
+        </w:rPr>
+        <w:t>groupe</w:t>
+      </w:r>
+      <w:proofErr w:type="spellEnd"/>
+    </w:p>
+    <w:p>
+      <w:pPr>
+        <w:rPr>
+          <w:lang w:val="en-US"/>
+        </w:rPr>
+      </w:pPr>
+    </w:p>
+    <w:p>
+      <w:r>
+        <w:rPr>
+          <w:noProof/>
+          <w:lang w:eastAsia="ru-RU"/>
+        </w:rPr>
+        <w:drawing>
+          <wp:inline distT="0" distB="0" distL="0" distR="0" wp14:anchorId="30D049FA" wp14:editId="1E2F2549">
+            <wp:extent cx="5940425" cy="3027045"/>
+            <wp:effectExtent l="0" t="0" r="3175" b="1905"/>
+            <wp:docPr id="2" name="Рисунок 2"/>
+            <wp:cNvGraphicFramePr>
+              <a:graphicFrameLocks xmlns:a="http://schemas.openxmlformats.org/drawingml/2006/main" noChangeAspect="1"/>
+            </wp:cNvGraphicFramePr>
+            <a:graphic xmlns:a="http://schemas.openxmlformats.org/drawingml/2006/main">
+              <a:graphicData uri="http://schemas.openxmlformats.org/drawingml/2006/picture">
+                <pic:pic xmlns:pic="http://schemas.openxmlformats.org/drawingml/2006/picture">
+                  <pic:nvPicPr>
+                    <pic:cNvPr id="1" name=""/>
+                    <pic:cNvPicPr/>
+                  </pic:nvPicPr>
+                  <pic:blipFill>
+                    <a:blip r:embed="rId7"/>
+                    <a:stretch>
+                      <a:fillRect/>
+                    </a:stretch>
+                  </pic:blipFill>
+                  <pic:spPr>
+                    <a:xfrm>
+                      <a:off x="0" y="0"/>
+                      <a:ext cx="5940425" cy="3027045"/>
+                    </a:xfrm>
+                    <a:prstGeom prst="rect">
+                      <a:avLst/>
+                    </a:prstGeom>
+                  </pic:spPr>
+                </pic:pic>
+              </a:graphicData>
+            </a:graphic>
+          </wp:inline>
+        </w:drawing>
+      </w:r>
+    </w:p>
+    <w:p/>
+    <w:p/>
+    <w:p/>
+    <w:p/>
+    <w:p/>
+    <w:p/>
+    <w:p>
+      <w:pPr>
+        <w:pStyle w:val="a3"/>
+        <w:rPr>
+          <w:b/>
+          <w:sz w:val="28"/>
+          <w:szCs w:val="28"/>
+          <w:lang w:val="en-US"/>
+        </w:rPr>
+      </w:pPr>
+      <w:r>
+        <w:rPr>
+          <w:b/>
+          <w:sz w:val="28"/>
+          <w:szCs w:val="28"/>
+          <w:lang w:val="en-US"/>
+        </w:rPr>
+        <w:lastRenderedPageBreak/>
+        <w:t xml:space="preserve">À </w:t>
+      </w:r>
+      <w:proofErr w:type="spellStart"/>
+      <w:r>
+        <w:rPr>
+          <w:b/>
+          <w:sz w:val="28"/>
+          <w:szCs w:val="28"/>
+          <w:lang w:val="en-US"/>
+        </w:rPr>
+        <w:t>l'aide</w:t>
+      </w:r>
+      <w:proofErr w:type="spellEnd"/>
+      <w:r>
+        <w:rPr>
+          <w:b/>
+          <w:sz w:val="28"/>
+          <w:szCs w:val="28"/>
+          <w:lang w:val="en-US"/>
+        </w:rPr>
+        <w:t xml:space="preserve"> du terminal, </w:t>
+      </w:r>
+      <w:proofErr w:type="spellStart"/>
+      <w:r>
+        <w:rPr>
+          <w:b/>
+          <w:sz w:val="28"/>
+          <w:szCs w:val="28"/>
+          <w:lang w:val="en-US"/>
+        </w:rPr>
+        <w:t>j'ai</w:t>
+      </w:r>
+      <w:proofErr w:type="spellEnd"/>
+      <w:r>
+        <w:rPr>
+          <w:b/>
+          <w:sz w:val="28"/>
+          <w:szCs w:val="28"/>
+          <w:lang w:val="en-US"/>
+        </w:rPr>
+        <w:t xml:space="preserve"> </w:t>
+      </w:r>
+      <w:proofErr w:type="spellStart"/>
+      <w:r>
+        <w:rPr>
+          <w:b/>
+          <w:sz w:val="28"/>
+          <w:szCs w:val="28"/>
+          <w:lang w:val="en-US"/>
+        </w:rPr>
+        <w:t>connecté</w:t>
+      </w:r>
+      <w:proofErr w:type="spellEnd"/>
+      <w:r>
+        <w:rPr>
+          <w:b/>
+          <w:sz w:val="28"/>
+          <w:szCs w:val="28"/>
+          <w:lang w:val="en-US"/>
+        </w:rPr>
+        <w:t xml:space="preserve"> le </w:t>
+      </w:r>
+      <w:proofErr w:type="spellStart"/>
+      <w:r>
+        <w:rPr>
+          <w:b/>
+          <w:sz w:val="28"/>
+          <w:szCs w:val="28"/>
+          <w:lang w:val="en-US"/>
+        </w:rPr>
+        <w:t>projet</w:t>
+      </w:r>
+      <w:proofErr w:type="spellEnd"/>
+      <w:r>
+        <w:rPr>
+          <w:b/>
+          <w:sz w:val="28"/>
+          <w:szCs w:val="28"/>
+          <w:lang w:val="en-US"/>
+        </w:rPr>
+        <w:t xml:space="preserve"> local au </w:t>
+      </w:r>
+      <w:proofErr w:type="spellStart"/>
+      <w:r>
+        <w:rPr>
+          <w:b/>
+          <w:sz w:val="28"/>
+          <w:szCs w:val="28"/>
+          <w:lang w:val="en-US"/>
+        </w:rPr>
+        <w:t>dépôt</w:t>
+      </w:r>
+      <w:proofErr w:type="spellEnd"/>
+      <w:r>
+        <w:rPr>
+          <w:b/>
+          <w:sz w:val="28"/>
+          <w:szCs w:val="28"/>
+          <w:lang w:val="en-US"/>
+        </w:rPr>
+        <w:t xml:space="preserve"> distant et je </w:t>
+      </w:r>
+      <w:proofErr w:type="spellStart"/>
+      <w:r>
+        <w:rPr>
+          <w:b/>
+          <w:sz w:val="28"/>
+          <w:szCs w:val="28"/>
+          <w:lang w:val="en-US"/>
+        </w:rPr>
+        <w:t>l'y</w:t>
+      </w:r>
+      <w:proofErr w:type="spellEnd"/>
+      <w:r>
+        <w:rPr>
+          <w:b/>
+          <w:sz w:val="28"/>
+          <w:szCs w:val="28"/>
+          <w:lang w:val="en-US"/>
+        </w:rPr>
+        <w:t xml:space="preserve"> </w:t>
+      </w:r>
+      <w:proofErr w:type="spellStart"/>
+      <w:r>
+        <w:rPr>
+          <w:b/>
+          <w:sz w:val="28"/>
+          <w:szCs w:val="28"/>
+          <w:lang w:val="en-US"/>
+        </w:rPr>
+        <w:t>ai</w:t>
+      </w:r>
+      <w:proofErr w:type="spellEnd"/>
+      <w:r>
+        <w:rPr>
+          <w:b/>
+          <w:sz w:val="28"/>
+          <w:szCs w:val="28"/>
+          <w:lang w:val="en-US"/>
+        </w:rPr>
+        <w:t xml:space="preserve"> </w:t>
+      </w:r>
+      <w:proofErr w:type="spellStart"/>
+      <w:r>
+        <w:rPr>
+          <w:b/>
+          <w:sz w:val="28"/>
+          <w:szCs w:val="28"/>
+          <w:lang w:val="en-US"/>
+        </w:rPr>
+        <w:t>envoyé</w:t>
+      </w:r>
+      <w:proofErr w:type="spellEnd"/>
+      <w:r>
+        <w:rPr>
+          <w:b/>
+          <w:sz w:val="28"/>
+          <w:szCs w:val="28"/>
+          <w:lang w:val="en-US"/>
+        </w:rPr>
+        <w:t xml:space="preserve"> </w:t>
+      </w:r>
+      <w:proofErr w:type="spellStart"/>
+      <w:r>
+        <w:rPr>
+          <w:b/>
+          <w:sz w:val="28"/>
+          <w:szCs w:val="28"/>
+          <w:lang w:val="en-US"/>
+        </w:rPr>
+        <w:t>en</w:t>
+      </w:r>
+      <w:proofErr w:type="spellEnd"/>
+      <w:r>
+        <w:rPr>
+          <w:b/>
+          <w:sz w:val="28"/>
+          <w:szCs w:val="28"/>
+          <w:lang w:val="en-US"/>
+        </w:rPr>
+        <w:t xml:space="preserve"> </w:t>
+      </w:r>
+      <w:proofErr w:type="spellStart"/>
+      <w:r>
+        <w:rPr>
+          <w:b/>
+          <w:sz w:val="28"/>
+          <w:szCs w:val="28"/>
+          <w:lang w:val="en-US"/>
+        </w:rPr>
+        <w:t>créant</w:t>
+      </w:r>
+      <w:proofErr w:type="spellEnd"/>
+      <w:r>
+        <w:rPr>
+          <w:b/>
+          <w:sz w:val="28"/>
+          <w:szCs w:val="28"/>
+          <w:lang w:val="en-US"/>
+        </w:rPr>
+        <w:t xml:space="preserve"> la </w:t>
+      </w:r>
+      <w:proofErr w:type="spellStart"/>
+      <w:r>
+        <w:rPr>
+          <w:b/>
+          <w:sz w:val="28"/>
+          <w:szCs w:val="28"/>
+          <w:lang w:val="en-US"/>
+        </w:rPr>
+        <w:t>branche</w:t>
+      </w:r>
+      <w:proofErr w:type="spellEnd"/>
+      <w:r>
+        <w:rPr>
+          <w:b/>
+          <w:sz w:val="28"/>
+          <w:szCs w:val="28"/>
+          <w:lang w:val="en-US"/>
+        </w:rPr>
+        <w:t xml:space="preserve"> </w:t>
+      </w:r>
+      <w:proofErr w:type="spellStart"/>
+      <w:r>
+        <w:rPr>
+          <w:b/>
+          <w:sz w:val="28"/>
+          <w:szCs w:val="28"/>
+          <w:lang w:val="en-US"/>
+        </w:rPr>
+        <w:t>principale</w:t>
+      </w:r>
+      <w:proofErr w:type="spellEnd"/>
+      <w:r>
+        <w:rPr>
+          <w:b/>
+          <w:sz w:val="28"/>
+          <w:szCs w:val="28"/>
+          <w:lang w:val="en-US"/>
+        </w:rPr>
+        <w:t xml:space="preserve"> de </w:t>
+      </w:r>
+      <w:proofErr w:type="spellStart"/>
+      <w:r>
+        <w:rPr>
+          <w:b/>
+          <w:sz w:val="28"/>
+          <w:szCs w:val="28"/>
+          <w:lang w:val="en-US"/>
+        </w:rPr>
+        <w:t>développement</w:t>
+      </w:r>
+      <w:proofErr w:type="spellEnd"/>
+    </w:p>
+    <w:p>
+      <w:pPr>
+        <w:rPr>
+          <w:lang w:val="en-US"/>
+        </w:rPr>
+      </w:pPr>
+    </w:p>
+    <w:p>
+      <w:r>
+        <w:rPr>
+          <w:noProof/>
+          <w:lang w:eastAsia="ru-RU"/>
+        </w:rPr>
+        <w:drawing>
+          <wp:inline distT="0" distB="0" distL="0" distR="0" wp14:anchorId="31DABE60" wp14:editId="40C45A3E">
+            <wp:extent cx="5940425" cy="3042285"/>
+            <wp:effectExtent l="0" t="0" r="3175" b="5715"/>
+            <wp:docPr id="3" name="Рисунок 3"/>
+            <wp:cNvGraphicFramePr>
+              <a:graphicFrameLocks xmlns:a="http://schemas.openxmlformats.org/drawingml/2006/main" noChangeAspect="1"/>
+            </wp:cNvGraphicFramePr>
+            <a:graphic xmlns:a="http://schemas.openxmlformats.org/drawingml/2006/main">
+              <a:graphicData uri="http://schemas.openxmlformats.org/drawingml/2006/picture">
+                <pic:pic xmlns:pic="http://schemas.openxmlformats.org/drawingml/2006/picture">
+                  <pic:nvPicPr>
+                    <pic:cNvPr id="1" name=""/>
+                    <pic:cNvPicPr/>
+                  </pic:nvPicPr>
+                  <pic:blipFill>
+                    <a:blip r:embed="rId8"/>
+                    <a:stretch>
+                      <a:fillRect/>
+                    </a:stretch>
+                  </pic:blipFill>
+                  <pic:spPr>
+                    <a:xfrm>
+                      <a:off x="0" y="0"/>
                       <a:ext cx="5940425" cy="3042285"/>
                     </a:xfrm>
                     <a:prstGeom prst="rect">
@@ -127,8 +602,450 @@
           </wp:inline>
         </w:drawing>
       </w:r>
+    </w:p>
+    <w:p>
+      <w:pPr>
+        <w:pStyle w:val="a3"/>
+        <w:rPr>
+          <w:b/>
+          <w:sz w:val="28"/>
+          <w:szCs w:val="28"/>
+          <w:lang w:val="en-US"/>
+        </w:rPr>
+      </w:pPr>
+      <w:proofErr w:type="spellStart"/>
+      <w:r>
+        <w:rPr>
+          <w:b/>
+          <w:sz w:val="28"/>
+          <w:szCs w:val="28"/>
+          <w:lang w:val="en-US"/>
+        </w:rPr>
+        <w:t>J'ai</w:t>
+      </w:r>
+      <w:proofErr w:type="spellEnd"/>
+      <w:r>
+        <w:rPr>
+          <w:b/>
+          <w:sz w:val="28"/>
+          <w:szCs w:val="28"/>
+          <w:lang w:val="en-US"/>
+        </w:rPr>
+        <w:t xml:space="preserve"> </w:t>
+      </w:r>
+      <w:proofErr w:type="spellStart"/>
+      <w:r>
+        <w:rPr>
+          <w:b/>
+          <w:sz w:val="28"/>
+          <w:szCs w:val="28"/>
+          <w:lang w:val="en-US"/>
+        </w:rPr>
+        <w:t>créé</w:t>
+      </w:r>
+      <w:proofErr w:type="spellEnd"/>
+      <w:r>
+        <w:rPr>
+          <w:b/>
+          <w:sz w:val="28"/>
+          <w:szCs w:val="28"/>
+          <w:lang w:val="en-US"/>
+        </w:rPr>
+        <w:t xml:space="preserve"> et </w:t>
+      </w:r>
+      <w:proofErr w:type="spellStart"/>
+      <w:r>
+        <w:rPr>
+          <w:b/>
+          <w:sz w:val="28"/>
+          <w:szCs w:val="28"/>
+          <w:lang w:val="en-US"/>
+        </w:rPr>
+        <w:t>modifié</w:t>
+      </w:r>
+      <w:proofErr w:type="spellEnd"/>
+      <w:r>
+        <w:rPr>
+          <w:b/>
+          <w:sz w:val="28"/>
+          <w:szCs w:val="28"/>
+          <w:lang w:val="en-US"/>
+        </w:rPr>
+        <w:t xml:space="preserve"> </w:t>
+      </w:r>
+      <w:proofErr w:type="spellStart"/>
+      <w:r>
+        <w:rPr>
+          <w:b/>
+          <w:sz w:val="28"/>
+          <w:szCs w:val="28"/>
+          <w:lang w:val="en-US"/>
+        </w:rPr>
+        <w:t>une</w:t>
+      </w:r>
+      <w:proofErr w:type="spellEnd"/>
+      <w:r>
+        <w:rPr>
+          <w:b/>
+          <w:sz w:val="28"/>
+          <w:szCs w:val="28"/>
+          <w:lang w:val="en-US"/>
+        </w:rPr>
+        <w:t xml:space="preserve"> nouvelle </w:t>
+      </w:r>
+      <w:proofErr w:type="spellStart"/>
+      <w:r>
+        <w:rPr>
+          <w:b/>
+          <w:sz w:val="28"/>
+          <w:szCs w:val="28"/>
+          <w:lang w:val="en-US"/>
+        </w:rPr>
+        <w:t>branche</w:t>
+      </w:r>
+      <w:proofErr w:type="spellEnd"/>
+      <w:r>
+        <w:rPr>
+          <w:b/>
+          <w:sz w:val="28"/>
+          <w:szCs w:val="28"/>
+          <w:lang w:val="en-US"/>
+        </w:rPr>
+        <w:t xml:space="preserve"> </w:t>
+      </w:r>
+      <w:proofErr w:type="spellStart"/>
+      <w:r>
+        <w:rPr>
+          <w:b/>
+          <w:sz w:val="28"/>
+          <w:szCs w:val="28"/>
+          <w:lang w:val="en-US"/>
+        </w:rPr>
+        <w:t>localement</w:t>
+      </w:r>
+      <w:proofErr w:type="spellEnd"/>
+      <w:r>
+        <w:rPr>
+          <w:b/>
+          <w:sz w:val="28"/>
+          <w:szCs w:val="28"/>
+          <w:lang w:val="en-US"/>
+        </w:rPr>
+        <w:t xml:space="preserve">, </w:t>
+      </w:r>
+      <w:proofErr w:type="spellStart"/>
+      <w:r>
+        <w:rPr>
+          <w:b/>
+          <w:sz w:val="28"/>
+          <w:szCs w:val="28"/>
+          <w:lang w:val="en-US"/>
+        </w:rPr>
+        <w:t>puis</w:t>
+      </w:r>
+      <w:proofErr w:type="spellEnd"/>
+      <w:r>
+        <w:rPr>
+          <w:b/>
+          <w:sz w:val="28"/>
+          <w:szCs w:val="28"/>
+          <w:lang w:val="en-US"/>
+        </w:rPr>
+        <w:t xml:space="preserve"> je </w:t>
+      </w:r>
+      <w:proofErr w:type="spellStart"/>
+      <w:r>
+        <w:rPr>
+          <w:b/>
+          <w:sz w:val="28"/>
+          <w:szCs w:val="28"/>
+          <w:lang w:val="en-US"/>
+        </w:rPr>
+        <w:t>l'ai</w:t>
+      </w:r>
+      <w:proofErr w:type="spellEnd"/>
+      <w:r>
+        <w:rPr>
+          <w:b/>
+          <w:sz w:val="28"/>
+          <w:szCs w:val="28"/>
+          <w:lang w:val="en-US"/>
+        </w:rPr>
+        <w:t xml:space="preserve"> </w:t>
+      </w:r>
+      <w:proofErr w:type="spellStart"/>
+      <w:r>
+        <w:rPr>
+          <w:b/>
+          <w:sz w:val="28"/>
+          <w:szCs w:val="28"/>
+          <w:lang w:val="en-US"/>
+        </w:rPr>
+        <w:t>ajoutée</w:t>
+      </w:r>
+      <w:proofErr w:type="spellEnd"/>
+      <w:r>
+        <w:rPr>
+          <w:b/>
+          <w:sz w:val="28"/>
+          <w:szCs w:val="28"/>
+          <w:lang w:val="en-US"/>
+        </w:rPr>
+        <w:t xml:space="preserve"> au </w:t>
+      </w:r>
+      <w:proofErr w:type="spellStart"/>
+      <w:r>
+        <w:rPr>
+          <w:b/>
+          <w:sz w:val="28"/>
+          <w:szCs w:val="28"/>
+          <w:lang w:val="en-US"/>
+        </w:rPr>
+        <w:t>serveur</w:t>
+      </w:r>
+      <w:proofErr w:type="spellEnd"/>
+      <w:r>
+        <w:rPr>
+          <w:b/>
+          <w:sz w:val="28"/>
+          <w:szCs w:val="28"/>
+          <w:lang w:val="en-US"/>
+        </w:rPr>
+        <w:t xml:space="preserve"> distant </w:t>
+      </w:r>
+    </w:p>
+    <w:p>
+      <w:pPr>
+        <w:rPr>
+          <w:lang w:val="en-US"/>
+        </w:rPr>
+      </w:pPr>
+    </w:p>
+    <w:p>
+      <w:r>
+        <w:drawing>
+          <wp:inline distT="0" distB="0" distL="0" distR="0" wp14:anchorId="09A37D5C" wp14:editId="3E337469">
+            <wp:extent cx="5940425" cy="3836670"/>
+            <wp:effectExtent l="0" t="0" r="3175" b="0"/>
+            <wp:docPr id="4" name="Рисунок 4"/>
+            <wp:cNvGraphicFramePr>
+              <a:graphicFrameLocks xmlns:a="http://schemas.openxmlformats.org/drawingml/2006/main" noChangeAspect="1"/>
+            </wp:cNvGraphicFramePr>
+            <a:graphic xmlns:a="http://schemas.openxmlformats.org/drawingml/2006/main">
+              <a:graphicData uri="http://schemas.openxmlformats.org/drawingml/2006/picture">
+                <pic:pic xmlns:pic="http://schemas.openxmlformats.org/drawingml/2006/picture">
+                  <pic:nvPicPr>
+                    <pic:cNvPr id="1" name=""/>
+                    <pic:cNvPicPr/>
+                  </pic:nvPicPr>
+                  <pic:blipFill>
+                    <a:blip r:embed="rId9"/>
+                    <a:stretch>
+                      <a:fillRect/>
+                    </a:stretch>
+                  </pic:blipFill>
+                  <pic:spPr>
+                    <a:xfrm>
+                      <a:off x="0" y="0"/>
+                      <a:ext cx="5940425" cy="3836670"/>
+                    </a:xfrm>
+                    <a:prstGeom prst="rect">
+                      <a:avLst/>
+                    </a:prstGeom>
+                  </pic:spPr>
+                </pic:pic>
+              </a:graphicData>
+            </a:graphic>
+          </wp:inline>
+        </w:drawing>
+      </w:r>
+    </w:p>
+    <w:p/>
+    <w:p>
+      <w:r>
+        <w:lastRenderedPageBreak/>
+        <w:drawing>
+          <wp:inline distT="0" distB="0" distL="0" distR="0" wp14:anchorId="16B21D1F" wp14:editId="05ADD94F">
+            <wp:extent cx="5940425" cy="3100705"/>
+            <wp:effectExtent l="0" t="0" r="3175" b="4445"/>
+            <wp:docPr id="5" name="Рисунок 5"/>
+            <wp:cNvGraphicFramePr>
+              <a:graphicFrameLocks xmlns:a="http://schemas.openxmlformats.org/drawingml/2006/main" noChangeAspect="1"/>
+            </wp:cNvGraphicFramePr>
+            <a:graphic xmlns:a="http://schemas.openxmlformats.org/drawingml/2006/main">
+              <a:graphicData uri="http://schemas.openxmlformats.org/drawingml/2006/picture">
+                <pic:pic xmlns:pic="http://schemas.openxmlformats.org/drawingml/2006/picture">
+                  <pic:nvPicPr>
+                    <pic:cNvPr id="1" name=""/>
+                    <pic:cNvPicPr/>
+                  </pic:nvPicPr>
+                  <pic:blipFill>
+                    <a:blip r:embed="rId10"/>
+                    <a:stretch>
+                      <a:fillRect/>
+                    </a:stretch>
+                  </pic:blipFill>
+                  <pic:spPr>
+                    <a:xfrm>
+                      <a:off x="0" y="0"/>
+                      <a:ext cx="5940425" cy="3100705"/>
+                    </a:xfrm>
+                    <a:prstGeom prst="rect">
+                      <a:avLst/>
+                    </a:prstGeom>
+                  </pic:spPr>
+                </pic:pic>
+              </a:graphicData>
+            </a:graphic>
+          </wp:inline>
+        </w:drawing>
+      </w:r>
+    </w:p>
+    <w:p>
+      <w:pPr>
+        <w:pStyle w:val="a3"/>
+        <w:rPr>
+          <w:b/>
+          <w:lang w:val="en-US"/>
+        </w:rPr>
+      </w:pPr>
+      <w:proofErr w:type="spellStart"/>
+      <w:r>
+        <w:rPr>
+          <w:b/>
+          <w:lang w:val="en-US"/>
+        </w:rPr>
+        <w:t>J'ai</w:t>
+      </w:r>
+      <w:proofErr w:type="spellEnd"/>
+      <w:r>
+        <w:rPr>
+          <w:b/>
+          <w:lang w:val="en-US"/>
+        </w:rPr>
+        <w:t xml:space="preserve"> </w:t>
+      </w:r>
+      <w:proofErr w:type="spellStart"/>
+      <w:r>
+        <w:rPr>
+          <w:b/>
+          <w:lang w:val="en-US"/>
+        </w:rPr>
+        <w:t>ajouté</w:t>
+      </w:r>
+      <w:proofErr w:type="spellEnd"/>
+      <w:r>
+        <w:rPr>
+          <w:b/>
+          <w:lang w:val="en-US"/>
+        </w:rPr>
+        <w:t xml:space="preserve"> de </w:t>
+      </w:r>
+      <w:proofErr w:type="spellStart"/>
+      <w:r>
+        <w:rPr>
+          <w:b/>
+          <w:lang w:val="en-US"/>
+        </w:rPr>
+        <w:t>nouvelles</w:t>
+      </w:r>
+      <w:proofErr w:type="spellEnd"/>
+      <w:r>
+        <w:rPr>
+          <w:b/>
+          <w:lang w:val="en-US"/>
+        </w:rPr>
+        <w:t xml:space="preserve"> </w:t>
+      </w:r>
+      <w:proofErr w:type="spellStart"/>
+      <w:r>
+        <w:rPr>
+          <w:b/>
+          <w:lang w:val="en-US"/>
+        </w:rPr>
+        <w:t>tâches</w:t>
+      </w:r>
+      <w:proofErr w:type="spellEnd"/>
+      <w:r>
+        <w:rPr>
+          <w:b/>
+          <w:lang w:val="en-US"/>
+        </w:rPr>
+        <w:t xml:space="preserve"> au </w:t>
+      </w:r>
+      <w:proofErr w:type="spellStart"/>
+      <w:r>
+        <w:rPr>
+          <w:b/>
+          <w:lang w:val="en-US"/>
+        </w:rPr>
+        <w:t>projet</w:t>
+      </w:r>
+      <w:proofErr w:type="spellEnd"/>
+      <w:r>
+        <w:rPr>
+          <w:b/>
+          <w:lang w:val="en-US"/>
+        </w:rPr>
+        <w:t xml:space="preserve"> sur GitHub pour les participants au </w:t>
+      </w:r>
+      <w:proofErr w:type="spellStart"/>
+      <w:r>
+        <w:rPr>
+          <w:b/>
+          <w:lang w:val="en-US"/>
+        </w:rPr>
+        <w:t>projet</w:t>
+      </w:r>
       <w:bookmarkStart w:id="0" w:name="_GoBack"/>
       <w:bookmarkEnd w:id="0"/>
+      <w:proofErr w:type="spellEnd"/>
+    </w:p>
+    <w:p>
+      <w:pPr>
+        <w:rPr>
+          <w:lang w:val="en-US"/>
+        </w:rPr>
+      </w:pPr>
+    </w:p>
+    <w:p>
+      <w:r>
+        <w:drawing>
+          <wp:inline distT="0" distB="0" distL="0" distR="0" wp14:anchorId="2A9D3D61" wp14:editId="7AD73749">
+            <wp:extent cx="5940425" cy="960120"/>
+            <wp:effectExtent l="0" t="0" r="3175" b="0"/>
+            <wp:docPr id="6" name="Рисунок 6"/>
+            <wp:cNvGraphicFramePr>
+              <a:graphicFrameLocks xmlns:a="http://schemas.openxmlformats.org/drawingml/2006/main" noChangeAspect="1"/>
+            </wp:cNvGraphicFramePr>
+            <a:graphic xmlns:a="http://schemas.openxmlformats.org/drawingml/2006/main">
+              <a:graphicData uri="http://schemas.openxmlformats.org/drawingml/2006/picture">
+                <pic:pic xmlns:pic="http://schemas.openxmlformats.org/drawingml/2006/picture">
+                  <pic:nvPicPr>
+                    <pic:cNvPr id="1" name=""/>
+                    <pic:cNvPicPr/>
+                  </pic:nvPicPr>
+                  <pic:blipFill>
+                    <a:blip r:embed="rId11"/>
+                    <a:stretch>
+                      <a:fillRect/>
+                    </a:stretch>
+                  </pic:blipFill>
+                  <pic:spPr>
+                    <a:xfrm>
+                      <a:off x="0" y="0"/>
+                      <a:ext cx="5940425" cy="960120"/>
+                    </a:xfrm>
+                    <a:prstGeom prst="rect">
+                      <a:avLst/>
+                    </a:prstGeom>
+                  </pic:spPr>
+                </pic:pic>
+              </a:graphicData>
+            </a:graphic>
+          </wp:inline>
+        </w:drawing>
+      </w:r>
     </w:p>
     <w:sectPr>
       <w:pgSz w:w="11906" w:h="16838"/>
@@ -138,6 +1055,56 @@
     </w:sectPr>
   </w:body>
 </w:document>
+</file>
+
+<file path=word/endnotes.xml><?xml version="1.0" encoding="utf-8"?>
+<w:endnotes xmlns:wpc="http://schemas.microsoft.com/office/word/2010/wordprocessingCanvas" xmlns:cx="http://schemas.microsoft.com/office/drawing/2014/chartex" xmlns:mc="http://schemas.openxmlformats.org/markup-compatibility/2006" xmlns:o="urn:schemas-microsoft-com:office:office" xmlns:r="http://schemas.openxmlformats.org/officeDocument/2006/relationships" xmlns:m="http://schemas.openxmlformats.org/officeDocument/2006/math" xmlns:v="urn:schemas-microsoft-com:vml" xmlns:wp14="http://schemas.microsoft.com/office/word/2010/wordprocessingDrawing" xmlns:wp="http://schemas.openxmlformats.org/drawingml/2006/wordprocessingDrawing" xmlns:w10="urn:schemas-microsoft-com:office:word" xmlns:w="http://schemas.openxmlformats.org/wordprocessingml/2006/main" xmlns:w14="http://schemas.microsoft.com/office/word/2010/wordml" xmlns:w15="http://schemas.microsoft.com/office/word/2012/wordml" xmlns:w16se="http://schemas.microsoft.com/office/word/2015/wordml/symex" xmlns:wpg="http://schemas.microsoft.com/office/word/2010/wordprocessingGroup" xmlns:wpi="http://schemas.microsoft.com/office/word/2010/wordprocessingInk" xmlns:wne="http://schemas.microsoft.com/office/word/2006/wordml" xmlns:wps="http://schemas.microsoft.com/office/word/2010/wordprocessingShape" mc:Ignorable="w14 w15 w16se wp14">
+  <w:endnote w:type="separator" w:id="-1">
+    <w:p>
+      <w:pPr>
+        <w:spacing w:after="0" w:line="240" w:lineRule="auto"/>
+      </w:pPr>
+      <w:r>
+        <w:separator/>
+      </w:r>
+    </w:p>
+  </w:endnote>
+  <w:endnote w:type="continuationSeparator" w:id="0">
+    <w:p>
+      <w:pPr>
+        <w:spacing w:after="0" w:line="240" w:lineRule="auto"/>
+      </w:pPr>
+      <w:r>
+        <w:continuationSeparator/>
+      </w:r>
+    </w:p>
+  </w:endnote>
+</w:endnotes>
+</file>
+
+<file path=word/footnotes.xml><?xml version="1.0" encoding="utf-8"?>
+<w:footnotes xmlns:wpc="http://schemas.microsoft.com/office/word/2010/wordprocessingCanvas" xmlns:cx="http://schemas.microsoft.com/office/drawing/2014/chartex" xmlns:mc="http://schemas.openxmlformats.org/markup-compatibility/2006" xmlns:o="urn:schemas-microsoft-com:office:office" xmlns:r="http://schemas.openxmlformats.org/officeDocument/2006/relationships" xmlns:m="http://schemas.openxmlformats.org/officeDocument/2006/math" xmlns:v="urn:schemas-microsoft-com:vml" xmlns:wp14="http://schemas.microsoft.com/office/word/2010/wordprocessingDrawing" xmlns:wp="http://schemas.openxmlformats.org/drawingml/2006/wordprocessingDrawing" xmlns:w10="urn:schemas-microsoft-com:office:word" xmlns:w="http://schemas.openxmlformats.org/wordprocessingml/2006/main" xmlns:w14="http://schemas.microsoft.com/office/word/2010/wordml" xmlns:w15="http://schemas.microsoft.com/office/word/2012/wordml" xmlns:w16se="http://schemas.microsoft.com/office/word/2015/wordml/symex" xmlns:wpg="http://schemas.microsoft.com/office/word/2010/wordprocessingGroup" xmlns:wpi="http://schemas.microsoft.com/office/word/2010/wordprocessingInk" xmlns:wne="http://schemas.microsoft.com/office/word/2006/wordml" xmlns:wps="http://schemas.microsoft.com/office/word/2010/wordprocessingShape" mc:Ignorable="w14 w15 w16se wp14">
+  <w:footnote w:type="separator" w:id="-1">
+    <w:p>
+      <w:pPr>
+        <w:spacing w:after="0" w:line="240" w:lineRule="auto"/>
+      </w:pPr>
+      <w:r>
+        <w:separator/>
+      </w:r>
+    </w:p>
+  </w:footnote>
+  <w:footnote w:type="continuationSeparator" w:id="0">
+    <w:p>
+      <w:pPr>
+        <w:spacing w:after="0" w:line="240" w:lineRule="auto"/>
+      </w:pPr>
+      <w:r>
+        <w:continuationSeparator/>
+      </w:r>
+    </w:p>
+  </w:footnote>
+</w:footnotes>
 </file>
 
 <file path=word/styles.xml><?xml version="1.0" encoding="utf-8"?>
@@ -561,6 +1528,67 @@
     <w:semiHidden/>
     <w:unhideWhenUsed/>
   </w:style>
+  <w:style w:type="paragraph" w:styleId="a3">
+    <w:name w:val="Normal (Web)"/>
+    <w:basedOn w:val="a"/>
+    <w:uiPriority w:val="99"/>
+    <w:semiHidden/>
+    <w:unhideWhenUsed/>
+    <w:rsid w:val="002F6DAC"/>
+    <w:pPr>
+      <w:spacing w:before="100" w:beforeAutospacing="1" w:after="100" w:afterAutospacing="1" w:line="240" w:lineRule="auto"/>
+    </w:pPr>
+    <w:rPr>
+      <w:rFonts w:ascii="Times New Roman" w:eastAsia="Times New Roman" w:hAnsi="Times New Roman" w:cs="Times New Roman"/>
+      <w:sz w:val="24"/>
+      <w:szCs w:val="24"/>
+      <w:lang w:eastAsia="ru-RU"/>
+    </w:rPr>
+  </w:style>
+  <w:style w:type="paragraph" w:styleId="a4">
+    <w:name w:val="header"/>
+    <w:basedOn w:val="a"/>
+    <w:link w:val="a5"/>
+    <w:uiPriority w:val="99"/>
+    <w:unhideWhenUsed/>
+    <w:rsid w:val="002F6DAC"/>
+    <w:pPr>
+      <w:tabs>
+        <w:tab w:val="center" w:pos="4677"/>
+        <w:tab w:val="right" w:pos="9355"/>
+      </w:tabs>
+      <w:spacing w:after="0" w:line="240" w:lineRule="auto"/>
+    </w:pPr>
+  </w:style>
+  <w:style w:type="character" w:customStyle="1" w:styleId="a5">
+    <w:name w:val="Верхний колонтитул Знак"/>
+    <w:basedOn w:val="a0"/>
+    <w:link w:val="a4"/>
+    <w:uiPriority w:val="99"/>
+    <w:rsid w:val="002F6DAC"/>
+  </w:style>
+  <w:style w:type="paragraph" w:styleId="a6">
+    <w:name w:val="footer"/>
+    <w:basedOn w:val="a"/>
+    <w:link w:val="a7"/>
+    <w:uiPriority w:val="99"/>
+    <w:unhideWhenUsed/>
+    <w:rsid w:val="002F6DAC"/>
+    <w:pPr>
+      <w:tabs>
+        <w:tab w:val="center" w:pos="4677"/>
+        <w:tab w:val="right" w:pos="9355"/>
+      </w:tabs>
+      <w:spacing w:after="0" w:line="240" w:lineRule="auto"/>
+    </w:pPr>
+  </w:style>
+  <w:style w:type="character" w:customStyle="1" w:styleId="a7">
+    <w:name w:val="Нижний колонтитул Знак"/>
+    <w:basedOn w:val="a0"/>
+    <w:link w:val="a6"/>
+    <w:uiPriority w:val="99"/>
+    <w:rsid w:val="002F6DAC"/>
+  </w:style>
 </w:styles>
 </file>
 

--- a/GestionDeProjet.docx
+++ b/GestionDeProjet.docx
@@ -1,82 +1,72 @@
 
 <file path=word/document.xml><?xml version="1.0" encoding="utf-8"?>
-<w:document xmlns:wpc="http://schemas.microsoft.com/office/word/2010/wordprocessingCanvas" xmlns:cx="http://schemas.microsoft.com/office/drawing/2014/chartex" xmlns:mc="http://schemas.openxmlformats.org/markup-compatibility/2006" xmlns:o="urn:schemas-microsoft-com:office:office" xmlns:r="http://schemas.openxmlformats.org/officeDocument/2006/relationships" xmlns:m="http://schemas.openxmlformats.org/officeDocument/2006/math" xmlns:v="urn:schemas-microsoft-com:vml" xmlns:wp14="http://schemas.microsoft.com/office/word/2010/wordprocessingDrawing" xmlns:wp="http://schemas.openxmlformats.org/drawingml/2006/wordprocessingDrawing" xmlns:w10="urn:schemas-microsoft-com:office:word" xmlns:w="http://schemas.openxmlformats.org/wordprocessingml/2006/main" xmlns:w14="http://schemas.microsoft.com/office/word/2010/wordml" xmlns:w15="http://schemas.microsoft.com/office/word/2012/wordml" xmlns:w16se="http://schemas.microsoft.com/office/word/2015/wordml/symex" xmlns:wpg="http://schemas.microsoft.com/office/word/2010/wordprocessingGroup" xmlns:wpi="http://schemas.microsoft.com/office/word/2010/wordprocessingInk" xmlns:wne="http://schemas.microsoft.com/office/word/2006/wordml" xmlns:wps="http://schemas.microsoft.com/office/word/2010/wordprocessingShape" mc:Ignorable="w14 w15 w16se wp14">
+<w:document xmlns:wpc="http://schemas.microsoft.com/office/word/2010/wordprocessingCanvas" xmlns:cx="http://schemas.microsoft.com/office/drawing/2014/chartex" xmlns:cx1="http://schemas.microsoft.com/office/drawing/2015/9/8/chartex" xmlns:cx2="http://schemas.microsoft.com/office/drawing/2015/10/21/chartex" xmlns:cx3="http://schemas.microsoft.com/office/drawing/2016/5/9/chartex" xmlns:cx4="http://schemas.microsoft.com/office/drawing/2016/5/10/chartex" xmlns:cx5="http://schemas.microsoft.com/office/drawing/2016/5/11/chartex" xmlns:cx6="http://schemas.microsoft.com/office/drawing/2016/5/12/chartex" xmlns:cx7="http://schemas.microsoft.com/office/drawing/2016/5/13/chartex" xmlns:cx8="http://schemas.microsoft.com/office/drawing/2016/5/14/chartex" xmlns:mc="http://schemas.openxmlformats.org/markup-compatibility/2006" xmlns:aink="http://schemas.microsoft.com/office/drawing/2016/ink" xmlns:am3d="http://schemas.microsoft.com/office/drawing/2017/model3d" xmlns:o="urn:schemas-microsoft-com:office:office" xmlns:r="http://schemas.openxmlformats.org/officeDocument/2006/relationships" xmlns:m="http://schemas.openxmlformats.org/officeDocument/2006/math" xmlns:v="urn:schemas-microsoft-com:vml" xmlns:wp14="http://schemas.microsoft.com/office/word/2010/wordprocessingDrawing" xmlns:wp="http://schemas.openxmlformats.org/drawingml/2006/wordprocessingDrawing" xmlns:w10="urn:schemas-microsoft-com:office:word" xmlns:w="http://schemas.openxmlformats.org/wordprocessingml/2006/main" xmlns:w14="http://schemas.microsoft.com/office/word/2010/wordml" xmlns:w15="http://schemas.microsoft.com/office/word/2012/wordml" xmlns:w16cex="http://schemas.microsoft.com/office/word/2018/wordml/cex" xmlns:w16cid="http://schemas.microsoft.com/office/word/2016/wordml/cid" xmlns:w16="http://schemas.microsoft.com/office/word/2018/wordml" xmlns:w16sdtdh="http://schemas.microsoft.com/office/word/2020/wordml/sdtdatahash" xmlns:w16se="http://schemas.microsoft.com/office/word/2015/wordml/symex" xmlns:wpg="http://schemas.microsoft.com/office/word/2010/wordprocessingGroup" xmlns:wpi="http://schemas.microsoft.com/office/word/2010/wordprocessingInk" xmlns:wne="http://schemas.microsoft.com/office/word/2006/wordml" xmlns:wps="http://schemas.microsoft.com/office/word/2010/wordprocessingShape" mc:Ignorable="w14 w15 w16se w16cid w16 w16cex w16sdtdh wp14">
   <w:body>
     <w:p>
       <w:pPr>
+        <w:pStyle w:val="a8"/>
+        <w:rPr>
+          <w:rFonts w:ascii="Times New Roman" w:hAnsi="Times New Roman" w:cs="Times New Roman"/>
+          <w:lang w:val="fr-CA"/>
+        </w:rPr>
+      </w:pPr>
+      <w:proofErr w:type="spellStart"/>
+      <w:r>
+        <w:rPr>
+          <w:rFonts w:ascii="Times New Roman" w:hAnsi="Times New Roman" w:cs="Times New Roman"/>
+          <w:lang w:val="fr-CA"/>
+        </w:rPr>
+        <w:t>Artem</w:t>
+      </w:r>
+      <w:proofErr w:type="spellEnd"/>
+      <w:r>
+        <w:rPr>
+          <w:rFonts w:ascii="Times New Roman" w:hAnsi="Times New Roman" w:cs="Times New Roman"/>
+          <w:lang w:val="fr-CA"/>
+        </w:rPr>
+        <w:t xml:space="preserve"> </w:t>
+      </w:r>
+      <w:proofErr w:type="spellStart"/>
+      <w:r>
+        <w:rPr>
+          <w:rFonts w:ascii="Times New Roman" w:hAnsi="Times New Roman" w:cs="Times New Roman"/>
+          <w:lang w:val="fr-CA"/>
+        </w:rPr>
+        <w:t>Karelin</w:t>
+      </w:r>
+      <w:proofErr w:type="spellEnd"/>
+      <w:r>
+        <w:rPr>
+          <w:rFonts w:ascii="Times New Roman" w:hAnsi="Times New Roman" w:cs="Times New Roman"/>
+          <w:lang w:val="fr-CA"/>
+        </w:rPr>
+        <w:t xml:space="preserve"> (Sk1t)</w:t>
+      </w:r>
+    </w:p>
+    <w:p>
+      <w:pPr>
         <w:pStyle w:val="a3"/>
         <w:rPr>
           <w:b/>
           <w:sz w:val="28"/>
           <w:szCs w:val="28"/>
-          <w:lang w:val="en-US"/>
-        </w:rPr>
-      </w:pPr>
-      <w:proofErr w:type="spellStart"/>
+          <w:lang w:val="fr-CA"/>
+        </w:rPr>
+      </w:pPr>
       <w:r>
         <w:rPr>
           <w:b/>
           <w:sz w:val="28"/>
           <w:szCs w:val="28"/>
-          <w:lang w:val="en-US"/>
-        </w:rPr>
-        <w:t>J'ai</w:t>
-      </w:r>
-      <w:proofErr w:type="spellEnd"/>
-      <w:r>
-        <w:rPr>
-          <w:b/>
-          <w:sz w:val="28"/>
-          <w:szCs w:val="28"/>
-          <w:lang w:val="en-US"/>
-        </w:rPr>
-        <w:t xml:space="preserve"> </w:t>
-      </w:r>
-      <w:proofErr w:type="spellStart"/>
-      <w:r>
-        <w:rPr>
-          <w:b/>
-          <w:sz w:val="28"/>
-          <w:szCs w:val="28"/>
-          <w:lang w:val="en-US"/>
-        </w:rPr>
-        <w:t>créé</w:t>
-      </w:r>
-      <w:proofErr w:type="spellEnd"/>
-      <w:r>
-        <w:rPr>
-          <w:b/>
-          <w:sz w:val="28"/>
-          <w:szCs w:val="28"/>
-          <w:lang w:val="en-US"/>
-        </w:rPr>
-        <w:t xml:space="preserve"> un </w:t>
-      </w:r>
-      <w:proofErr w:type="spellStart"/>
-      <w:r>
-        <w:rPr>
-          <w:b/>
-          <w:sz w:val="28"/>
-          <w:szCs w:val="28"/>
-          <w:lang w:val="en-US"/>
-        </w:rPr>
-        <w:t>dépôt</w:t>
-      </w:r>
-      <w:proofErr w:type="spellEnd"/>
-      <w:r>
-        <w:rPr>
-          <w:b/>
-          <w:sz w:val="28"/>
-          <w:szCs w:val="28"/>
-          <w:lang w:val="en-US"/>
-        </w:rPr>
-        <w:t xml:space="preserve"> vide sur GitHub</w:t>
-      </w:r>
-    </w:p>
-    <w:p>
-      <w:pPr>
-        <w:rPr>
-          <w:lang w:val="en-US"/>
+          <w:lang w:val="fr-CA"/>
+        </w:rPr>
+        <w:t>J'ai créé un dépôt vide sur GitHub</w:t>
+      </w:r>
+    </w:p>
+    <w:p>
+      <w:pPr>
+        <w:rPr>
+          <w:lang w:val="fr-CA"/>
         </w:rPr>
       </w:pPr>
     </w:p>
@@ -87,7 +77,7 @@
           <w:lang w:eastAsia="ru-RU"/>
         </w:rPr>
         <w:drawing>
-          <wp:inline distT="0" distB="0" distL="0" distR="0" wp14:anchorId="2804938E" wp14:editId="7E0284EF">
+          <wp:inline distT="0" distB="0" distL="0" distR="0" wp14:anchorId="6C8B8DE7" wp14:editId="40CFB853">
             <wp:extent cx="5940425" cy="2952750"/>
             <wp:effectExtent l="0" t="0" r="3175" b="0"/>
             <wp:docPr id="1" name="Рисунок 1"/>
@@ -130,105 +120,23 @@
           <w:b/>
           <w:sz w:val="28"/>
           <w:szCs w:val="28"/>
-          <w:lang w:val="en-US"/>
-        </w:rPr>
-      </w:pPr>
-      <w:proofErr w:type="spellStart"/>
+          <w:lang w:val="fr-CA"/>
+        </w:rPr>
+      </w:pPr>
       <w:r>
         <w:rPr>
           <w:b/>
           <w:sz w:val="28"/>
           <w:szCs w:val="28"/>
-          <w:lang w:val="en-US"/>
-        </w:rPr>
-        <w:t>J'y</w:t>
-      </w:r>
-      <w:proofErr w:type="spellEnd"/>
-      <w:r>
-        <w:rPr>
-          <w:b/>
-          <w:sz w:val="28"/>
-          <w:szCs w:val="28"/>
-          <w:lang w:val="en-US"/>
-        </w:rPr>
-        <w:t xml:space="preserve"> </w:t>
-      </w:r>
-      <w:proofErr w:type="spellStart"/>
-      <w:r>
-        <w:rPr>
-          <w:b/>
-          <w:sz w:val="28"/>
-          <w:szCs w:val="28"/>
-          <w:lang w:val="en-US"/>
-        </w:rPr>
-        <w:t>ai</w:t>
-      </w:r>
-      <w:proofErr w:type="spellEnd"/>
-      <w:r>
-        <w:rPr>
-          <w:b/>
-          <w:sz w:val="28"/>
-          <w:szCs w:val="28"/>
-          <w:lang w:val="en-US"/>
-        </w:rPr>
-        <w:t xml:space="preserve"> </w:t>
-      </w:r>
-      <w:proofErr w:type="spellStart"/>
-      <w:r>
-        <w:rPr>
-          <w:b/>
-          <w:sz w:val="28"/>
-          <w:szCs w:val="28"/>
-          <w:lang w:val="en-US"/>
-        </w:rPr>
-        <w:t>ajouté</w:t>
-      </w:r>
-      <w:proofErr w:type="spellEnd"/>
-      <w:r>
-        <w:rPr>
-          <w:b/>
-          <w:sz w:val="28"/>
-          <w:szCs w:val="28"/>
-          <w:lang w:val="en-US"/>
-        </w:rPr>
-        <w:t xml:space="preserve"> les </w:t>
-      </w:r>
-      <w:proofErr w:type="spellStart"/>
-      <w:r>
-        <w:rPr>
-          <w:b/>
-          <w:sz w:val="28"/>
-          <w:szCs w:val="28"/>
-          <w:lang w:val="en-US"/>
-        </w:rPr>
-        <w:t>membres</w:t>
-      </w:r>
-      <w:proofErr w:type="spellEnd"/>
-      <w:r>
-        <w:rPr>
-          <w:b/>
-          <w:sz w:val="28"/>
-          <w:szCs w:val="28"/>
-          <w:lang w:val="en-US"/>
-        </w:rPr>
-        <w:t xml:space="preserve"> de mon </w:t>
-      </w:r>
-      <w:proofErr w:type="spellStart"/>
-      <w:r>
-        <w:rPr>
-          <w:b/>
-          <w:sz w:val="28"/>
-          <w:szCs w:val="28"/>
-          <w:lang w:val="en-US"/>
-        </w:rPr>
-        <w:t>groupe</w:t>
-      </w:r>
-      <w:proofErr w:type="spellEnd"/>
-    </w:p>
-    <w:p>
-      <w:pPr>
-        <w:rPr>
-          <w:lang w:val="en-US"/>
+          <w:lang w:val="fr-CA"/>
+        </w:rPr>
+        <w:t>J'y ai ajouté les membres de mon groupe</w:t>
+      </w:r>
+    </w:p>
+    <w:p>
+      <w:pPr>
+        <w:rPr>
+          <w:lang w:val="fr-CA"/>
         </w:rPr>
       </w:pPr>
     </w:p>
@@ -239,7 +147,7 @@
           <w:lang w:eastAsia="ru-RU"/>
         </w:rPr>
         <w:drawing>
-          <wp:inline distT="0" distB="0" distL="0" distR="0" wp14:anchorId="30D049FA" wp14:editId="1E2F2549">
+          <wp:inline distT="0" distB="0" distL="0" distR="0" wp14:anchorId="7BDF2715" wp14:editId="3AEB5627">
             <wp:extent cx="5940425" cy="3027045"/>
             <wp:effectExtent l="0" t="0" r="3175" b="1905"/>
             <wp:docPr id="2" name="Рисунок 2"/>
@@ -288,7 +196,7 @@
           <w:b/>
           <w:sz w:val="28"/>
           <w:szCs w:val="28"/>
-          <w:lang w:val="en-US"/>
+          <w:lang w:val="fr-CA"/>
         </w:rPr>
       </w:pPr>
       <w:r>
@@ -296,267 +204,15 @@
           <w:b/>
           <w:sz w:val="28"/>
           <w:szCs w:val="28"/>
-          <w:lang w:val="en-US"/>
-        </w:rPr>
-        <w:lastRenderedPageBreak/>
-        <w:t xml:space="preserve">À </w:t>
-      </w:r>
-      <w:proofErr w:type="spellStart"/>
-      <w:r>
-        <w:rPr>
-          <w:b/>
-          <w:sz w:val="28"/>
-          <w:szCs w:val="28"/>
-          <w:lang w:val="en-US"/>
-        </w:rPr>
-        <w:t>l'aide</w:t>
-      </w:r>
-      <w:proofErr w:type="spellEnd"/>
-      <w:r>
-        <w:rPr>
-          <w:b/>
-          <w:sz w:val="28"/>
-          <w:szCs w:val="28"/>
-          <w:lang w:val="en-US"/>
-        </w:rPr>
-        <w:t xml:space="preserve"> du terminal, </w:t>
-      </w:r>
-      <w:proofErr w:type="spellStart"/>
-      <w:r>
-        <w:rPr>
-          <w:b/>
-          <w:sz w:val="28"/>
-          <w:szCs w:val="28"/>
-          <w:lang w:val="en-US"/>
-        </w:rPr>
-        <w:t>j'ai</w:t>
-      </w:r>
-      <w:proofErr w:type="spellEnd"/>
-      <w:r>
-        <w:rPr>
-          <w:b/>
-          <w:sz w:val="28"/>
-          <w:szCs w:val="28"/>
-          <w:lang w:val="en-US"/>
-        </w:rPr>
-        <w:t xml:space="preserve"> </w:t>
-      </w:r>
-      <w:proofErr w:type="spellStart"/>
-      <w:r>
-        <w:rPr>
-          <w:b/>
-          <w:sz w:val="28"/>
-          <w:szCs w:val="28"/>
-          <w:lang w:val="en-US"/>
-        </w:rPr>
-        <w:t>connecté</w:t>
-      </w:r>
-      <w:proofErr w:type="spellEnd"/>
-      <w:r>
-        <w:rPr>
-          <w:b/>
-          <w:sz w:val="28"/>
-          <w:szCs w:val="28"/>
-          <w:lang w:val="en-US"/>
-        </w:rPr>
-        <w:t xml:space="preserve"> le </w:t>
-      </w:r>
-      <w:proofErr w:type="spellStart"/>
-      <w:r>
-        <w:rPr>
-          <w:b/>
-          <w:sz w:val="28"/>
-          <w:szCs w:val="28"/>
-          <w:lang w:val="en-US"/>
-        </w:rPr>
-        <w:t>projet</w:t>
-      </w:r>
-      <w:proofErr w:type="spellEnd"/>
-      <w:r>
-        <w:rPr>
-          <w:b/>
-          <w:sz w:val="28"/>
-          <w:szCs w:val="28"/>
-          <w:lang w:val="en-US"/>
-        </w:rPr>
-        <w:t xml:space="preserve"> local au </w:t>
-      </w:r>
-      <w:proofErr w:type="spellStart"/>
-      <w:r>
-        <w:rPr>
-          <w:b/>
-          <w:sz w:val="28"/>
-          <w:szCs w:val="28"/>
-          <w:lang w:val="en-US"/>
-        </w:rPr>
-        <w:t>dépôt</w:t>
-      </w:r>
-      <w:proofErr w:type="spellEnd"/>
-      <w:r>
-        <w:rPr>
-          <w:b/>
-          <w:sz w:val="28"/>
-          <w:szCs w:val="28"/>
-          <w:lang w:val="en-US"/>
-        </w:rPr>
-        <w:t xml:space="preserve"> distant et je </w:t>
-      </w:r>
-      <w:proofErr w:type="spellStart"/>
-      <w:r>
-        <w:rPr>
-          <w:b/>
-          <w:sz w:val="28"/>
-          <w:szCs w:val="28"/>
-          <w:lang w:val="en-US"/>
-        </w:rPr>
-        <w:t>l'y</w:t>
-      </w:r>
-      <w:proofErr w:type="spellEnd"/>
-      <w:r>
-        <w:rPr>
-          <w:b/>
-          <w:sz w:val="28"/>
-          <w:szCs w:val="28"/>
-          <w:lang w:val="en-US"/>
-        </w:rPr>
-        <w:t xml:space="preserve"> </w:t>
-      </w:r>
-      <w:proofErr w:type="spellStart"/>
-      <w:r>
-        <w:rPr>
-          <w:b/>
-          <w:sz w:val="28"/>
-          <w:szCs w:val="28"/>
-          <w:lang w:val="en-US"/>
-        </w:rPr>
-        <w:t>ai</w:t>
-      </w:r>
-      <w:proofErr w:type="spellEnd"/>
-      <w:r>
-        <w:rPr>
-          <w:b/>
-          <w:sz w:val="28"/>
-          <w:szCs w:val="28"/>
-          <w:lang w:val="en-US"/>
-        </w:rPr>
-        <w:t xml:space="preserve"> </w:t>
-      </w:r>
-      <w:proofErr w:type="spellStart"/>
-      <w:r>
-        <w:rPr>
-          <w:b/>
-          <w:sz w:val="28"/>
-          <w:szCs w:val="28"/>
-          <w:lang w:val="en-US"/>
-        </w:rPr>
-        <w:t>envoyé</w:t>
-      </w:r>
-      <w:proofErr w:type="spellEnd"/>
-      <w:r>
-        <w:rPr>
-          <w:b/>
-          <w:sz w:val="28"/>
-          <w:szCs w:val="28"/>
-          <w:lang w:val="en-US"/>
-        </w:rPr>
-        <w:t xml:space="preserve"> </w:t>
-      </w:r>
-      <w:proofErr w:type="spellStart"/>
-      <w:r>
-        <w:rPr>
-          <w:b/>
-          <w:sz w:val="28"/>
-          <w:szCs w:val="28"/>
-          <w:lang w:val="en-US"/>
-        </w:rPr>
-        <w:t>en</w:t>
-      </w:r>
-      <w:proofErr w:type="spellEnd"/>
-      <w:r>
-        <w:rPr>
-          <w:b/>
-          <w:sz w:val="28"/>
-          <w:szCs w:val="28"/>
-          <w:lang w:val="en-US"/>
-        </w:rPr>
-        <w:t xml:space="preserve"> </w:t>
-      </w:r>
-      <w:proofErr w:type="spellStart"/>
-      <w:r>
-        <w:rPr>
-          <w:b/>
-          <w:sz w:val="28"/>
-          <w:szCs w:val="28"/>
-          <w:lang w:val="en-US"/>
-        </w:rPr>
-        <w:t>créant</w:t>
-      </w:r>
-      <w:proofErr w:type="spellEnd"/>
-      <w:r>
-        <w:rPr>
-          <w:b/>
-          <w:sz w:val="28"/>
-          <w:szCs w:val="28"/>
-          <w:lang w:val="en-US"/>
-        </w:rPr>
-        <w:t xml:space="preserve"> la </w:t>
-      </w:r>
-      <w:proofErr w:type="spellStart"/>
-      <w:r>
-        <w:rPr>
-          <w:b/>
-          <w:sz w:val="28"/>
-          <w:szCs w:val="28"/>
-          <w:lang w:val="en-US"/>
-        </w:rPr>
-        <w:t>branche</w:t>
-      </w:r>
-      <w:proofErr w:type="spellEnd"/>
-      <w:r>
-        <w:rPr>
-          <w:b/>
-          <w:sz w:val="28"/>
-          <w:szCs w:val="28"/>
-          <w:lang w:val="en-US"/>
-        </w:rPr>
-        <w:t xml:space="preserve"> </w:t>
-      </w:r>
-      <w:proofErr w:type="spellStart"/>
-      <w:r>
-        <w:rPr>
-          <w:b/>
-          <w:sz w:val="28"/>
-          <w:szCs w:val="28"/>
-          <w:lang w:val="en-US"/>
-        </w:rPr>
-        <w:t>principale</w:t>
-      </w:r>
-      <w:proofErr w:type="spellEnd"/>
-      <w:r>
-        <w:rPr>
-          <w:b/>
-          <w:sz w:val="28"/>
-          <w:szCs w:val="28"/>
-          <w:lang w:val="en-US"/>
-        </w:rPr>
-        <w:t xml:space="preserve"> de </w:t>
-      </w:r>
-      <w:proofErr w:type="spellStart"/>
-      <w:r>
-        <w:rPr>
-          <w:b/>
-          <w:sz w:val="28"/>
-          <w:szCs w:val="28"/>
-          <w:lang w:val="en-US"/>
-        </w:rPr>
-        <w:t>développement</w:t>
-      </w:r>
-      <w:proofErr w:type="spellEnd"/>
-    </w:p>
-    <w:p>
-      <w:pPr>
-        <w:rPr>
-          <w:lang w:val="en-US"/>
+          <w:lang w:val="fr-CA"/>
+        </w:rPr>
+        <w:t>À l'aide du terminal, j'ai connecté le projet local au dépôt distant et je l'y ai envoyé en créant la branche principale de développement</w:t>
+      </w:r>
+    </w:p>
+    <w:p>
+      <w:pPr>
+        <w:rPr>
+          <w:lang w:val="fr-CA"/>
         </w:rPr>
       </w:pPr>
     </w:p>
@@ -567,7 +223,7 @@
           <w:lang w:eastAsia="ru-RU"/>
         </w:rPr>
         <w:drawing>
-          <wp:inline distT="0" distB="0" distL="0" distR="0" wp14:anchorId="31DABE60" wp14:editId="40C45A3E">
+          <wp:inline distT="0" distB="0" distL="0" distR="0" wp14:anchorId="7154E404" wp14:editId="60BC6317">
             <wp:extent cx="5940425" cy="3042285"/>
             <wp:effectExtent l="0" t="0" r="3175" b="5715"/>
             <wp:docPr id="3" name="Рисунок 3"/>
@@ -610,221 +266,34 @@
           <w:b/>
           <w:sz w:val="28"/>
           <w:szCs w:val="28"/>
-          <w:lang w:val="en-US"/>
-        </w:rPr>
-      </w:pPr>
-      <w:proofErr w:type="spellStart"/>
+          <w:lang w:val="fr-CA"/>
+        </w:rPr>
+      </w:pPr>
       <w:r>
         <w:rPr>
           <w:b/>
           <w:sz w:val="28"/>
           <w:szCs w:val="28"/>
-          <w:lang w:val="en-US"/>
-        </w:rPr>
-        <w:t>J'ai</w:t>
-      </w:r>
-      <w:proofErr w:type="spellEnd"/>
-      <w:r>
-        <w:rPr>
-          <w:b/>
-          <w:sz w:val="28"/>
-          <w:szCs w:val="28"/>
-          <w:lang w:val="en-US"/>
-        </w:rPr>
-        <w:t xml:space="preserve"> </w:t>
-      </w:r>
-      <w:proofErr w:type="spellStart"/>
-      <w:r>
-        <w:rPr>
-          <w:b/>
-          <w:sz w:val="28"/>
-          <w:szCs w:val="28"/>
-          <w:lang w:val="en-US"/>
-        </w:rPr>
-        <w:t>créé</w:t>
-      </w:r>
-      <w:proofErr w:type="spellEnd"/>
-      <w:r>
-        <w:rPr>
-          <w:b/>
-          <w:sz w:val="28"/>
-          <w:szCs w:val="28"/>
-          <w:lang w:val="en-US"/>
-        </w:rPr>
-        <w:t xml:space="preserve"> et </w:t>
-      </w:r>
-      <w:proofErr w:type="spellStart"/>
-      <w:r>
-        <w:rPr>
-          <w:b/>
-          <w:sz w:val="28"/>
-          <w:szCs w:val="28"/>
-          <w:lang w:val="en-US"/>
-        </w:rPr>
-        <w:t>modifié</w:t>
-      </w:r>
-      <w:proofErr w:type="spellEnd"/>
-      <w:r>
-        <w:rPr>
-          <w:b/>
-          <w:sz w:val="28"/>
-          <w:szCs w:val="28"/>
-          <w:lang w:val="en-US"/>
-        </w:rPr>
-        <w:t xml:space="preserve"> </w:t>
-      </w:r>
-      <w:proofErr w:type="spellStart"/>
-      <w:r>
-        <w:rPr>
-          <w:b/>
-          <w:sz w:val="28"/>
-          <w:szCs w:val="28"/>
-          <w:lang w:val="en-US"/>
-        </w:rPr>
-        <w:t>une</w:t>
-      </w:r>
-      <w:proofErr w:type="spellEnd"/>
-      <w:r>
-        <w:rPr>
-          <w:b/>
-          <w:sz w:val="28"/>
-          <w:szCs w:val="28"/>
-          <w:lang w:val="en-US"/>
-        </w:rPr>
-        <w:t xml:space="preserve"> nouvelle </w:t>
-      </w:r>
-      <w:proofErr w:type="spellStart"/>
-      <w:r>
-        <w:rPr>
-          <w:b/>
-          <w:sz w:val="28"/>
-          <w:szCs w:val="28"/>
-          <w:lang w:val="en-US"/>
-        </w:rPr>
-        <w:t>branche</w:t>
-      </w:r>
-      <w:proofErr w:type="spellEnd"/>
-      <w:r>
-        <w:rPr>
-          <w:b/>
-          <w:sz w:val="28"/>
-          <w:szCs w:val="28"/>
-          <w:lang w:val="en-US"/>
-        </w:rPr>
-        <w:t xml:space="preserve"> </w:t>
-      </w:r>
-      <w:proofErr w:type="spellStart"/>
-      <w:r>
-        <w:rPr>
-          <w:b/>
-          <w:sz w:val="28"/>
-          <w:szCs w:val="28"/>
-          <w:lang w:val="en-US"/>
-        </w:rPr>
-        <w:t>localement</w:t>
-      </w:r>
-      <w:proofErr w:type="spellEnd"/>
-      <w:r>
-        <w:rPr>
-          <w:b/>
-          <w:sz w:val="28"/>
-          <w:szCs w:val="28"/>
-          <w:lang w:val="en-US"/>
-        </w:rPr>
-        <w:t xml:space="preserve">, </w:t>
-      </w:r>
-      <w:proofErr w:type="spellStart"/>
-      <w:r>
-        <w:rPr>
-          <w:b/>
-          <w:sz w:val="28"/>
-          <w:szCs w:val="28"/>
-          <w:lang w:val="en-US"/>
-        </w:rPr>
-        <w:t>puis</w:t>
-      </w:r>
-      <w:proofErr w:type="spellEnd"/>
-      <w:r>
-        <w:rPr>
-          <w:b/>
-          <w:sz w:val="28"/>
-          <w:szCs w:val="28"/>
-          <w:lang w:val="en-US"/>
-        </w:rPr>
-        <w:t xml:space="preserve"> je </w:t>
-      </w:r>
-      <w:proofErr w:type="spellStart"/>
-      <w:r>
-        <w:rPr>
-          <w:b/>
-          <w:sz w:val="28"/>
-          <w:szCs w:val="28"/>
-          <w:lang w:val="en-US"/>
-        </w:rPr>
-        <w:t>l'ai</w:t>
-      </w:r>
-      <w:proofErr w:type="spellEnd"/>
-      <w:r>
-        <w:rPr>
-          <w:b/>
-          <w:sz w:val="28"/>
-          <w:szCs w:val="28"/>
-          <w:lang w:val="en-US"/>
-        </w:rPr>
-        <w:t xml:space="preserve"> </w:t>
-      </w:r>
-      <w:proofErr w:type="spellStart"/>
-      <w:r>
-        <w:rPr>
-          <w:b/>
-          <w:sz w:val="28"/>
-          <w:szCs w:val="28"/>
-          <w:lang w:val="en-US"/>
-        </w:rPr>
-        <w:t>ajoutée</w:t>
-      </w:r>
-      <w:proofErr w:type="spellEnd"/>
-      <w:r>
-        <w:rPr>
-          <w:b/>
-          <w:sz w:val="28"/>
-          <w:szCs w:val="28"/>
-          <w:lang w:val="en-US"/>
-        </w:rPr>
-        <w:t xml:space="preserve"> au </w:t>
-      </w:r>
-      <w:proofErr w:type="spellStart"/>
-      <w:r>
-        <w:rPr>
-          <w:b/>
-          <w:sz w:val="28"/>
-          <w:szCs w:val="28"/>
-          <w:lang w:val="en-US"/>
-        </w:rPr>
-        <w:t>serveur</w:t>
-      </w:r>
-      <w:proofErr w:type="spellEnd"/>
-      <w:r>
-        <w:rPr>
-          <w:b/>
-          <w:sz w:val="28"/>
-          <w:szCs w:val="28"/>
-          <w:lang w:val="en-US"/>
-        </w:rPr>
-        <w:t xml:space="preserve"> distant </w:t>
-      </w:r>
-    </w:p>
-    <w:p>
-      <w:pPr>
-        <w:rPr>
-          <w:lang w:val="en-US"/>
-        </w:rPr>
-      </w:pPr>
-    </w:p>
-    <w:p>
-      <w:r>
+          <w:lang w:val="fr-CA"/>
+        </w:rPr>
+        <w:t xml:space="preserve">J'ai créé et modifié une nouvelle branche localement, puis je l'ai ajoutée au serveur distant </w:t>
+      </w:r>
+    </w:p>
+    <w:p>
+      <w:pPr>
+        <w:rPr>
+          <w:lang w:val="fr-CA"/>
+        </w:rPr>
+      </w:pPr>
+    </w:p>
+    <w:p>
+      <w:r>
+        <w:rPr>
+          <w:noProof/>
+        </w:rPr>
+        <w:lastRenderedPageBreak/>
         <w:drawing>
-          <wp:inline distT="0" distB="0" distL="0" distR="0" wp14:anchorId="09A37D5C" wp14:editId="3E337469">
+          <wp:inline distT="0" distB="0" distL="0" distR="0" wp14:anchorId="36324A17" wp14:editId="42511AF0">
             <wp:extent cx="5940425" cy="3836670"/>
             <wp:effectExtent l="0" t="0" r="3175" b="0"/>
             <wp:docPr id="4" name="Рисунок 4"/>
@@ -863,9 +332,11 @@
     <w:p/>
     <w:p>
       <w:r>
-        <w:lastRenderedPageBreak/>
+        <w:rPr>
+          <w:noProof/>
+        </w:rPr>
         <w:drawing>
-          <wp:inline distT="0" distB="0" distL="0" distR="0" wp14:anchorId="16B21D1F" wp14:editId="05ADD94F">
+          <wp:inline distT="0" distB="0" distL="0" distR="0" wp14:anchorId="3C834713" wp14:editId="134A6E3C">
             <wp:extent cx="5940425" cy="3100705"/>
             <wp:effectExtent l="0" t="0" r="3175" b="4445"/>
             <wp:docPr id="5" name="Рисунок 5"/>
@@ -906,112 +377,31 @@
         <w:pStyle w:val="a3"/>
         <w:rPr>
           <w:b/>
-          <w:lang w:val="en-US"/>
-        </w:rPr>
-      </w:pPr>
-      <w:proofErr w:type="spellStart"/>
+          <w:lang w:val="fr-CA"/>
+        </w:rPr>
+      </w:pPr>
       <w:r>
         <w:rPr>
           <w:b/>
-          <w:lang w:val="en-US"/>
-        </w:rPr>
-        <w:t>J'ai</w:t>
-      </w:r>
-      <w:proofErr w:type="spellEnd"/>
-      <w:r>
-        <w:rPr>
-          <w:b/>
-          <w:lang w:val="en-US"/>
-        </w:rPr>
-        <w:t xml:space="preserve"> </w:t>
-      </w:r>
-      <w:proofErr w:type="spellStart"/>
-      <w:r>
-        <w:rPr>
-          <w:b/>
-          <w:lang w:val="en-US"/>
-        </w:rPr>
-        <w:t>ajouté</w:t>
-      </w:r>
-      <w:proofErr w:type="spellEnd"/>
-      <w:r>
-        <w:rPr>
-          <w:b/>
-          <w:lang w:val="en-US"/>
-        </w:rPr>
-        <w:t xml:space="preserve"> de </w:t>
-      </w:r>
-      <w:proofErr w:type="spellStart"/>
-      <w:r>
-        <w:rPr>
-          <w:b/>
-          <w:lang w:val="en-US"/>
-        </w:rPr>
-        <w:t>nouvelles</w:t>
-      </w:r>
-      <w:proofErr w:type="spellEnd"/>
-      <w:r>
-        <w:rPr>
-          <w:b/>
-          <w:lang w:val="en-US"/>
-        </w:rPr>
-        <w:t xml:space="preserve"> </w:t>
-      </w:r>
-      <w:proofErr w:type="spellStart"/>
-      <w:r>
-        <w:rPr>
-          <w:b/>
-          <w:lang w:val="en-US"/>
-        </w:rPr>
-        <w:t>tâches</w:t>
-      </w:r>
-      <w:proofErr w:type="spellEnd"/>
-      <w:r>
-        <w:rPr>
-          <w:b/>
-          <w:lang w:val="en-US"/>
-        </w:rPr>
-        <w:t xml:space="preserve"> au </w:t>
-      </w:r>
-      <w:proofErr w:type="spellStart"/>
-      <w:r>
-        <w:rPr>
-          <w:b/>
-          <w:lang w:val="en-US"/>
-        </w:rPr>
-        <w:t>projet</w:t>
-      </w:r>
-      <w:proofErr w:type="spellEnd"/>
-      <w:r>
-        <w:rPr>
-          <w:b/>
-          <w:lang w:val="en-US"/>
-        </w:rPr>
-        <w:t xml:space="preserve"> sur GitHub pour les participants au </w:t>
-      </w:r>
-      <w:proofErr w:type="spellStart"/>
-      <w:r>
-        <w:rPr>
-          <w:b/>
-          <w:lang w:val="en-US"/>
-        </w:rPr>
-        <w:t>projet</w:t>
-      </w:r>
-      <w:bookmarkStart w:id="0" w:name="_GoBack"/>
-      <w:bookmarkEnd w:id="0"/>
-      <w:proofErr w:type="spellEnd"/>
-    </w:p>
-    <w:p>
-      <w:pPr>
-        <w:rPr>
-          <w:lang w:val="en-US"/>
-        </w:rPr>
-      </w:pPr>
-    </w:p>
-    <w:p>
-      <w:r>
+          <w:lang w:val="fr-CA"/>
+        </w:rPr>
+        <w:t>J'ai ajouté de nouvelles tâches au projet sur GitHub pour les participants au projet</w:t>
+      </w:r>
+    </w:p>
+    <w:p>
+      <w:pPr>
+        <w:rPr>
+          <w:lang w:val="fr-CA"/>
+        </w:rPr>
+      </w:pPr>
+    </w:p>
+    <w:p>
+      <w:r>
+        <w:rPr>
+          <w:noProof/>
+        </w:rPr>
         <w:drawing>
-          <wp:inline distT="0" distB="0" distL="0" distR="0" wp14:anchorId="2A9D3D61" wp14:editId="7AD73749">
+          <wp:inline distT="0" distB="0" distL="0" distR="0" wp14:anchorId="2973AE78" wp14:editId="55F8EDAF">
             <wp:extent cx="5940425" cy="960120"/>
             <wp:effectExtent l="0" t="0" r="3175" b="0"/>
             <wp:docPr id="6" name="Рисунок 6"/>
@@ -1047,6 +437,687 @@
         </w:drawing>
       </w:r>
     </w:p>
+    <w:p>
+      <w:pPr>
+        <w:pStyle w:val="a8"/>
+        <w:rPr>
+          <w:rFonts w:ascii="Times New Roman" w:hAnsi="Times New Roman" w:cs="Times New Roman"/>
+        </w:rPr>
+      </w:pPr>
+      <w:proofErr w:type="spellStart"/>
+      <w:r>
+        <w:rPr>
+          <w:rFonts w:ascii="Times New Roman" w:hAnsi="Times New Roman" w:cs="Times New Roman"/>
+          <w:lang w:val="fr-CA"/>
+        </w:rPr>
+        <w:lastRenderedPageBreak/>
+        <w:t>Edhar</w:t>
+      </w:r>
+      <w:proofErr w:type="spellEnd"/>
+      <w:r>
+        <w:rPr>
+          <w:rFonts w:ascii="Times New Roman" w:hAnsi="Times New Roman" w:cs="Times New Roman"/>
+          <w:lang w:val="fr-CA"/>
+        </w:rPr>
+        <w:t xml:space="preserve"> </w:t>
+      </w:r>
+      <w:proofErr w:type="spellStart"/>
+      <w:r>
+        <w:rPr>
+          <w:rFonts w:ascii="Times New Roman" w:hAnsi="Times New Roman" w:cs="Times New Roman"/>
+          <w:lang w:val="fr-CA"/>
+        </w:rPr>
+        <w:t>Ovsepian</w:t>
+      </w:r>
+      <w:proofErr w:type="spellEnd"/>
+      <w:r>
+        <w:rPr>
+          <w:rFonts w:ascii="Times New Roman" w:hAnsi="Times New Roman" w:cs="Times New Roman"/>
+        </w:rPr>
+        <w:t xml:space="preserve"> </w:t>
+      </w:r>
+      <w:r>
+        <w:rPr>
+          <w:rFonts w:ascii="Times New Roman" w:hAnsi="Times New Roman" w:cs="Times New Roman"/>
+        </w:rPr>
+        <w:t>(</w:t>
+      </w:r>
+      <w:r>
+        <w:rPr>
+          <w:rFonts w:ascii="Times New Roman" w:hAnsi="Times New Roman" w:cs="Times New Roman"/>
+          <w:lang w:val="fr-CA"/>
+        </w:rPr>
+        <w:t>JAPUI-I</w:t>
+      </w:r>
+      <w:r>
+        <w:rPr>
+          <w:rFonts w:ascii="Times New Roman" w:hAnsi="Times New Roman" w:cs="Times New Roman"/>
+        </w:rPr>
+        <w:t>)</w:t>
+      </w:r>
+    </w:p>
+    <w:p>
+      <w:pPr>
+        <w:rPr>
+          <w:lang w:val="fr-CA"/>
+        </w:rPr>
+      </w:pPr>
+      <w:r>
+        <w:rPr>
+          <w:lang w:val="fr-CA"/>
+        </w:rPr>
+        <w:t xml:space="preserve">L’histoire de terminale a été récupéré par </w:t>
+      </w:r>
+      <w:r>
+        <w:rPr>
+          <w:lang w:val="fr-CA"/>
+        </w:rPr>
+        <w:drawing>
+          <wp:inline distT="0" distB="0" distL="0" distR="0" wp14:anchorId="268F46BD" wp14:editId="61998A17">
+            <wp:extent cx="2600688" cy="181000"/>
+            <wp:effectExtent l="0" t="0" r="9525" b="9525"/>
+            <wp:docPr id="13" name="Рисунок 13"/>
+            <wp:cNvGraphicFramePr>
+              <a:graphicFrameLocks xmlns:a="http://schemas.openxmlformats.org/drawingml/2006/main" noChangeAspect="1"/>
+            </wp:cNvGraphicFramePr>
+            <a:graphic xmlns:a="http://schemas.openxmlformats.org/drawingml/2006/main">
+              <a:graphicData uri="http://schemas.openxmlformats.org/drawingml/2006/picture">
+                <pic:pic xmlns:pic="http://schemas.openxmlformats.org/drawingml/2006/picture">
+                  <pic:nvPicPr>
+                    <pic:cNvPr id="1" name=""/>
+                    <pic:cNvPicPr/>
+                  </pic:nvPicPr>
+                  <pic:blipFill>
+                    <a:blip r:embed="rId12"/>
+                    <a:stretch>
+                      <a:fillRect/>
+                    </a:stretch>
+                  </pic:blipFill>
+                  <pic:spPr>
+                    <a:xfrm>
+                      <a:off x="0" y="0"/>
+                      <a:ext cx="2600688" cy="181000"/>
+                    </a:xfrm>
+                    <a:prstGeom prst="rect">
+                      <a:avLst/>
+                    </a:prstGeom>
+                  </pic:spPr>
+                </pic:pic>
+              </a:graphicData>
+            </a:graphic>
+          </wp:inline>
+        </w:drawing>
+      </w:r>
+    </w:p>
+    <w:p>
+      <w:pPr>
+        <w:rPr>
+          <w:rFonts w:ascii="Times New Roman" w:hAnsi="Times New Roman" w:cs="Times New Roman"/>
+          <w:sz w:val="28"/>
+          <w:szCs w:val="28"/>
+          <w:lang w:val="fr-CA"/>
+        </w:rPr>
+      </w:pPr>
+      <w:r>
+        <w:rPr>
+          <w:rFonts w:ascii="Times New Roman" w:hAnsi="Times New Roman" w:cs="Times New Roman"/>
+          <w:sz w:val="28"/>
+          <w:szCs w:val="28"/>
+          <w:lang w:val="fr-CA"/>
+        </w:rPr>
+        <w:t xml:space="preserve">J’ai </w:t>
+      </w:r>
+      <w:r>
+        <w:rPr>
+          <w:rFonts w:ascii="Times New Roman" w:hAnsi="Times New Roman" w:cs="Times New Roman"/>
+          <w:sz w:val="28"/>
+          <w:szCs w:val="28"/>
+          <w:lang w:val="fr-CA"/>
+        </w:rPr>
+        <w:t>créé</w:t>
+      </w:r>
+      <w:r>
+        <w:rPr>
+          <w:rFonts w:ascii="Times New Roman" w:hAnsi="Times New Roman" w:cs="Times New Roman"/>
+          <w:sz w:val="28"/>
+          <w:szCs w:val="28"/>
+          <w:lang w:val="fr-CA"/>
+        </w:rPr>
+        <w:t xml:space="preserve"> </w:t>
+      </w:r>
+      <w:proofErr w:type="spellStart"/>
+      <w:r>
+        <w:rPr>
+          <w:rFonts w:ascii="Times New Roman" w:hAnsi="Times New Roman" w:cs="Times New Roman"/>
+          <w:sz w:val="28"/>
+          <w:szCs w:val="28"/>
+          <w:lang w:val="fr-CA"/>
+        </w:rPr>
+        <w:t>branch</w:t>
+      </w:r>
+      <w:proofErr w:type="spellEnd"/>
+      <w:r>
+        <w:rPr>
+          <w:rFonts w:ascii="Times New Roman" w:hAnsi="Times New Roman" w:cs="Times New Roman"/>
+          <w:sz w:val="28"/>
+          <w:szCs w:val="28"/>
+          <w:lang w:val="fr-CA"/>
+        </w:rPr>
+        <w:t xml:space="preserve"> member2 sur site GitHub pour mes modifications des projet</w:t>
+      </w:r>
+      <w:r>
+        <w:rPr>
+          <w:rFonts w:ascii="Times New Roman" w:hAnsi="Times New Roman" w:cs="Times New Roman"/>
+          <w:sz w:val="28"/>
+          <w:szCs w:val="28"/>
+          <w:lang w:val="fr-CA"/>
+        </w:rPr>
+        <w:t>s</w:t>
+      </w:r>
+    </w:p>
+    <w:p>
+      <w:pPr>
+        <w:rPr>
+          <w:rFonts w:ascii="Times New Roman" w:hAnsi="Times New Roman" w:cs="Times New Roman"/>
+          <w:sz w:val="28"/>
+          <w:szCs w:val="28"/>
+          <w:lang w:val="fr-CA"/>
+        </w:rPr>
+      </w:pPr>
+      <w:r>
+        <w:rPr>
+          <w:rFonts w:ascii="Times New Roman" w:hAnsi="Times New Roman" w:cs="Times New Roman"/>
+          <w:sz w:val="28"/>
+          <w:szCs w:val="28"/>
+          <w:lang w:val="fr-CA"/>
+        </w:rPr>
+        <w:drawing>
+          <wp:inline distT="0" distB="0" distL="0" distR="0" wp14:anchorId="13981C48" wp14:editId="1117C2BC">
+            <wp:extent cx="5940425" cy="3252470"/>
+            <wp:effectExtent l="0" t="0" r="3175" b="5080"/>
+            <wp:docPr id="7" name="Рисунок 7"/>
+            <wp:cNvGraphicFramePr>
+              <a:graphicFrameLocks xmlns:a="http://schemas.openxmlformats.org/drawingml/2006/main" noChangeAspect="1"/>
+            </wp:cNvGraphicFramePr>
+            <a:graphic xmlns:a="http://schemas.openxmlformats.org/drawingml/2006/main">
+              <a:graphicData uri="http://schemas.openxmlformats.org/drawingml/2006/picture">
+                <pic:pic xmlns:pic="http://schemas.openxmlformats.org/drawingml/2006/picture">
+                  <pic:nvPicPr>
+                    <pic:cNvPr id="1" name=""/>
+                    <pic:cNvPicPr/>
+                  </pic:nvPicPr>
+                  <pic:blipFill>
+                    <a:blip r:embed="rId13"/>
+                    <a:stretch>
+                      <a:fillRect/>
+                    </a:stretch>
+                  </pic:blipFill>
+                  <pic:spPr>
+                    <a:xfrm>
+                      <a:off x="0" y="0"/>
+                      <a:ext cx="5940425" cy="3252470"/>
+                    </a:xfrm>
+                    <a:prstGeom prst="rect">
+                      <a:avLst/>
+                    </a:prstGeom>
+                  </pic:spPr>
+                </pic:pic>
+              </a:graphicData>
+            </a:graphic>
+          </wp:inline>
+        </w:drawing>
+      </w:r>
+    </w:p>
+    <w:p>
+      <w:pPr>
+        <w:rPr>
+          <w:lang w:val="fr-CA"/>
+        </w:rPr>
+      </w:pPr>
+    </w:p>
+    <w:p>
+      <w:pPr>
+        <w:rPr>
+          <w:rFonts w:ascii="Times New Roman" w:hAnsi="Times New Roman" w:cs="Times New Roman"/>
+          <w:sz w:val="28"/>
+          <w:szCs w:val="28"/>
+          <w:lang w:val="fr-CA"/>
+        </w:rPr>
+      </w:pPr>
+      <w:r>
+        <w:rPr>
+          <w:rFonts w:ascii="Times New Roman" w:hAnsi="Times New Roman" w:cs="Times New Roman"/>
+          <w:sz w:val="28"/>
+          <w:szCs w:val="28"/>
+          <w:lang w:val="fr-CA"/>
+        </w:rPr>
+        <w:t xml:space="preserve">Le dépôt distant du projet a été cloné, avec navigation dans les dossiers et vérification de l’état du dépôt. Ensuite, les branches distantes ont été récupérées et la branche member2 a été </w:t>
+      </w:r>
+      <w:proofErr w:type="spellStart"/>
+      <w:r>
+        <w:rPr>
+          <w:rFonts w:ascii="Times New Roman" w:hAnsi="Times New Roman" w:cs="Times New Roman"/>
+          <w:sz w:val="28"/>
+          <w:szCs w:val="28"/>
+          <w:lang w:val="fr-CA"/>
+        </w:rPr>
+        <w:t>checkout</w:t>
+      </w:r>
+      <w:proofErr w:type="spellEnd"/>
+      <w:r>
+        <w:rPr>
+          <w:rFonts w:ascii="Times New Roman" w:hAnsi="Times New Roman" w:cs="Times New Roman"/>
+          <w:sz w:val="28"/>
+          <w:szCs w:val="28"/>
+          <w:lang w:val="fr-CA"/>
+        </w:rPr>
+        <w:t xml:space="preserve"> pour poursuivre le travail</w:t>
+      </w:r>
+    </w:p>
+    <w:p>
+      <w:pPr>
+        <w:rPr>
+          <w:rFonts w:ascii="Times New Roman" w:hAnsi="Times New Roman" w:cs="Times New Roman"/>
+          <w:sz w:val="28"/>
+          <w:szCs w:val="28"/>
+        </w:rPr>
+      </w:pPr>
+      <w:r>
+        <w:rPr>
+          <w:rFonts w:ascii="Times New Roman" w:hAnsi="Times New Roman" w:cs="Times New Roman"/>
+          <w:sz w:val="28"/>
+          <w:szCs w:val="28"/>
+        </w:rPr>
+        <w:drawing>
+          <wp:inline distT="0" distB="0" distL="0" distR="0" wp14:anchorId="3F78D0B7" wp14:editId="7569744A">
+            <wp:extent cx="5940425" cy="3276600"/>
+            <wp:effectExtent l="0" t="0" r="3175" b="0"/>
+            <wp:docPr id="8" name="Рисунок 8"/>
+            <wp:cNvGraphicFramePr>
+              <a:graphicFrameLocks xmlns:a="http://schemas.openxmlformats.org/drawingml/2006/main" noChangeAspect="1"/>
+            </wp:cNvGraphicFramePr>
+            <a:graphic xmlns:a="http://schemas.openxmlformats.org/drawingml/2006/main">
+              <a:graphicData uri="http://schemas.openxmlformats.org/drawingml/2006/picture">
+                <pic:pic xmlns:pic="http://schemas.openxmlformats.org/drawingml/2006/picture">
+                  <pic:nvPicPr>
+                    <pic:cNvPr id="1" name=""/>
+                    <pic:cNvPicPr/>
+                  </pic:nvPicPr>
+                  <pic:blipFill>
+                    <a:blip r:embed="rId14"/>
+                    <a:stretch>
+                      <a:fillRect/>
+                    </a:stretch>
+                  </pic:blipFill>
+                  <pic:spPr>
+                    <a:xfrm>
+                      <a:off x="0" y="0"/>
+                      <a:ext cx="5940425" cy="3276600"/>
+                    </a:xfrm>
+                    <a:prstGeom prst="rect">
+                      <a:avLst/>
+                    </a:prstGeom>
+                  </pic:spPr>
+                </pic:pic>
+              </a:graphicData>
+            </a:graphic>
+          </wp:inline>
+        </w:drawing>
+      </w:r>
+    </w:p>
+    <w:p>
+      <w:pPr>
+        <w:ind w:firstLine="708"/>
+        <w:rPr>
+          <w:lang w:val="fr-CA"/>
+        </w:rPr>
+      </w:pPr>
+    </w:p>
+    <w:p>
+      <w:pPr>
+        <w:ind w:firstLine="708"/>
+        <w:rPr>
+          <w:rFonts w:ascii="Times New Roman" w:hAnsi="Times New Roman" w:cs="Times New Roman"/>
+          <w:sz w:val="28"/>
+          <w:szCs w:val="28"/>
+          <w:lang w:val="fr-CA"/>
+        </w:rPr>
+      </w:pPr>
+      <w:r>
+        <w:rPr>
+          <w:rFonts w:ascii="Times New Roman" w:hAnsi="Times New Roman" w:cs="Times New Roman"/>
+          <w:sz w:val="28"/>
+          <w:szCs w:val="28"/>
+          <w:lang w:val="fr-CA"/>
+        </w:rPr>
+        <w:lastRenderedPageBreak/>
+        <w:t xml:space="preserve">Des assets, pages HTML et styles ont été ajoutés et réorganisés, avec corrections et améliorations (notamment l’effet de frappe), ainsi que la suppression de fichiers inutiles. Après plusieurs </w:t>
+      </w:r>
+      <w:proofErr w:type="spellStart"/>
+      <w:r>
+        <w:rPr>
+          <w:rFonts w:ascii="Times New Roman" w:hAnsi="Times New Roman" w:cs="Times New Roman"/>
+          <w:sz w:val="28"/>
+          <w:szCs w:val="28"/>
+          <w:lang w:val="fr-CA"/>
+        </w:rPr>
+        <w:t>commits</w:t>
+      </w:r>
+      <w:proofErr w:type="spellEnd"/>
+      <w:r>
+        <w:rPr>
+          <w:rFonts w:ascii="Times New Roman" w:hAnsi="Times New Roman" w:cs="Times New Roman"/>
+          <w:sz w:val="28"/>
+          <w:szCs w:val="28"/>
+          <w:lang w:val="fr-CA"/>
+        </w:rPr>
+        <w:t xml:space="preserve">, les modifications ont été poussées vers la branche distante </w:t>
+      </w:r>
+      <w:r>
+        <w:rPr>
+          <w:rStyle w:val="ab"/>
+          <w:rFonts w:ascii="Times New Roman" w:hAnsi="Times New Roman" w:cs="Times New Roman"/>
+          <w:b w:val="0"/>
+          <w:bCs w:val="0"/>
+          <w:sz w:val="28"/>
+          <w:szCs w:val="28"/>
+          <w:lang w:val="fr-CA"/>
+        </w:rPr>
+        <w:t>member2</w:t>
+      </w:r>
+      <w:r>
+        <w:rPr>
+          <w:rFonts w:ascii="Times New Roman" w:hAnsi="Times New Roman" w:cs="Times New Roman"/>
+          <w:sz w:val="28"/>
+          <w:szCs w:val="28"/>
+          <w:lang w:val="fr-CA"/>
+        </w:rPr>
+        <w:br/>
+      </w:r>
+      <w:r>
+        <w:rPr>
+          <w:rFonts w:ascii="Times New Roman" w:hAnsi="Times New Roman" w:cs="Times New Roman"/>
+          <w:sz w:val="28"/>
+          <w:szCs w:val="28"/>
+        </w:rPr>
+        <w:drawing>
+          <wp:inline distT="0" distB="0" distL="0" distR="0" wp14:anchorId="4CC9CC1B" wp14:editId="3C6A15E3">
+            <wp:extent cx="5940425" cy="4013200"/>
+            <wp:effectExtent l="0" t="0" r="3175" b="6350"/>
+            <wp:docPr id="9" name="Рисунок 9"/>
+            <wp:cNvGraphicFramePr>
+              <a:graphicFrameLocks xmlns:a="http://schemas.openxmlformats.org/drawingml/2006/main" noChangeAspect="1"/>
+            </wp:cNvGraphicFramePr>
+            <a:graphic xmlns:a="http://schemas.openxmlformats.org/drawingml/2006/main">
+              <a:graphicData uri="http://schemas.openxmlformats.org/drawingml/2006/picture">
+                <pic:pic xmlns:pic="http://schemas.openxmlformats.org/drawingml/2006/picture">
+                  <pic:nvPicPr>
+                    <pic:cNvPr id="1" name=""/>
+                    <pic:cNvPicPr/>
+                  </pic:nvPicPr>
+                  <pic:blipFill>
+                    <a:blip r:embed="rId15"/>
+                    <a:stretch>
+                      <a:fillRect/>
+                    </a:stretch>
+                  </pic:blipFill>
+                  <pic:spPr>
+                    <a:xfrm>
+                      <a:off x="0" y="0"/>
+                      <a:ext cx="5940425" cy="4013200"/>
+                    </a:xfrm>
+                    <a:prstGeom prst="rect">
+                      <a:avLst/>
+                    </a:prstGeom>
+                  </pic:spPr>
+                </pic:pic>
+              </a:graphicData>
+            </a:graphic>
+          </wp:inline>
+        </w:drawing>
+      </w:r>
+    </w:p>
+    <w:p>
+      <w:pPr>
+        <w:rPr>
+          <w:rFonts w:ascii="Times New Roman" w:hAnsi="Times New Roman" w:cs="Times New Roman"/>
+          <w:sz w:val="28"/>
+          <w:szCs w:val="28"/>
+          <w:lang w:val="fr-CA"/>
+        </w:rPr>
+      </w:pPr>
+    </w:p>
+    <w:p>
+      <w:pPr>
+        <w:rPr>
+          <w:rFonts w:ascii="Times New Roman" w:hAnsi="Times New Roman" w:cs="Times New Roman"/>
+          <w:sz w:val="28"/>
+          <w:szCs w:val="28"/>
+          <w:lang w:val="fr-CA"/>
+        </w:rPr>
+      </w:pPr>
+      <w:r>
+        <w:rPr>
+          <w:rFonts w:ascii="Times New Roman" w:hAnsi="Times New Roman" w:cs="Times New Roman"/>
+          <w:noProof/>
+          <w:sz w:val="28"/>
+          <w:szCs w:val="28"/>
+          <w:lang w:val="fr-CA"/>
+        </w:rPr>
+        <w:drawing>
+          <wp:anchor distT="0" distB="0" distL="114300" distR="114300" simplePos="0" relativeHeight="251658240" behindDoc="0" locked="0" layoutInCell="1" allowOverlap="1" wp14:anchorId="6E5FE58A" wp14:editId="55599005">
+            <wp:simplePos x="0" y="0"/>
+            <wp:positionH relativeFrom="column">
+              <wp:posOffset>2540</wp:posOffset>
+            </wp:positionH>
+            <wp:positionV relativeFrom="paragraph">
+              <wp:posOffset>795655</wp:posOffset>
+            </wp:positionV>
+            <wp:extent cx="5630545" cy="3106420"/>
+            <wp:effectExtent l="0" t="0" r="8255" b="0"/>
+            <wp:wrapSquare wrapText="bothSides"/>
+            <wp:docPr id="11" name="Рисунок 11"/>
+            <wp:cNvGraphicFramePr>
+              <a:graphicFrameLocks xmlns:a="http://schemas.openxmlformats.org/drawingml/2006/main" noChangeAspect="1"/>
+            </wp:cNvGraphicFramePr>
+            <a:graphic xmlns:a="http://schemas.openxmlformats.org/drawingml/2006/main">
+              <a:graphicData uri="http://schemas.openxmlformats.org/drawingml/2006/picture">
+                <pic:pic xmlns:pic="http://schemas.openxmlformats.org/drawingml/2006/picture">
+                  <pic:nvPicPr>
+                    <pic:cNvPr id="0" name="Picture 2"/>
+                    <pic:cNvPicPr>
+                      <a:picLocks noChangeAspect="1" noChangeArrowheads="1"/>
+                    </pic:cNvPicPr>
+                  </pic:nvPicPr>
+                  <pic:blipFill>
+                    <a:blip r:embed="rId16" cstate="print">
+                      <a:extLst>
+                        <a:ext uri="{28A0092B-C50C-407E-A947-70E740481C1C}">
+                          <a14:useLocalDpi xmlns:a14="http://schemas.microsoft.com/office/drawing/2010/main" val="0"/>
+                        </a:ext>
+                      </a:extLst>
+                    </a:blip>
+                    <a:srcRect/>
+                    <a:stretch>
+                      <a:fillRect/>
+                    </a:stretch>
+                  </pic:blipFill>
+                  <pic:spPr bwMode="auto">
+                    <a:xfrm>
+                      <a:off x="0" y="0"/>
+                      <a:ext cx="5630545" cy="3106420"/>
+                    </a:xfrm>
+                    <a:prstGeom prst="rect">
+                      <a:avLst/>
+                    </a:prstGeom>
+                    <a:noFill/>
+                  </pic:spPr>
+                </pic:pic>
+              </a:graphicData>
+            </a:graphic>
+            <wp14:sizeRelH relativeFrom="margin">
+              <wp14:pctWidth>0</wp14:pctWidth>
+            </wp14:sizeRelH>
+            <wp14:sizeRelV relativeFrom="margin">
+              <wp14:pctHeight>0</wp14:pctHeight>
+            </wp14:sizeRelV>
+          </wp:anchor>
+        </w:drawing>
+      </w:r>
+      <w:r>
+        <w:rPr>
+          <w:rFonts w:ascii="Times New Roman" w:hAnsi="Times New Roman" w:cs="Times New Roman"/>
+          <w:sz w:val="28"/>
+          <w:szCs w:val="28"/>
+          <w:lang w:val="fr-CA"/>
+        </w:rPr>
+        <w:t>Un pull</w:t>
+      </w:r>
+      <w:r>
+        <w:rPr>
+          <w:rFonts w:ascii="Times New Roman" w:hAnsi="Times New Roman" w:cs="Times New Roman"/>
+          <w:sz w:val="28"/>
+          <w:szCs w:val="28"/>
+          <w:lang w:val="fr-CA"/>
+        </w:rPr>
+        <w:t xml:space="preserve"> </w:t>
+      </w:r>
+      <w:proofErr w:type="spellStart"/>
+      <w:r>
+        <w:rPr>
+          <w:rFonts w:ascii="Times New Roman" w:hAnsi="Times New Roman" w:cs="Times New Roman"/>
+          <w:sz w:val="28"/>
+          <w:szCs w:val="28"/>
+          <w:lang w:val="fr-CA"/>
+        </w:rPr>
+        <w:t>request</w:t>
+      </w:r>
+      <w:proofErr w:type="spellEnd"/>
+      <w:r>
+        <w:rPr>
+          <w:rFonts w:ascii="Times New Roman" w:hAnsi="Times New Roman" w:cs="Times New Roman"/>
+          <w:sz w:val="28"/>
+          <w:szCs w:val="28"/>
+          <w:lang w:val="fr-CA"/>
+        </w:rPr>
+        <w:t xml:space="preserve"> a été créée de la branche member2 vers main, incluant 6 </w:t>
+      </w:r>
+      <w:proofErr w:type="spellStart"/>
+      <w:r>
+        <w:rPr>
+          <w:rFonts w:ascii="Times New Roman" w:hAnsi="Times New Roman" w:cs="Times New Roman"/>
+          <w:sz w:val="28"/>
+          <w:szCs w:val="28"/>
+          <w:lang w:val="fr-CA"/>
+        </w:rPr>
+        <w:t>commits</w:t>
+      </w:r>
+      <w:proofErr w:type="spellEnd"/>
+      <w:r>
+        <w:rPr>
+          <w:rFonts w:ascii="Times New Roman" w:hAnsi="Times New Roman" w:cs="Times New Roman"/>
+          <w:sz w:val="28"/>
+          <w:szCs w:val="28"/>
+          <w:lang w:val="fr-CA"/>
+        </w:rPr>
+        <w:t xml:space="preserve"> avec ajout d’assets, de styles et des améliorations fonctionnelles. Après révision, les modifications ont été fusionnées avec succès</w:t>
+      </w:r>
+    </w:p>
+    <w:p>
+      <w:pPr>
+        <w:rPr>
+          <w:rFonts w:ascii="Times New Roman" w:hAnsi="Times New Roman" w:cs="Times New Roman"/>
+          <w:sz w:val="28"/>
+          <w:szCs w:val="28"/>
+          <w:lang w:val="fr-CA"/>
+        </w:rPr>
+      </w:pPr>
+      <w:r>
+        <w:rPr>
+          <w:rFonts w:ascii="Times New Roman" w:hAnsi="Times New Roman" w:cs="Times New Roman"/>
+          <w:sz w:val="28"/>
+          <w:szCs w:val="28"/>
+          <w:lang w:val="fr-CA"/>
+        </w:rPr>
+        <w:lastRenderedPageBreak/>
+        <w:t>Une issue a été créée pour concevoir et développer une page membre</w:t>
+      </w:r>
+      <w:r>
+        <w:rPr>
+          <w:rFonts w:ascii="Times New Roman" w:hAnsi="Times New Roman" w:cs="Times New Roman"/>
+          <w:sz w:val="28"/>
+          <w:szCs w:val="28"/>
+          <w:lang w:val="fr-CA"/>
+        </w:rPr>
+        <w:t>2</w:t>
+      </w:r>
+      <w:r>
+        <w:rPr>
+          <w:rFonts w:ascii="Times New Roman" w:hAnsi="Times New Roman" w:cs="Times New Roman"/>
+          <w:sz w:val="28"/>
+          <w:szCs w:val="28"/>
+          <w:lang w:val="fr-CA"/>
+        </w:rPr>
+        <w:t>, qui a été auto-assignée puis marquée comme complétée</w:t>
+      </w:r>
+      <w:r>
+        <w:rPr>
+          <w:rFonts w:ascii="Times New Roman" w:hAnsi="Times New Roman" w:cs="Times New Roman"/>
+          <w:sz w:val="28"/>
+          <w:szCs w:val="28"/>
+          <w:lang w:val="fr-CA"/>
+        </w:rPr>
+        <w:drawing>
+          <wp:anchor distT="0" distB="0" distL="114300" distR="114300" simplePos="0" relativeHeight="251659264" behindDoc="0" locked="0" layoutInCell="1" allowOverlap="1" wp14:anchorId="4D4A480C" wp14:editId="5B659E9A">
+            <wp:simplePos x="0" y="0"/>
+            <wp:positionH relativeFrom="column">
+              <wp:posOffset>-47073</wp:posOffset>
+            </wp:positionH>
+            <wp:positionV relativeFrom="paragraph">
+              <wp:posOffset>520010</wp:posOffset>
+            </wp:positionV>
+            <wp:extent cx="5940425" cy="1909445"/>
+            <wp:effectExtent l="0" t="0" r="3175" b="0"/>
+            <wp:wrapSquare wrapText="bothSides"/>
+            <wp:docPr id="12" name="Рисунок 12"/>
+            <wp:cNvGraphicFramePr>
+              <a:graphicFrameLocks xmlns:a="http://schemas.openxmlformats.org/drawingml/2006/main" noChangeAspect="1"/>
+            </wp:cNvGraphicFramePr>
+            <a:graphic xmlns:a="http://schemas.openxmlformats.org/drawingml/2006/main">
+              <a:graphicData uri="http://schemas.openxmlformats.org/drawingml/2006/picture">
+                <pic:pic xmlns:pic="http://schemas.openxmlformats.org/drawingml/2006/picture">
+                  <pic:nvPicPr>
+                    <pic:cNvPr id="1" name=""/>
+                    <pic:cNvPicPr/>
+                  </pic:nvPicPr>
+                  <pic:blipFill>
+                    <a:blip r:embed="rId17">
+                      <a:extLst>
+                        <a:ext uri="{28A0092B-C50C-407E-A947-70E740481C1C}">
+                          <a14:useLocalDpi xmlns:a14="http://schemas.microsoft.com/office/drawing/2010/main" val="0"/>
+                        </a:ext>
+                      </a:extLst>
+                    </a:blip>
+                    <a:stretch>
+                      <a:fillRect/>
+                    </a:stretch>
+                  </pic:blipFill>
+                  <pic:spPr>
+                    <a:xfrm>
+                      <a:off x="0" y="0"/>
+                      <a:ext cx="5940425" cy="1909445"/>
+                    </a:xfrm>
+                    <a:prstGeom prst="rect">
+                      <a:avLst/>
+                    </a:prstGeom>
+                  </pic:spPr>
+                </pic:pic>
+              </a:graphicData>
+            </a:graphic>
+          </wp:anchor>
+        </w:drawing>
+      </w:r>
+    </w:p>
     <w:sectPr>
       <w:pgSz w:w="11906" w:h="16838"/>
       <w:pgMar w:top="1134" w:right="850" w:bottom="1134" w:left="1701" w:header="708" w:footer="708" w:gutter="0"/>
@@ -1058,7 +1129,7 @@
 </file>
 
 <file path=word/endnotes.xml><?xml version="1.0" encoding="utf-8"?>
-<w:endnotes xmlns:wpc="http://schemas.microsoft.com/office/word/2010/wordprocessingCanvas" xmlns:cx="http://schemas.microsoft.com/office/drawing/2014/chartex" xmlns:mc="http://schemas.openxmlformats.org/markup-compatibility/2006" xmlns:o="urn:schemas-microsoft-com:office:office" xmlns:r="http://schemas.openxmlformats.org/officeDocument/2006/relationships" xmlns:m="http://schemas.openxmlformats.org/officeDocument/2006/math" xmlns:v="urn:schemas-microsoft-com:vml" xmlns:wp14="http://schemas.microsoft.com/office/word/2010/wordprocessingDrawing" xmlns:wp="http://schemas.openxmlformats.org/drawingml/2006/wordprocessingDrawing" xmlns:w10="urn:schemas-microsoft-com:office:word" xmlns:w="http://schemas.openxmlformats.org/wordprocessingml/2006/main" xmlns:w14="http://schemas.microsoft.com/office/word/2010/wordml" xmlns:w15="http://schemas.microsoft.com/office/word/2012/wordml" xmlns:w16se="http://schemas.microsoft.com/office/word/2015/wordml/symex" xmlns:wpg="http://schemas.microsoft.com/office/word/2010/wordprocessingGroup" xmlns:wpi="http://schemas.microsoft.com/office/word/2010/wordprocessingInk" xmlns:wne="http://schemas.microsoft.com/office/word/2006/wordml" xmlns:wps="http://schemas.microsoft.com/office/word/2010/wordprocessingShape" mc:Ignorable="w14 w15 w16se wp14">
+<w:endnotes xmlns:wpc="http://schemas.microsoft.com/office/word/2010/wordprocessingCanvas" xmlns:cx="http://schemas.microsoft.com/office/drawing/2014/chartex" xmlns:cx1="http://schemas.microsoft.com/office/drawing/2015/9/8/chartex" xmlns:cx2="http://schemas.microsoft.com/office/drawing/2015/10/21/chartex" xmlns:cx3="http://schemas.microsoft.com/office/drawing/2016/5/9/chartex" xmlns:cx4="http://schemas.microsoft.com/office/drawing/2016/5/10/chartex" xmlns:cx5="http://schemas.microsoft.com/office/drawing/2016/5/11/chartex" xmlns:cx6="http://schemas.microsoft.com/office/drawing/2016/5/12/chartex" xmlns:cx7="http://schemas.microsoft.com/office/drawing/2016/5/13/chartex" xmlns:cx8="http://schemas.microsoft.com/office/drawing/2016/5/14/chartex" xmlns:mc="http://schemas.openxmlformats.org/markup-compatibility/2006" xmlns:aink="http://schemas.microsoft.com/office/drawing/2016/ink" xmlns:am3d="http://schemas.microsoft.com/office/drawing/2017/model3d" xmlns:o="urn:schemas-microsoft-com:office:office" xmlns:r="http://schemas.openxmlformats.org/officeDocument/2006/relationships" xmlns:m="http://schemas.openxmlformats.org/officeDocument/2006/math" xmlns:v="urn:schemas-microsoft-com:vml" xmlns:wp14="http://schemas.microsoft.com/office/word/2010/wordprocessingDrawing" xmlns:wp="http://schemas.openxmlformats.org/drawingml/2006/wordprocessingDrawing" xmlns:w10="urn:schemas-microsoft-com:office:word" xmlns:w="http://schemas.openxmlformats.org/wordprocessingml/2006/main" xmlns:w14="http://schemas.microsoft.com/office/word/2010/wordml" xmlns:w15="http://schemas.microsoft.com/office/word/2012/wordml" xmlns:w16cex="http://schemas.microsoft.com/office/word/2018/wordml/cex" xmlns:w16cid="http://schemas.microsoft.com/office/word/2016/wordml/cid" xmlns:w16="http://schemas.microsoft.com/office/word/2018/wordml" xmlns:w16sdtdh="http://schemas.microsoft.com/office/word/2020/wordml/sdtdatahash" xmlns:w16se="http://schemas.microsoft.com/office/word/2015/wordml/symex" xmlns:wpg="http://schemas.microsoft.com/office/word/2010/wordprocessingGroup" xmlns:wpi="http://schemas.microsoft.com/office/word/2010/wordprocessingInk" xmlns:wne="http://schemas.microsoft.com/office/word/2006/wordml" xmlns:wps="http://schemas.microsoft.com/office/word/2010/wordprocessingShape" mc:Ignorable="w14 w15 w16se w16cid w16 w16cex w16sdtdh wp14">
   <w:endnote w:type="separator" w:id="-1">
     <w:p>
       <w:pPr>
@@ -1083,7 +1154,7 @@
 </file>
 
 <file path=word/footnotes.xml><?xml version="1.0" encoding="utf-8"?>
-<w:footnotes xmlns:wpc="http://schemas.microsoft.com/office/word/2010/wordprocessingCanvas" xmlns:cx="http://schemas.microsoft.com/office/drawing/2014/chartex" xmlns:mc="http://schemas.openxmlformats.org/markup-compatibility/2006" xmlns:o="urn:schemas-microsoft-com:office:office" xmlns:r="http://schemas.openxmlformats.org/officeDocument/2006/relationships" xmlns:m="http://schemas.openxmlformats.org/officeDocument/2006/math" xmlns:v="urn:schemas-microsoft-com:vml" xmlns:wp14="http://schemas.microsoft.com/office/word/2010/wordprocessingDrawing" xmlns:wp="http://schemas.openxmlformats.org/drawingml/2006/wordprocessingDrawing" xmlns:w10="urn:schemas-microsoft-com:office:word" xmlns:w="http://schemas.openxmlformats.org/wordprocessingml/2006/main" xmlns:w14="http://schemas.microsoft.com/office/word/2010/wordml" xmlns:w15="http://schemas.microsoft.com/office/word/2012/wordml" xmlns:w16se="http://schemas.microsoft.com/office/word/2015/wordml/symex" xmlns:wpg="http://schemas.microsoft.com/office/word/2010/wordprocessingGroup" xmlns:wpi="http://schemas.microsoft.com/office/word/2010/wordprocessingInk" xmlns:wne="http://schemas.microsoft.com/office/word/2006/wordml" xmlns:wps="http://schemas.microsoft.com/office/word/2010/wordprocessingShape" mc:Ignorable="w14 w15 w16se wp14">
+<w:footnotes xmlns:wpc="http://schemas.microsoft.com/office/word/2010/wordprocessingCanvas" xmlns:cx="http://schemas.microsoft.com/office/drawing/2014/chartex" xmlns:cx1="http://schemas.microsoft.com/office/drawing/2015/9/8/chartex" xmlns:cx2="http://schemas.microsoft.com/office/drawing/2015/10/21/chartex" xmlns:cx3="http://schemas.microsoft.com/office/drawing/2016/5/9/chartex" xmlns:cx4="http://schemas.microsoft.com/office/drawing/2016/5/10/chartex" xmlns:cx5="http://schemas.microsoft.com/office/drawing/2016/5/11/chartex" xmlns:cx6="http://schemas.microsoft.com/office/drawing/2016/5/12/chartex" xmlns:cx7="http://schemas.microsoft.com/office/drawing/2016/5/13/chartex" xmlns:cx8="http://schemas.microsoft.com/office/drawing/2016/5/14/chartex" xmlns:mc="http://schemas.openxmlformats.org/markup-compatibility/2006" xmlns:aink="http://schemas.microsoft.com/office/drawing/2016/ink" xmlns:am3d="http://schemas.microsoft.com/office/drawing/2017/model3d" xmlns:o="urn:schemas-microsoft-com:office:office" xmlns:r="http://schemas.openxmlformats.org/officeDocument/2006/relationships" xmlns:m="http://schemas.openxmlformats.org/officeDocument/2006/math" xmlns:v="urn:schemas-microsoft-com:vml" xmlns:wp14="http://schemas.microsoft.com/office/word/2010/wordprocessingDrawing" xmlns:wp="http://schemas.openxmlformats.org/drawingml/2006/wordprocessingDrawing" xmlns:w10="urn:schemas-microsoft-com:office:word" xmlns:w="http://schemas.openxmlformats.org/wordprocessingml/2006/main" xmlns:w14="http://schemas.microsoft.com/office/word/2010/wordml" xmlns:w15="http://schemas.microsoft.com/office/word/2012/wordml" xmlns:w16cex="http://schemas.microsoft.com/office/word/2018/wordml/cex" xmlns:w16cid="http://schemas.microsoft.com/office/word/2016/wordml/cid" xmlns:w16="http://schemas.microsoft.com/office/word/2018/wordml" xmlns:w16sdtdh="http://schemas.microsoft.com/office/word/2020/wordml/sdtdatahash" xmlns:w16se="http://schemas.microsoft.com/office/word/2015/wordml/symex" xmlns:wpg="http://schemas.microsoft.com/office/word/2010/wordprocessingGroup" xmlns:wpi="http://schemas.microsoft.com/office/word/2010/wordprocessingInk" xmlns:wne="http://schemas.microsoft.com/office/word/2006/wordml" xmlns:wps="http://schemas.microsoft.com/office/word/2010/wordprocessingShape" mc:Ignorable="w14 w15 w16se w16cid w16 w16cex w16sdtdh wp14">
   <w:footnote w:type="separator" w:id="-1">
     <w:p>
       <w:pPr>
@@ -1108,7 +1179,7 @@
 </file>
 
 <file path=word/styles.xml><?xml version="1.0" encoding="utf-8"?>
-<w:styles xmlns:mc="http://schemas.openxmlformats.org/markup-compatibility/2006" xmlns:r="http://schemas.openxmlformats.org/officeDocument/2006/relationships" xmlns:w="http://schemas.openxmlformats.org/wordprocessingml/2006/main" xmlns:w14="http://schemas.microsoft.com/office/word/2010/wordml" xmlns:w15="http://schemas.microsoft.com/office/word/2012/wordml" xmlns:w16se="http://schemas.microsoft.com/office/word/2015/wordml/symex" mc:Ignorable="w14 w15 w16se">
+<w:styles xmlns:mc="http://schemas.openxmlformats.org/markup-compatibility/2006" xmlns:r="http://schemas.openxmlformats.org/officeDocument/2006/relationships" xmlns:w="http://schemas.openxmlformats.org/wordprocessingml/2006/main" xmlns:w14="http://schemas.microsoft.com/office/word/2010/wordml" xmlns:w15="http://schemas.microsoft.com/office/word/2012/wordml" xmlns:w16cex="http://schemas.microsoft.com/office/word/2018/wordml/cex" xmlns:w16cid="http://schemas.microsoft.com/office/word/2016/wordml/cid" xmlns:w16="http://schemas.microsoft.com/office/word/2018/wordml" xmlns:w16sdtdh="http://schemas.microsoft.com/office/word/2020/wordml/sdtdatahash" xmlns:w16se="http://schemas.microsoft.com/office/word/2015/wordml/symex" mc:Ignorable="w14 w15 w16se w16cid w16 w16cex w16sdtdh">
   <w:docDefaults>
     <w:rPrDefault>
       <w:rPr>
@@ -1124,7 +1195,7 @@
       </w:pPr>
     </w:pPrDefault>
   </w:docDefaults>
-  <w:latentStyles w:defLockedState="0" w:defUIPriority="99" w:defSemiHidden="0" w:defUnhideWhenUsed="0" w:defQFormat="0" w:count="371">
+  <w:latentStyles w:defLockedState="0" w:defUIPriority="99" w:defSemiHidden="0" w:defUnhideWhenUsed="0" w:defQFormat="0" w:count="376">
     <w:lsdException w:name="Normal" w:uiPriority="0" w:qFormat="1"/>
     <w:lsdException w:name="heading 1" w:uiPriority="9" w:qFormat="1"/>
     <w:lsdException w:name="heading 2" w:semiHidden="1" w:uiPriority="9" w:unhideWhenUsed="1" w:qFormat="1"/>
@@ -1230,7 +1301,6 @@
     <w:lsdException w:name="HTML Sample" w:semiHidden="1" w:unhideWhenUsed="1"/>
     <w:lsdException w:name="HTML Typewriter" w:semiHidden="1" w:unhideWhenUsed="1"/>
     <w:lsdException w:name="HTML Variable" w:semiHidden="1" w:unhideWhenUsed="1"/>
-    <w:lsdException w:name="Normal Table" w:semiHidden="1" w:unhideWhenUsed="1"/>
     <w:lsdException w:name="annotation subject" w:semiHidden="1" w:unhideWhenUsed="1"/>
     <w:lsdException w:name="No List" w:semiHidden="1" w:unhideWhenUsed="1"/>
     <w:lsdException w:name="Outline List 1" w:semiHidden="1" w:unhideWhenUsed="1"/>
@@ -1273,11 +1343,8 @@
     <w:lsdException w:name="Table Contemporary" w:semiHidden="1" w:unhideWhenUsed="1"/>
     <w:lsdException w:name="Table Elegant" w:semiHidden="1" w:unhideWhenUsed="1"/>
     <w:lsdException w:name="Table Professional" w:semiHidden="1" w:unhideWhenUsed="1"/>
-    <w:lsdException w:name="Table Subtle 1" w:semiHidden="1" w:unhideWhenUsed="1"/>
     <w:lsdException w:name="Table Subtle 2" w:semiHidden="1" w:unhideWhenUsed="1"/>
     <w:lsdException w:name="Table Web 1" w:semiHidden="1" w:unhideWhenUsed="1"/>
-    <w:lsdException w:name="Table Web 2" w:semiHidden="1" w:unhideWhenUsed="1"/>
-    <w:lsdException w:name="Table Web 3" w:semiHidden="1" w:unhideWhenUsed="1"/>
     <w:lsdException w:name="Balloon Text" w:semiHidden="1" w:unhideWhenUsed="1"/>
     <w:lsdException w:name="Table Grid" w:uiPriority="39"/>
     <w:lsdException w:name="Table Theme" w:semiHidden="1" w:unhideWhenUsed="1"/>
@@ -1496,10 +1563,36 @@
     <w:lsdException w:name="List Table 5 Dark Accent 6" w:uiPriority="50"/>
     <w:lsdException w:name="List Table 6 Colorful Accent 6" w:uiPriority="51"/>
     <w:lsdException w:name="List Table 7 Colorful Accent 6" w:uiPriority="52"/>
+    <w:lsdException w:name="Mention" w:semiHidden="1" w:unhideWhenUsed="1"/>
+    <w:lsdException w:name="Smart Hyperlink" w:semiHidden="1" w:unhideWhenUsed="1"/>
+    <w:lsdException w:name="Hashtag" w:semiHidden="1" w:unhideWhenUsed="1"/>
+    <w:lsdException w:name="Unresolved Mention" w:semiHidden="1" w:unhideWhenUsed="1"/>
+    <w:lsdException w:name="Smart Link" w:semiHidden="1" w:unhideWhenUsed="1"/>
   </w:latentStyles>
   <w:style w:type="paragraph" w:default="1" w:styleId="a">
     <w:name w:val="Normal"/>
     <w:qFormat/>
+  </w:style>
+  <w:style w:type="paragraph" w:styleId="1">
+    <w:name w:val="heading 1"/>
+    <w:basedOn w:val="a"/>
+    <w:next w:val="a"/>
+    <w:link w:val="10"/>
+    <w:uiPriority w:val="9"/>
+    <w:qFormat/>
+    <w:rsid w:val="000333EF"/>
+    <w:pPr>
+      <w:keepNext/>
+      <w:keepLines/>
+      <w:spacing w:before="240" w:after="0"/>
+      <w:outlineLvl w:val="0"/>
+    </w:pPr>
+    <w:rPr>
+      <w:rFonts w:asciiTheme="majorHAnsi" w:eastAsiaTheme="majorEastAsia" w:hAnsiTheme="majorHAnsi" w:cstheme="majorBidi"/>
+      <w:color w:val="2E74B5" w:themeColor="accent1" w:themeShade="BF"/>
+      <w:sz w:val="32"/>
+      <w:szCs w:val="32"/>
+    </w:rPr>
   </w:style>
   <w:style w:type="character" w:default="1" w:styleId="a0">
     <w:name w:val="Default Paragraph Font"/>
@@ -1588,6 +1681,73 @@
     <w:link w:val="a6"/>
     <w:uiPriority w:val="99"/>
     <w:rsid w:val="002F6DAC"/>
+  </w:style>
+  <w:style w:type="paragraph" w:styleId="a8">
+    <w:name w:val="Title"/>
+    <w:basedOn w:val="a"/>
+    <w:next w:val="a"/>
+    <w:link w:val="a9"/>
+    <w:uiPriority w:val="10"/>
+    <w:qFormat/>
+    <w:rsid w:val="000333EF"/>
+    <w:pPr>
+      <w:spacing w:after="0" w:line="240" w:lineRule="auto"/>
+      <w:contextualSpacing/>
+    </w:pPr>
+    <w:rPr>
+      <w:rFonts w:asciiTheme="majorHAnsi" w:eastAsiaTheme="majorEastAsia" w:hAnsiTheme="majorHAnsi" w:cstheme="majorBidi"/>
+      <w:spacing w:val="-10"/>
+      <w:kern w:val="28"/>
+      <w:sz w:val="56"/>
+      <w:szCs w:val="56"/>
+    </w:rPr>
+  </w:style>
+  <w:style w:type="character" w:customStyle="1" w:styleId="a9">
+    <w:name w:val="Заголовок Знак"/>
+    <w:basedOn w:val="a0"/>
+    <w:link w:val="a8"/>
+    <w:uiPriority w:val="10"/>
+    <w:rsid w:val="000333EF"/>
+    <w:rPr>
+      <w:rFonts w:asciiTheme="majorHAnsi" w:eastAsiaTheme="majorEastAsia" w:hAnsiTheme="majorHAnsi" w:cstheme="majorBidi"/>
+      <w:spacing w:val="-10"/>
+      <w:kern w:val="28"/>
+      <w:sz w:val="56"/>
+      <w:szCs w:val="56"/>
+    </w:rPr>
+  </w:style>
+  <w:style w:type="paragraph" w:styleId="aa">
+    <w:name w:val="No Spacing"/>
+    <w:uiPriority w:val="1"/>
+    <w:qFormat/>
+    <w:rsid w:val="000333EF"/>
+    <w:pPr>
+      <w:spacing w:after="0" w:line="240" w:lineRule="auto"/>
+    </w:pPr>
+  </w:style>
+  <w:style w:type="character" w:customStyle="1" w:styleId="10">
+    <w:name w:val="Заголовок 1 Знак"/>
+    <w:basedOn w:val="a0"/>
+    <w:link w:val="1"/>
+    <w:uiPriority w:val="9"/>
+    <w:rsid w:val="000333EF"/>
+    <w:rPr>
+      <w:rFonts w:asciiTheme="majorHAnsi" w:eastAsiaTheme="majorEastAsia" w:hAnsiTheme="majorHAnsi" w:cstheme="majorBidi"/>
+      <w:color w:val="2E74B5" w:themeColor="accent1" w:themeShade="BF"/>
+      <w:sz w:val="32"/>
+      <w:szCs w:val="32"/>
+    </w:rPr>
+  </w:style>
+  <w:style w:type="character" w:styleId="ab">
+    <w:name w:val="Strong"/>
+    <w:basedOn w:val="a0"/>
+    <w:uiPriority w:val="22"/>
+    <w:qFormat/>
+    <w:rsid w:val="00A92379"/>
+    <w:rPr>
+      <w:b/>
+      <w:bCs/>
+    </w:rPr>
   </w:style>
 </w:styles>
 </file>

--- a/GestionDeProjet.docx
+++ b/GestionDeProjet.docx
@@ -4,17 +4,136 @@
   <w:body>
     <w:p>
       <w:pPr>
-        <w:pStyle w:val="a8"/>
-        <w:rPr>
-          <w:rFonts w:ascii="Times New Roman" w:hAnsi="Times New Roman" w:cs="Times New Roman"/>
-          <w:lang w:val="fr-CA"/>
-        </w:rPr>
-      </w:pPr>
-      <w:proofErr w:type="spellStart"/>
-      <w:r>
-        <w:rPr>
-          <w:rFonts w:ascii="Times New Roman" w:hAnsi="Times New Roman" w:cs="Times New Roman"/>
-          <w:lang w:val="fr-CA"/>
+        <w:pStyle w:val="2"/>
+        <w:jc w:val="center"/>
+        <w:rPr>
+          <w:rFonts w:ascii="Times New Roman" w:hAnsi="Times New Roman" w:cs="Times New Roman"/>
+          <w:color w:val="000000" w:themeColor="text1"/>
+          <w:sz w:val="48"/>
+          <w:szCs w:val="48"/>
+          <w:lang w:val="fr-CA"/>
+        </w:rPr>
+      </w:pPr>
+      <w:r>
+        <w:rPr>
+          <w:rFonts w:ascii="Times New Roman" w:hAnsi="Times New Roman" w:cs="Times New Roman"/>
+          <w:color w:val="000000" w:themeColor="text1"/>
+          <w:sz w:val="48"/>
+          <w:szCs w:val="48"/>
+          <w:lang w:val="fr-CA"/>
+        </w:rPr>
+        <w:t>Site web de Group Portfolio</w:t>
+      </w:r>
+    </w:p>
+    <w:p>
+      <w:pPr>
+        <w:pStyle w:val="1"/>
+        <w:rPr>
+          <w:rFonts w:ascii="Times New Roman" w:hAnsi="Times New Roman" w:cs="Times New Roman"/>
+          <w:b/>
+          <w:bCs/>
+          <w:color w:val="000000" w:themeColor="text1"/>
+          <w:sz w:val="36"/>
+          <w:szCs w:val="36"/>
+          <w:lang w:val="fr-FR"/>
+        </w:rPr>
+      </w:pPr>
+      <w:r>
+        <w:rPr>
+          <w:rFonts w:ascii="Times New Roman" w:hAnsi="Times New Roman" w:cs="Times New Roman"/>
+          <w:b/>
+          <w:bCs/>
+          <w:color w:val="000000" w:themeColor="text1"/>
+          <w:sz w:val="36"/>
+          <w:szCs w:val="36"/>
+          <w:lang w:val="fr-FR"/>
+        </w:rPr>
+        <w:t>Section 1 : Introduction</w:t>
+      </w:r>
+    </w:p>
+    <w:p>
+      <w:pPr>
+        <w:rPr>
+          <w:lang w:val="fr-FR"/>
+        </w:rPr>
+      </w:pPr>
+    </w:p>
+    <w:p>
+      <w:pPr>
+        <w:rPr>
+          <w:rFonts w:ascii="Times New Roman" w:hAnsi="Times New Roman" w:cs="Times New Roman"/>
+          <w:sz w:val="28"/>
+          <w:szCs w:val="28"/>
+          <w:lang w:val="fr-FR"/>
+        </w:rPr>
+      </w:pPr>
+      <w:proofErr w:type="spellStart"/>
+      <w:r>
+        <w:rPr>
+          <w:rFonts w:ascii="Times New Roman" w:hAnsi="Times New Roman" w:cs="Times New Roman"/>
+          <w:sz w:val="28"/>
+          <w:szCs w:val="28"/>
+          <w:lang w:val="uk-UA"/>
+        </w:rPr>
+        <w:t>Composition</w:t>
+      </w:r>
+      <w:proofErr w:type="spellEnd"/>
+      <w:r>
+        <w:rPr>
+          <w:rFonts w:ascii="Times New Roman" w:hAnsi="Times New Roman" w:cs="Times New Roman"/>
+          <w:sz w:val="28"/>
+          <w:szCs w:val="28"/>
+          <w:lang w:val="uk-UA"/>
+        </w:rPr>
+        <w:t xml:space="preserve"> </w:t>
+      </w:r>
+      <w:proofErr w:type="spellStart"/>
+      <w:r>
+        <w:rPr>
+          <w:rFonts w:ascii="Times New Roman" w:hAnsi="Times New Roman" w:cs="Times New Roman"/>
+          <w:sz w:val="28"/>
+          <w:szCs w:val="28"/>
+          <w:lang w:val="uk-UA"/>
+        </w:rPr>
+        <w:t>du</w:t>
+      </w:r>
+      <w:proofErr w:type="spellEnd"/>
+      <w:r>
+        <w:rPr>
+          <w:rFonts w:ascii="Times New Roman" w:hAnsi="Times New Roman" w:cs="Times New Roman"/>
+          <w:sz w:val="28"/>
+          <w:szCs w:val="28"/>
+          <w:lang w:val="uk-UA"/>
+        </w:rPr>
+        <w:t xml:space="preserve"> </w:t>
+      </w:r>
+      <w:proofErr w:type="spellStart"/>
+      <w:r>
+        <w:rPr>
+          <w:rFonts w:ascii="Times New Roman" w:hAnsi="Times New Roman" w:cs="Times New Roman"/>
+          <w:sz w:val="28"/>
+          <w:szCs w:val="28"/>
+          <w:lang w:val="uk-UA"/>
+        </w:rPr>
+        <w:t>groupe</w:t>
+      </w:r>
+      <w:proofErr w:type="spellEnd"/>
+      <w:r>
+        <w:rPr>
+          <w:rFonts w:ascii="Times New Roman" w:hAnsi="Times New Roman" w:cs="Times New Roman"/>
+          <w:sz w:val="28"/>
+          <w:szCs w:val="28"/>
+          <w:lang w:val="fr-FR"/>
+        </w:rPr>
+        <w:t xml:space="preserve">(TD2): </w:t>
+      </w:r>
+      <w:proofErr w:type="spellStart"/>
+      <w:r>
+        <w:rPr>
+          <w:rFonts w:ascii="Times New Roman" w:hAnsi="Times New Roman" w:cs="Times New Roman"/>
+          <w:sz w:val="28"/>
+          <w:szCs w:val="28"/>
+          <w:lang w:val="fr-FR"/>
         </w:rPr>
         <w:t>Artem</w:t>
       </w:r>
@@ -22,15 +141,19 @@
       <w:r>
         <w:rPr>
           <w:rFonts w:ascii="Times New Roman" w:hAnsi="Times New Roman" w:cs="Times New Roman"/>
-          <w:lang w:val="fr-CA"/>
-        </w:rPr>
-        <w:t xml:space="preserve"> </w:t>
-      </w:r>
-      <w:proofErr w:type="spellStart"/>
-      <w:r>
-        <w:rPr>
-          <w:rFonts w:ascii="Times New Roman" w:hAnsi="Times New Roman" w:cs="Times New Roman"/>
-          <w:lang w:val="fr-CA"/>
+          <w:sz w:val="28"/>
+          <w:szCs w:val="28"/>
+          <w:lang w:val="fr-FR"/>
+        </w:rPr>
+        <w:t xml:space="preserve"> </w:t>
+      </w:r>
+      <w:proofErr w:type="spellStart"/>
+      <w:r>
+        <w:rPr>
+          <w:rFonts w:ascii="Times New Roman" w:hAnsi="Times New Roman" w:cs="Times New Roman"/>
+          <w:sz w:val="28"/>
+          <w:szCs w:val="28"/>
+          <w:lang w:val="fr-FR"/>
         </w:rPr>
         <w:t>Karelin</w:t>
       </w:r>
@@ -38,7 +161,262 @@
       <w:r>
         <w:rPr>
           <w:rFonts w:ascii="Times New Roman" w:hAnsi="Times New Roman" w:cs="Times New Roman"/>
-          <w:lang w:val="fr-CA"/>
+          <w:sz w:val="28"/>
+          <w:szCs w:val="28"/>
+          <w:lang w:val="fr-FR"/>
+        </w:rPr>
+        <w:t xml:space="preserve">, </w:t>
+      </w:r>
+      <w:proofErr w:type="spellStart"/>
+      <w:r>
+        <w:rPr>
+          <w:rFonts w:ascii="Times New Roman" w:hAnsi="Times New Roman" w:cs="Times New Roman"/>
+          <w:sz w:val="28"/>
+          <w:szCs w:val="28"/>
+          <w:lang w:val="fr-FR"/>
+        </w:rPr>
+        <w:t>Edhar</w:t>
+      </w:r>
+      <w:proofErr w:type="spellEnd"/>
+      <w:r>
+        <w:rPr>
+          <w:rFonts w:ascii="Times New Roman" w:hAnsi="Times New Roman" w:cs="Times New Roman"/>
+          <w:sz w:val="28"/>
+          <w:szCs w:val="28"/>
+          <w:lang w:val="fr-FR"/>
+        </w:rPr>
+        <w:t xml:space="preserve"> </w:t>
+      </w:r>
+      <w:proofErr w:type="spellStart"/>
+      <w:r>
+        <w:rPr>
+          <w:rFonts w:ascii="Times New Roman" w:hAnsi="Times New Roman" w:cs="Times New Roman"/>
+          <w:sz w:val="28"/>
+          <w:szCs w:val="28"/>
+          <w:lang w:val="fr-FR"/>
+        </w:rPr>
+        <w:t>Ovsepian</w:t>
+      </w:r>
+      <w:proofErr w:type="spellEnd"/>
+      <w:r>
+        <w:rPr>
+          <w:rFonts w:ascii="Times New Roman" w:hAnsi="Times New Roman" w:cs="Times New Roman"/>
+          <w:sz w:val="28"/>
+          <w:szCs w:val="28"/>
+          <w:lang w:val="fr-FR"/>
+        </w:rPr>
+        <w:t>, Luka Horban</w:t>
+      </w:r>
+    </w:p>
+    <w:p>
+      <w:pPr>
+        <w:rPr>
+          <w:rFonts w:ascii="Times New Roman" w:hAnsi="Times New Roman" w:cs="Times New Roman"/>
+          <w:sz w:val="28"/>
+          <w:szCs w:val="28"/>
+          <w:lang w:val="fr-FR"/>
+        </w:rPr>
+      </w:pPr>
+      <w:r>
+        <w:rPr>
+          <w:rFonts w:ascii="Times New Roman" w:hAnsi="Times New Roman" w:cs="Times New Roman"/>
+          <w:sz w:val="28"/>
+          <w:szCs w:val="28"/>
+          <w:lang w:val="fr-FR"/>
+        </w:rPr>
+        <w:t>Sujet de projet : Site web de Group Portfolio en HTML/CSS/JS</w:t>
+      </w:r>
+    </w:p>
+    <w:p>
+      <w:pPr>
+        <w:rPr>
+          <w:rFonts w:ascii="Times New Roman" w:hAnsi="Times New Roman" w:cs="Times New Roman"/>
+          <w:sz w:val="28"/>
+          <w:szCs w:val="28"/>
+          <w:lang w:val="fr-FR"/>
+        </w:rPr>
+      </w:pPr>
+      <w:r>
+        <w:rPr>
+          <w:rFonts w:ascii="Times New Roman" w:hAnsi="Times New Roman" w:cs="Times New Roman"/>
+          <w:sz w:val="28"/>
+          <w:szCs w:val="28"/>
+          <w:lang w:val="fr-FR"/>
+        </w:rPr>
+        <w:t xml:space="preserve">Lien de projet : </w:t>
+      </w:r>
+      <w:hyperlink r:id="rId6" w:history="1">
+        <w:r>
+          <w:rPr>
+            <w:rStyle w:val="ac"/>
+            <w:rFonts w:ascii="Times New Roman" w:hAnsi="Times New Roman" w:cs="Times New Roman"/>
+            <w:sz w:val="28"/>
+            <w:szCs w:val="28"/>
+            <w:lang w:val="fr-FR"/>
+          </w:rPr>
+          <w:t>GitHub/</w:t>
+        </w:r>
+        <w:proofErr w:type="spellStart"/>
+        <w:r>
+          <w:rPr>
+            <w:rStyle w:val="ac"/>
+            <w:rFonts w:ascii="Times New Roman" w:hAnsi="Times New Roman" w:cs="Times New Roman"/>
+            <w:sz w:val="28"/>
+            <w:szCs w:val="28"/>
+            <w:lang w:val="fr-FR"/>
+          </w:rPr>
+          <w:t>GestionDeProjet</w:t>
+        </w:r>
+        <w:proofErr w:type="spellEnd"/>
+      </w:hyperlink>
+    </w:p>
+    <w:p>
+      <w:pPr>
+        <w:rPr>
+          <w:rFonts w:ascii="Times New Roman" w:hAnsi="Times New Roman" w:cs="Times New Roman"/>
+          <w:sz w:val="28"/>
+          <w:szCs w:val="28"/>
+          <w:lang w:val="fr-FR"/>
+        </w:rPr>
+      </w:pPr>
+      <w:r>
+        <w:rPr>
+          <w:rFonts w:ascii="Times New Roman" w:hAnsi="Times New Roman" w:cs="Times New Roman"/>
+          <w:sz w:val="28"/>
+          <w:szCs w:val="28"/>
+          <w:lang w:val="fr-FR"/>
+        </w:rPr>
+        <w:t>Répartition des tâches</w:t>
+      </w:r>
+      <w:r>
+        <w:rPr>
+          <w:rFonts w:ascii="Times New Roman" w:hAnsi="Times New Roman" w:cs="Times New Roman"/>
+          <w:sz w:val="28"/>
+          <w:szCs w:val="28"/>
+          <w:lang w:val="fr-FR"/>
+        </w:rPr>
+        <w:t xml:space="preserve"> : </w:t>
+      </w:r>
+      <w:proofErr w:type="spellStart"/>
+      <w:r>
+        <w:rPr>
+          <w:rFonts w:ascii="Times New Roman" w:hAnsi="Times New Roman" w:cs="Times New Roman"/>
+          <w:sz w:val="28"/>
+          <w:szCs w:val="28"/>
+          <w:lang w:val="fr-FR"/>
+        </w:rPr>
+        <w:t>Artem</w:t>
+      </w:r>
+      <w:proofErr w:type="spellEnd"/>
+      <w:r>
+        <w:rPr>
+          <w:rFonts w:ascii="Times New Roman" w:hAnsi="Times New Roman" w:cs="Times New Roman"/>
+          <w:sz w:val="28"/>
+          <w:szCs w:val="28"/>
+          <w:lang w:val="fr-FR"/>
+        </w:rPr>
+        <w:t xml:space="preserve"> </w:t>
+      </w:r>
+      <w:proofErr w:type="spellStart"/>
+      <w:r>
+        <w:rPr>
+          <w:rFonts w:ascii="Times New Roman" w:hAnsi="Times New Roman" w:cs="Times New Roman"/>
+          <w:sz w:val="28"/>
+          <w:szCs w:val="28"/>
+          <w:lang w:val="fr-FR"/>
+        </w:rPr>
+        <w:t>Karelin</w:t>
+      </w:r>
+      <w:proofErr w:type="spellEnd"/>
+      <w:r>
+        <w:rPr>
+          <w:rFonts w:ascii="Times New Roman" w:hAnsi="Times New Roman" w:cs="Times New Roman"/>
+          <w:sz w:val="28"/>
+          <w:szCs w:val="28"/>
+          <w:lang w:val="fr-FR"/>
+        </w:rPr>
+        <w:t xml:space="preserve"> a créé le dépôt GitHub. Chaque élève a rédigé sa propre page sur le site web et a réalisé des captures d'écran de son travail, accompagnées d'une description de ce qu'il a fait. Luka Horban a réalisé la version finale du document PDF.</w:t>
+      </w:r>
+    </w:p>
+    <w:p>
+      <w:pPr>
+        <w:pStyle w:val="1"/>
+        <w:rPr>
+          <w:rFonts w:ascii="Times New Roman" w:hAnsi="Times New Roman" w:cs="Times New Roman"/>
+          <w:b/>
+          <w:bCs/>
+          <w:color w:val="000000" w:themeColor="text1"/>
+          <w:sz w:val="36"/>
+          <w:szCs w:val="36"/>
+          <w:lang w:val="fr-FR"/>
+        </w:rPr>
+      </w:pPr>
+      <w:r>
+        <w:rPr>
+          <w:rFonts w:ascii="Times New Roman" w:hAnsi="Times New Roman" w:cs="Times New Roman"/>
+          <w:b/>
+          <w:bCs/>
+          <w:color w:val="000000" w:themeColor="text1"/>
+          <w:sz w:val="36"/>
+          <w:szCs w:val="36"/>
+          <w:lang w:val="fr-FR"/>
+        </w:rPr>
+        <w:t>Section 2 : Description des mises en situation</w:t>
+      </w:r>
+    </w:p>
+    <w:p>
+      <w:pPr>
+        <w:pStyle w:val="2"/>
+        <w:ind w:firstLine="708"/>
+        <w:rPr>
+          <w:rFonts w:ascii="Times New Roman" w:hAnsi="Times New Roman" w:cs="Times New Roman"/>
+          <w:color w:val="000000" w:themeColor="text1"/>
+          <w:sz w:val="32"/>
+          <w:szCs w:val="32"/>
+          <w:lang w:val="fr-FR"/>
+        </w:rPr>
+      </w:pPr>
+      <w:proofErr w:type="spellStart"/>
+      <w:r>
+        <w:rPr>
+          <w:rFonts w:ascii="Times New Roman" w:hAnsi="Times New Roman" w:cs="Times New Roman"/>
+          <w:color w:val="000000" w:themeColor="text1"/>
+          <w:sz w:val="32"/>
+          <w:szCs w:val="32"/>
+          <w:lang w:val="fr-FR"/>
+        </w:rPr>
+        <w:t>Artem</w:t>
+      </w:r>
+      <w:proofErr w:type="spellEnd"/>
+      <w:r>
+        <w:rPr>
+          <w:rFonts w:ascii="Times New Roman" w:hAnsi="Times New Roman" w:cs="Times New Roman"/>
+          <w:color w:val="000000" w:themeColor="text1"/>
+          <w:sz w:val="32"/>
+          <w:szCs w:val="32"/>
+          <w:lang w:val="fr-FR"/>
+        </w:rPr>
+        <w:t xml:space="preserve"> </w:t>
+      </w:r>
+      <w:proofErr w:type="spellStart"/>
+      <w:r>
+        <w:rPr>
+          <w:rFonts w:ascii="Times New Roman" w:hAnsi="Times New Roman" w:cs="Times New Roman"/>
+          <w:color w:val="000000" w:themeColor="text1"/>
+          <w:sz w:val="32"/>
+          <w:szCs w:val="32"/>
+          <w:lang w:val="fr-FR"/>
+        </w:rPr>
+        <w:t>Karelin</w:t>
+      </w:r>
+      <w:proofErr w:type="spellEnd"/>
+      <w:r>
+        <w:rPr>
+          <w:rFonts w:ascii="Times New Roman" w:hAnsi="Times New Roman" w:cs="Times New Roman"/>
+          <w:color w:val="000000" w:themeColor="text1"/>
+          <w:sz w:val="32"/>
+          <w:szCs w:val="32"/>
+          <w:lang w:val="fr-FR"/>
         </w:rPr>
         <w:t xml:space="preserve"> (Sk1t)</w:t>
       </w:r>
@@ -47,15 +425,13 @@
       <w:pPr>
         <w:pStyle w:val="a3"/>
         <w:rPr>
-          <w:b/>
-          <w:sz w:val="28"/>
-          <w:szCs w:val="28"/>
-          <w:lang w:val="fr-CA"/>
-        </w:rPr>
-      </w:pPr>
-      <w:r>
-        <w:rPr>
-          <w:b/>
+          <w:sz w:val="28"/>
+          <w:szCs w:val="28"/>
+          <w:lang w:val="fr-CA"/>
+        </w:rPr>
+      </w:pPr>
+      <w:r>
+        <w:rPr>
           <w:sz w:val="28"/>
           <w:szCs w:val="28"/>
           <w:lang w:val="fr-CA"/>
@@ -66,13 +442,20 @@
     <w:p>
       <w:pPr>
         <w:rPr>
-          <w:lang w:val="fr-CA"/>
-        </w:rPr>
-      </w:pPr>
-    </w:p>
-    <w:p>
-      <w:r>
-        <w:rPr>
+          <w:rFonts w:ascii="Times New Roman" w:hAnsi="Times New Roman" w:cs="Times New Roman"/>
+          <w:lang w:val="fr-CA"/>
+        </w:rPr>
+      </w:pPr>
+    </w:p>
+    <w:p>
+      <w:pPr>
+        <w:rPr>
+          <w:rFonts w:ascii="Times New Roman" w:hAnsi="Times New Roman" w:cs="Times New Roman"/>
+        </w:rPr>
+      </w:pPr>
+      <w:r>
+        <w:rPr>
+          <w:rFonts w:ascii="Times New Roman" w:hAnsi="Times New Roman" w:cs="Times New Roman"/>
           <w:noProof/>
           <w:lang w:eastAsia="ru-RU"/>
         </w:rPr>
@@ -81,76 +464,6 @@
             <wp:extent cx="5940425" cy="2952750"/>
             <wp:effectExtent l="0" t="0" r="3175" b="0"/>
             <wp:docPr id="1" name="Рисунок 1"/>
-            <wp:cNvGraphicFramePr>
-              <a:graphicFrameLocks xmlns:a="http://schemas.openxmlformats.org/drawingml/2006/main" noChangeAspect="1"/>
-            </wp:cNvGraphicFramePr>
-            <a:graphic xmlns:a="http://schemas.openxmlformats.org/drawingml/2006/main">
-              <a:graphicData uri="http://schemas.openxmlformats.org/drawingml/2006/picture">
-                <pic:pic xmlns:pic="http://schemas.openxmlformats.org/drawingml/2006/picture">
-                  <pic:nvPicPr>
-                    <pic:cNvPr id="1" name=""/>
-                    <pic:cNvPicPr/>
-                  </pic:nvPicPr>
-                  <pic:blipFill>
-                    <a:blip r:embed="rId6"/>
-                    <a:stretch>
-                      <a:fillRect/>
-                    </a:stretch>
-                  </pic:blipFill>
-                  <pic:spPr>
-                    <a:xfrm>
-                      <a:off x="0" y="0"/>
-                      <a:ext cx="5940425" cy="2952750"/>
-                    </a:xfrm>
-                    <a:prstGeom prst="rect">
-                      <a:avLst/>
-                    </a:prstGeom>
-                  </pic:spPr>
-                </pic:pic>
-              </a:graphicData>
-            </a:graphic>
-          </wp:inline>
-        </w:drawing>
-      </w:r>
-    </w:p>
-    <w:p>
-      <w:pPr>
-        <w:pStyle w:val="a3"/>
-        <w:rPr>
-          <w:b/>
-          <w:sz w:val="28"/>
-          <w:szCs w:val="28"/>
-          <w:lang w:val="fr-CA"/>
-        </w:rPr>
-      </w:pPr>
-      <w:r>
-        <w:rPr>
-          <w:b/>
-          <w:sz w:val="28"/>
-          <w:szCs w:val="28"/>
-          <w:lang w:val="fr-CA"/>
-        </w:rPr>
-        <w:t>J'y ai ajouté les membres de mon groupe</w:t>
-      </w:r>
-    </w:p>
-    <w:p>
-      <w:pPr>
-        <w:rPr>
-          <w:lang w:val="fr-CA"/>
-        </w:rPr>
-      </w:pPr>
-    </w:p>
-    <w:p>
-      <w:r>
-        <w:rPr>
-          <w:noProof/>
-          <w:lang w:eastAsia="ru-RU"/>
-        </w:rPr>
-        <w:drawing>
-          <wp:inline distT="0" distB="0" distL="0" distR="0" wp14:anchorId="7BDF2715" wp14:editId="3AEB5627">
-            <wp:extent cx="5940425" cy="3027045"/>
-            <wp:effectExtent l="0" t="0" r="3175" b="1905"/>
-            <wp:docPr id="2" name="Рисунок 2"/>
             <wp:cNvGraphicFramePr>
               <a:graphicFrameLocks xmlns:a="http://schemas.openxmlformats.org/drawingml/2006/main" noChangeAspect="1"/>
             </wp:cNvGraphicFramePr>
@@ -170,7 +483,7 @@
                   <pic:spPr>
                     <a:xfrm>
                       <a:off x="0" y="0"/>
-                      <a:ext cx="5940425" cy="3027045"/>
+                      <a:ext cx="5940425" cy="2952750"/>
                     </a:xfrm>
                     <a:prstGeom prst="rect">
                       <a:avLst/>
@@ -183,50 +496,50 @@
         </w:drawing>
       </w:r>
     </w:p>
-    <w:p/>
-    <w:p/>
-    <w:p/>
-    <w:p/>
-    <w:p/>
-    <w:p/>
     <w:p>
       <w:pPr>
         <w:pStyle w:val="a3"/>
         <w:rPr>
-          <w:b/>
-          <w:sz w:val="28"/>
-          <w:szCs w:val="28"/>
-          <w:lang w:val="fr-CA"/>
-        </w:rPr>
-      </w:pPr>
-      <w:r>
-        <w:rPr>
-          <w:b/>
-          <w:sz w:val="28"/>
-          <w:szCs w:val="28"/>
-          <w:lang w:val="fr-CA"/>
-        </w:rPr>
-        <w:t>À l'aide du terminal, j'ai connecté le projet local au dépôt distant et je l'y ai envoyé en créant la branche principale de développement</w:t>
-      </w:r>
-    </w:p>
-    <w:p>
-      <w:pPr>
-        <w:rPr>
-          <w:lang w:val="fr-CA"/>
-        </w:rPr>
-      </w:pPr>
-    </w:p>
-    <w:p>
-      <w:r>
-        <w:rPr>
+          <w:sz w:val="28"/>
+          <w:szCs w:val="28"/>
+          <w:lang w:val="fr-CA"/>
+        </w:rPr>
+      </w:pPr>
+      <w:r>
+        <w:rPr>
+          <w:sz w:val="28"/>
+          <w:szCs w:val="28"/>
+          <w:lang w:val="fr-CA"/>
+        </w:rPr>
+        <w:t>J'y ai ajouté les membres de mon groupe</w:t>
+      </w:r>
+    </w:p>
+    <w:p>
+      <w:pPr>
+        <w:rPr>
+          <w:rFonts w:ascii="Times New Roman" w:hAnsi="Times New Roman" w:cs="Times New Roman"/>
+          <w:lang w:val="fr-CA"/>
+        </w:rPr>
+      </w:pPr>
+    </w:p>
+    <w:p>
+      <w:pPr>
+        <w:rPr>
+          <w:rFonts w:ascii="Times New Roman" w:hAnsi="Times New Roman" w:cs="Times New Roman"/>
+        </w:rPr>
+      </w:pPr>
+      <w:r>
+        <w:rPr>
+          <w:rFonts w:ascii="Times New Roman" w:hAnsi="Times New Roman" w:cs="Times New Roman"/>
           <w:noProof/>
           <w:lang w:eastAsia="ru-RU"/>
         </w:rPr>
+        <w:lastRenderedPageBreak/>
         <w:drawing>
-          <wp:inline distT="0" distB="0" distL="0" distR="0" wp14:anchorId="7154E404" wp14:editId="60BC6317">
-            <wp:extent cx="5940425" cy="3042285"/>
-            <wp:effectExtent l="0" t="0" r="3175" b="5715"/>
-            <wp:docPr id="3" name="Рисунок 3"/>
+          <wp:inline distT="0" distB="0" distL="0" distR="0" wp14:anchorId="7BDF2715" wp14:editId="3AEB5627">
+            <wp:extent cx="5940425" cy="3027045"/>
+            <wp:effectExtent l="0" t="0" r="3175" b="1905"/>
+            <wp:docPr id="2" name="Рисунок 2"/>
             <wp:cNvGraphicFramePr>
               <a:graphicFrameLocks xmlns:a="http://schemas.openxmlformats.org/drawingml/2006/main" noChangeAspect="1"/>
             </wp:cNvGraphicFramePr>
@@ -246,7 +559,7 @@
                   <pic:spPr>
                     <a:xfrm>
                       <a:off x="0" y="0"/>
-                      <a:ext cx="5940425" cy="3042285"/>
+                      <a:ext cx="5940425" cy="3027045"/>
                     </a:xfrm>
                     <a:prstGeom prst="rect">
                       <a:avLst/>
@@ -261,42 +574,89 @@
     </w:p>
     <w:p>
       <w:pPr>
+        <w:rPr>
+          <w:rFonts w:ascii="Times New Roman" w:hAnsi="Times New Roman" w:cs="Times New Roman"/>
+        </w:rPr>
+      </w:pPr>
+    </w:p>
+    <w:p>
+      <w:pPr>
+        <w:rPr>
+          <w:rFonts w:ascii="Times New Roman" w:hAnsi="Times New Roman" w:cs="Times New Roman"/>
+        </w:rPr>
+      </w:pPr>
+    </w:p>
+    <w:p>
+      <w:pPr>
+        <w:rPr>
+          <w:rFonts w:ascii="Times New Roman" w:hAnsi="Times New Roman" w:cs="Times New Roman"/>
+        </w:rPr>
+      </w:pPr>
+    </w:p>
+    <w:p>
+      <w:pPr>
+        <w:rPr>
+          <w:rFonts w:ascii="Times New Roman" w:hAnsi="Times New Roman" w:cs="Times New Roman"/>
+        </w:rPr>
+      </w:pPr>
+    </w:p>
+    <w:p>
+      <w:pPr>
+        <w:rPr>
+          <w:rFonts w:ascii="Times New Roman" w:hAnsi="Times New Roman" w:cs="Times New Roman"/>
+        </w:rPr>
+      </w:pPr>
+    </w:p>
+    <w:p>
+      <w:pPr>
+        <w:rPr>
+          <w:rFonts w:ascii="Times New Roman" w:hAnsi="Times New Roman" w:cs="Times New Roman"/>
+        </w:rPr>
+      </w:pPr>
+    </w:p>
+    <w:p>
+      <w:pPr>
         <w:pStyle w:val="a3"/>
         <w:rPr>
-          <w:b/>
-          <w:sz w:val="28"/>
-          <w:szCs w:val="28"/>
-          <w:lang w:val="fr-CA"/>
-        </w:rPr>
-      </w:pPr>
-      <w:r>
-        <w:rPr>
-          <w:b/>
-          <w:sz w:val="28"/>
-          <w:szCs w:val="28"/>
-          <w:lang w:val="fr-CA"/>
-        </w:rPr>
-        <w:t xml:space="preserve">J'ai créé et modifié une nouvelle branche localement, puis je l'ai ajoutée au serveur distant </w:t>
-      </w:r>
-    </w:p>
-    <w:p>
-      <w:pPr>
-        <w:rPr>
-          <w:lang w:val="fr-CA"/>
-        </w:rPr>
-      </w:pPr>
-    </w:p>
-    <w:p>
-      <w:r>
-        <w:rPr>
+          <w:sz w:val="28"/>
+          <w:szCs w:val="28"/>
+          <w:lang w:val="fr-CA"/>
+        </w:rPr>
+      </w:pPr>
+      <w:r>
+        <w:rPr>
+          <w:sz w:val="28"/>
+          <w:szCs w:val="28"/>
+          <w:lang w:val="fr-CA"/>
+        </w:rPr>
+        <w:t>À l'aide du terminal, j'ai connecté le projet local au dépôt distant et je l'y ai envoyé en créant la branche principale de développement</w:t>
+      </w:r>
+    </w:p>
+    <w:p>
+      <w:pPr>
+        <w:rPr>
+          <w:rFonts w:ascii="Times New Roman" w:hAnsi="Times New Roman" w:cs="Times New Roman"/>
+          <w:lang w:val="fr-CA"/>
+        </w:rPr>
+      </w:pPr>
+    </w:p>
+    <w:p>
+      <w:pPr>
+        <w:rPr>
+          <w:rFonts w:ascii="Times New Roman" w:hAnsi="Times New Roman" w:cs="Times New Roman"/>
+        </w:rPr>
+      </w:pPr>
+      <w:r>
+        <w:rPr>
+          <w:rFonts w:ascii="Times New Roman" w:hAnsi="Times New Roman" w:cs="Times New Roman"/>
           <w:noProof/>
-        </w:rPr>
-        <w:lastRenderedPageBreak/>
+          <w:lang w:eastAsia="ru-RU"/>
+        </w:rPr>
         <w:drawing>
-          <wp:inline distT="0" distB="0" distL="0" distR="0" wp14:anchorId="36324A17" wp14:editId="42511AF0">
-            <wp:extent cx="5940425" cy="3836670"/>
-            <wp:effectExtent l="0" t="0" r="3175" b="0"/>
-            <wp:docPr id="4" name="Рисунок 4"/>
+          <wp:inline distT="0" distB="0" distL="0" distR="0" wp14:anchorId="7154E404" wp14:editId="60BC6317">
+            <wp:extent cx="5940425" cy="3042285"/>
+            <wp:effectExtent l="0" t="0" r="3175" b="5715"/>
+            <wp:docPr id="3" name="Рисунок 3"/>
             <wp:cNvGraphicFramePr>
               <a:graphicFrameLocks xmlns:a="http://schemas.openxmlformats.org/drawingml/2006/main" noChangeAspect="1"/>
             </wp:cNvGraphicFramePr>
@@ -316,7 +676,7 @@
                   <pic:spPr>
                     <a:xfrm>
                       <a:off x="0" y="0"/>
-                      <a:ext cx="5940425" cy="3836670"/>
+                      <a:ext cx="5940425" cy="3042285"/>
                     </a:xfrm>
                     <a:prstGeom prst="rect">
                       <a:avLst/>
@@ -329,17 +689,49 @@
         </w:drawing>
       </w:r>
     </w:p>
-    <w:p/>
-    <w:p>
-      <w:r>
-        <w:rPr>
+    <w:p>
+      <w:pPr>
+        <w:pStyle w:val="a3"/>
+        <w:rPr>
+          <w:sz w:val="28"/>
+          <w:szCs w:val="28"/>
+          <w:lang w:val="fr-CA"/>
+        </w:rPr>
+      </w:pPr>
+      <w:r>
+        <w:rPr>
+          <w:sz w:val="28"/>
+          <w:szCs w:val="28"/>
+          <w:lang w:val="fr-CA"/>
+        </w:rPr>
+        <w:lastRenderedPageBreak/>
+        <w:t xml:space="preserve">J'ai créé et modifié une nouvelle branche localement, puis je l'ai ajoutée au serveur distant </w:t>
+      </w:r>
+    </w:p>
+    <w:p>
+      <w:pPr>
+        <w:rPr>
+          <w:rFonts w:ascii="Times New Roman" w:hAnsi="Times New Roman" w:cs="Times New Roman"/>
+          <w:lang w:val="fr-CA"/>
+        </w:rPr>
+      </w:pPr>
+    </w:p>
+    <w:p>
+      <w:pPr>
+        <w:rPr>
+          <w:rFonts w:ascii="Times New Roman" w:hAnsi="Times New Roman" w:cs="Times New Roman"/>
+        </w:rPr>
+      </w:pPr>
+      <w:r>
+        <w:rPr>
+          <w:rFonts w:ascii="Times New Roman" w:hAnsi="Times New Roman" w:cs="Times New Roman"/>
           <w:noProof/>
         </w:rPr>
         <w:drawing>
-          <wp:inline distT="0" distB="0" distL="0" distR="0" wp14:anchorId="3C834713" wp14:editId="134A6E3C">
-            <wp:extent cx="5940425" cy="3100705"/>
-            <wp:effectExtent l="0" t="0" r="3175" b="4445"/>
-            <wp:docPr id="5" name="Рисунок 5"/>
+          <wp:inline distT="0" distB="0" distL="0" distR="0" wp14:anchorId="36324A17" wp14:editId="42511AF0">
+            <wp:extent cx="5940425" cy="3836670"/>
+            <wp:effectExtent l="0" t="0" r="3175" b="0"/>
+            <wp:docPr id="4" name="Рисунок 4"/>
             <wp:cNvGraphicFramePr>
               <a:graphicFrameLocks xmlns:a="http://schemas.openxmlformats.org/drawingml/2006/main" noChangeAspect="1"/>
             </wp:cNvGraphicFramePr>
@@ -359,7 +751,7 @@
                   <pic:spPr>
                     <a:xfrm>
                       <a:off x="0" y="0"/>
-                      <a:ext cx="5940425" cy="3100705"/>
+                      <a:ext cx="5940425" cy="3836670"/>
                     </a:xfrm>
                     <a:prstGeom prst="rect">
                       <a:avLst/>
@@ -374,37 +766,27 @@
     </w:p>
     <w:p>
       <w:pPr>
-        <w:pStyle w:val="a3"/>
-        <w:rPr>
-          <w:b/>
-          <w:lang w:val="fr-CA"/>
-        </w:rPr>
-      </w:pPr>
-      <w:r>
-        <w:rPr>
-          <w:b/>
-          <w:lang w:val="fr-CA"/>
-        </w:rPr>
-        <w:t>J'ai ajouté de nouvelles tâches au projet sur GitHub pour les participants au projet</w:t>
-      </w:r>
-    </w:p>
-    <w:p>
-      <w:pPr>
-        <w:rPr>
-          <w:lang w:val="fr-CA"/>
-        </w:rPr>
-      </w:pPr>
-    </w:p>
-    <w:p>
-      <w:r>
-        <w:rPr>
+        <w:rPr>
+          <w:rFonts w:ascii="Times New Roman" w:hAnsi="Times New Roman" w:cs="Times New Roman"/>
+        </w:rPr>
+      </w:pPr>
+    </w:p>
+    <w:p>
+      <w:pPr>
+        <w:rPr>
+          <w:rFonts w:ascii="Times New Roman" w:hAnsi="Times New Roman" w:cs="Times New Roman"/>
+        </w:rPr>
+      </w:pPr>
+      <w:r>
+        <w:rPr>
+          <w:rFonts w:ascii="Times New Roman" w:hAnsi="Times New Roman" w:cs="Times New Roman"/>
           <w:noProof/>
         </w:rPr>
         <w:drawing>
-          <wp:inline distT="0" distB="0" distL="0" distR="0" wp14:anchorId="2973AE78" wp14:editId="55F8EDAF">
-            <wp:extent cx="5940425" cy="960120"/>
-            <wp:effectExtent l="0" t="0" r="3175" b="0"/>
-            <wp:docPr id="6" name="Рисунок 6"/>
+          <wp:inline distT="0" distB="0" distL="0" distR="0" wp14:anchorId="3C834713" wp14:editId="134A6E3C">
+            <wp:extent cx="5940425" cy="3100705"/>
+            <wp:effectExtent l="0" t="0" r="3175" b="4445"/>
+            <wp:docPr id="5" name="Рисунок 5"/>
             <wp:cNvGraphicFramePr>
               <a:graphicFrameLocks xmlns:a="http://schemas.openxmlformats.org/drawingml/2006/main" noChangeAspect="1"/>
             </wp:cNvGraphicFramePr>
@@ -424,7 +806,7 @@
                   <pic:spPr>
                     <a:xfrm>
                       <a:off x="0" y="0"/>
-                      <a:ext cx="5940425" cy="960120"/>
+                      <a:ext cx="5940425" cy="3100705"/>
                     </a:xfrm>
                     <a:prstGeom prst="rect">
                       <a:avLst/>
@@ -439,84 +821,43 @@
     </w:p>
     <w:p>
       <w:pPr>
-        <w:pStyle w:val="a8"/>
-        <w:rPr>
-          <w:rFonts w:ascii="Times New Roman" w:hAnsi="Times New Roman" w:cs="Times New Roman"/>
-        </w:rPr>
-      </w:pPr>
-      <w:proofErr w:type="spellStart"/>
-      <w:r>
-        <w:rPr>
-          <w:rFonts w:ascii="Times New Roman" w:hAnsi="Times New Roman" w:cs="Times New Roman"/>
-          <w:lang w:val="fr-CA"/>
+        <w:pStyle w:val="a3"/>
+        <w:rPr>
+          <w:lang w:val="fr-CA"/>
+        </w:rPr>
+      </w:pPr>
+      <w:r>
+        <w:rPr>
+          <w:lang w:val="fr-CA"/>
+        </w:rPr>
+        <w:t>J'ai ajouté de nouvelles tâches au projet sur GitHub pour les participants au projet</w:t>
+      </w:r>
+    </w:p>
+    <w:p>
+      <w:pPr>
+        <w:rPr>
+          <w:rFonts w:ascii="Times New Roman" w:hAnsi="Times New Roman" w:cs="Times New Roman"/>
+          <w:lang w:val="fr-CA"/>
+        </w:rPr>
+      </w:pPr>
+    </w:p>
+    <w:p>
+      <w:pPr>
+        <w:rPr>
+          <w:rFonts w:ascii="Times New Roman" w:hAnsi="Times New Roman" w:cs="Times New Roman"/>
+        </w:rPr>
+      </w:pPr>
+      <w:r>
+        <w:rPr>
+          <w:rFonts w:ascii="Times New Roman" w:hAnsi="Times New Roman" w:cs="Times New Roman"/>
+          <w:noProof/>
         </w:rPr>
         <w:lastRenderedPageBreak/>
-        <w:t>Edhar</w:t>
-      </w:r>
-      <w:proofErr w:type="spellEnd"/>
-      <w:r>
-        <w:rPr>
-          <w:rFonts w:ascii="Times New Roman" w:hAnsi="Times New Roman" w:cs="Times New Roman"/>
-          <w:lang w:val="fr-CA"/>
-        </w:rPr>
-        <w:t xml:space="preserve"> </w:t>
-      </w:r>
-      <w:proofErr w:type="spellStart"/>
-      <w:r>
-        <w:rPr>
-          <w:rFonts w:ascii="Times New Roman" w:hAnsi="Times New Roman" w:cs="Times New Roman"/>
-          <w:lang w:val="fr-CA"/>
-        </w:rPr>
-        <w:t>Ovsepian</w:t>
-      </w:r>
-      <w:proofErr w:type="spellEnd"/>
-      <w:r>
-        <w:rPr>
-          <w:rFonts w:ascii="Times New Roman" w:hAnsi="Times New Roman" w:cs="Times New Roman"/>
-        </w:rPr>
-        <w:t xml:space="preserve"> </w:t>
-      </w:r>
-      <w:r>
-        <w:rPr>
-          <w:rFonts w:ascii="Times New Roman" w:hAnsi="Times New Roman" w:cs="Times New Roman"/>
-        </w:rPr>
-        <w:t>(</w:t>
-      </w:r>
-      <w:r>
-        <w:rPr>
-          <w:rFonts w:ascii="Times New Roman" w:hAnsi="Times New Roman" w:cs="Times New Roman"/>
-          <w:lang w:val="fr-CA"/>
-        </w:rPr>
-        <w:t>JAPUI-I</w:t>
-      </w:r>
-      <w:r>
-        <w:rPr>
-          <w:rFonts w:ascii="Times New Roman" w:hAnsi="Times New Roman" w:cs="Times New Roman"/>
-        </w:rPr>
-        <w:t>)</w:t>
-      </w:r>
-    </w:p>
-    <w:p>
-      <w:pPr>
-        <w:rPr>
-          <w:lang w:val="fr-CA"/>
-        </w:rPr>
-      </w:pPr>
-      <w:r>
-        <w:rPr>
-          <w:lang w:val="fr-CA"/>
-        </w:rPr>
-        <w:t xml:space="preserve">L’histoire de terminale a été récupéré par </w:t>
-      </w:r>
-      <w:r>
-        <w:rPr>
-          <w:lang w:val="fr-CA"/>
-        </w:rPr>
         <w:drawing>
-          <wp:inline distT="0" distB="0" distL="0" distR="0" wp14:anchorId="268F46BD" wp14:editId="61998A17">
-            <wp:extent cx="2600688" cy="181000"/>
-            <wp:effectExtent l="0" t="0" r="9525" b="9525"/>
-            <wp:docPr id="13" name="Рисунок 13"/>
+          <wp:inline distT="0" distB="0" distL="0" distR="0" wp14:anchorId="2973AE78" wp14:editId="55F8EDAF">
+            <wp:extent cx="5940425" cy="960120"/>
+            <wp:effectExtent l="0" t="0" r="3175" b="0"/>
+            <wp:docPr id="6" name="Рисунок 6"/>
             <wp:cNvGraphicFramePr>
               <a:graphicFrameLocks xmlns:a="http://schemas.openxmlformats.org/drawingml/2006/main" noChangeAspect="1"/>
             </wp:cNvGraphicFramePr>
@@ -536,7 +877,7 @@
                   <pic:spPr>
                     <a:xfrm>
                       <a:off x="0" y="0"/>
-                      <a:ext cx="2600688" cy="181000"/>
+                      <a:ext cx="5940425" cy="960120"/>
                     </a:xfrm>
                     <a:prstGeom prst="rect">
                       <a:avLst/>
@@ -551,91 +892,112 @@
     </w:p>
     <w:p>
       <w:pPr>
-        <w:rPr>
-          <w:rFonts w:ascii="Times New Roman" w:hAnsi="Times New Roman" w:cs="Times New Roman"/>
-          <w:sz w:val="28"/>
-          <w:szCs w:val="28"/>
-          <w:lang w:val="fr-CA"/>
-        </w:rPr>
-      </w:pPr>
-      <w:r>
-        <w:rPr>
-          <w:rFonts w:ascii="Times New Roman" w:hAnsi="Times New Roman" w:cs="Times New Roman"/>
-          <w:sz w:val="28"/>
-          <w:szCs w:val="28"/>
-          <w:lang w:val="fr-CA"/>
-        </w:rPr>
-        <w:t xml:space="preserve">J’ai </w:t>
-      </w:r>
-      <w:r>
-        <w:rPr>
-          <w:rFonts w:ascii="Times New Roman" w:hAnsi="Times New Roman" w:cs="Times New Roman"/>
-          <w:sz w:val="28"/>
-          <w:szCs w:val="28"/>
-          <w:lang w:val="fr-CA"/>
-        </w:rPr>
-        <w:t>créé</w:t>
-      </w:r>
-      <w:r>
-        <w:rPr>
-          <w:rFonts w:ascii="Times New Roman" w:hAnsi="Times New Roman" w:cs="Times New Roman"/>
-          <w:sz w:val="28"/>
-          <w:szCs w:val="28"/>
-          <w:lang w:val="fr-CA"/>
-        </w:rPr>
-        <w:t xml:space="preserve"> </w:t>
-      </w:r>
-      <w:proofErr w:type="spellStart"/>
-      <w:r>
-        <w:rPr>
-          <w:rFonts w:ascii="Times New Roman" w:hAnsi="Times New Roman" w:cs="Times New Roman"/>
-          <w:sz w:val="28"/>
-          <w:szCs w:val="28"/>
-          <w:lang w:val="fr-CA"/>
-        </w:rPr>
-        <w:t>branch</w:t>
-      </w:r>
-      <w:proofErr w:type="spellEnd"/>
-      <w:r>
-        <w:rPr>
-          <w:rFonts w:ascii="Times New Roman" w:hAnsi="Times New Roman" w:cs="Times New Roman"/>
-          <w:sz w:val="28"/>
-          <w:szCs w:val="28"/>
-          <w:lang w:val="fr-CA"/>
-        </w:rPr>
-        <w:t xml:space="preserve"> member2 sur site GitHub pour mes modifications des projet</w:t>
-      </w:r>
-      <w:r>
-        <w:rPr>
-          <w:rFonts w:ascii="Times New Roman" w:hAnsi="Times New Roman" w:cs="Times New Roman"/>
-          <w:sz w:val="28"/>
-          <w:szCs w:val="28"/>
-          <w:lang w:val="fr-CA"/>
-        </w:rPr>
-        <w:t>s</w:t>
-      </w:r>
-    </w:p>
-    <w:p>
-      <w:pPr>
-        <w:rPr>
-          <w:rFonts w:ascii="Times New Roman" w:hAnsi="Times New Roman" w:cs="Times New Roman"/>
-          <w:sz w:val="28"/>
-          <w:szCs w:val="28"/>
-          <w:lang w:val="fr-CA"/>
-        </w:rPr>
-      </w:pPr>
-      <w:r>
-        <w:rPr>
-          <w:rFonts w:ascii="Times New Roman" w:hAnsi="Times New Roman" w:cs="Times New Roman"/>
-          <w:sz w:val="28"/>
-          <w:szCs w:val="28"/>
+        <w:pStyle w:val="2"/>
+        <w:ind w:firstLine="708"/>
+        <w:rPr>
+          <w:rFonts w:ascii="Times New Roman" w:hAnsi="Times New Roman" w:cs="Times New Roman"/>
+          <w:color w:val="000000" w:themeColor="text1"/>
+          <w:sz w:val="32"/>
+          <w:szCs w:val="32"/>
+        </w:rPr>
+      </w:pPr>
+      <w:proofErr w:type="spellStart"/>
+      <w:r>
+        <w:rPr>
+          <w:rFonts w:ascii="Times New Roman" w:hAnsi="Times New Roman" w:cs="Times New Roman"/>
+          <w:color w:val="000000" w:themeColor="text1"/>
+          <w:sz w:val="32"/>
+          <w:szCs w:val="32"/>
+          <w:lang w:val="fr-CA"/>
+        </w:rPr>
+        <w:t>Edhar</w:t>
+      </w:r>
+      <w:proofErr w:type="spellEnd"/>
+      <w:r>
+        <w:rPr>
+          <w:rFonts w:ascii="Times New Roman" w:hAnsi="Times New Roman" w:cs="Times New Roman"/>
+          <w:color w:val="000000" w:themeColor="text1"/>
+          <w:sz w:val="32"/>
+          <w:szCs w:val="32"/>
+          <w:lang w:val="fr-CA"/>
+        </w:rPr>
+        <w:t xml:space="preserve"> </w:t>
+      </w:r>
+      <w:proofErr w:type="spellStart"/>
+      <w:r>
+        <w:rPr>
+          <w:rFonts w:ascii="Times New Roman" w:hAnsi="Times New Roman" w:cs="Times New Roman"/>
+          <w:color w:val="000000" w:themeColor="text1"/>
+          <w:sz w:val="32"/>
+          <w:szCs w:val="32"/>
+          <w:lang w:val="fr-CA"/>
+        </w:rPr>
+        <w:t>Ovsepian</w:t>
+      </w:r>
+      <w:proofErr w:type="spellEnd"/>
+      <w:r>
+        <w:rPr>
+          <w:rFonts w:ascii="Times New Roman" w:hAnsi="Times New Roman" w:cs="Times New Roman"/>
+          <w:color w:val="000000" w:themeColor="text1"/>
+          <w:sz w:val="32"/>
+          <w:szCs w:val="32"/>
+        </w:rPr>
+        <w:t xml:space="preserve"> </w:t>
+      </w:r>
+      <w:r>
+        <w:rPr>
+          <w:rFonts w:ascii="Times New Roman" w:hAnsi="Times New Roman" w:cs="Times New Roman"/>
+          <w:color w:val="000000" w:themeColor="text1"/>
+          <w:sz w:val="32"/>
+          <w:szCs w:val="32"/>
+        </w:rPr>
+        <w:t>(</w:t>
+      </w:r>
+      <w:r>
+        <w:rPr>
+          <w:rFonts w:ascii="Times New Roman" w:hAnsi="Times New Roman" w:cs="Times New Roman"/>
+          <w:color w:val="000000" w:themeColor="text1"/>
+          <w:sz w:val="32"/>
+          <w:szCs w:val="32"/>
+          <w:lang w:val="fr-CA"/>
+        </w:rPr>
+        <w:t>JAPUI-I</w:t>
+      </w:r>
+      <w:r>
+        <w:rPr>
+          <w:rFonts w:ascii="Times New Roman" w:hAnsi="Times New Roman" w:cs="Times New Roman"/>
+          <w:color w:val="000000" w:themeColor="text1"/>
+          <w:sz w:val="32"/>
+          <w:szCs w:val="32"/>
+        </w:rPr>
+        <w:t>)</w:t>
+      </w:r>
+    </w:p>
+    <w:p>
+      <w:pPr>
+        <w:rPr>
+          <w:rFonts w:ascii="Times New Roman" w:hAnsi="Times New Roman" w:cs="Times New Roman"/>
+          <w:lang w:val="fr-CA"/>
+        </w:rPr>
+      </w:pPr>
+      <w:r>
+        <w:rPr>
+          <w:rFonts w:ascii="Times New Roman" w:hAnsi="Times New Roman" w:cs="Times New Roman"/>
+          <w:lang w:val="fr-CA"/>
+        </w:rPr>
+        <w:t xml:space="preserve">L’histoire de terminale a été récupéré par </w:t>
+      </w:r>
+      <w:r>
+        <w:rPr>
+          <w:rFonts w:ascii="Times New Roman" w:hAnsi="Times New Roman" w:cs="Times New Roman"/>
+          <w:noProof/>
           <w:lang w:val="fr-CA"/>
         </w:rPr>
         <w:drawing>
-          <wp:inline distT="0" distB="0" distL="0" distR="0" wp14:anchorId="13981C48" wp14:editId="1117C2BC">
-            <wp:extent cx="5940425" cy="3252470"/>
-            <wp:effectExtent l="0" t="0" r="3175" b="5080"/>
-            <wp:docPr id="7" name="Рисунок 7"/>
+          <wp:inline distT="0" distB="0" distL="0" distR="0" wp14:anchorId="268F46BD" wp14:editId="61998A17">
+            <wp:extent cx="2600688" cy="181000"/>
+            <wp:effectExtent l="0" t="0" r="9525" b="9525"/>
+            <wp:docPr id="13" name="Рисунок 13"/>
             <wp:cNvGraphicFramePr>
               <a:graphicFrameLocks xmlns:a="http://schemas.openxmlformats.org/drawingml/2006/main" noChangeAspect="1"/>
             </wp:cNvGraphicFramePr>
@@ -655,7 +1017,7 @@
                   <pic:spPr>
                     <a:xfrm>
                       <a:off x="0" y="0"/>
-                      <a:ext cx="5940425" cy="3252470"/>
+                      <a:ext cx="2600688" cy="181000"/>
                     </a:xfrm>
                     <a:prstGeom prst="rect">
                       <a:avLst/>
@@ -671,68 +1033,91 @@
     <w:p>
       <w:pPr>
         <w:rPr>
-          <w:lang w:val="fr-CA"/>
-        </w:rPr>
-      </w:pPr>
-    </w:p>
-    <w:p>
-      <w:pPr>
-        <w:rPr>
-          <w:rFonts w:ascii="Times New Roman" w:hAnsi="Times New Roman" w:cs="Times New Roman"/>
-          <w:sz w:val="28"/>
-          <w:szCs w:val="28"/>
-          <w:lang w:val="fr-CA"/>
-        </w:rPr>
-      </w:pPr>
-      <w:r>
-        <w:rPr>
-          <w:rFonts w:ascii="Times New Roman" w:hAnsi="Times New Roman" w:cs="Times New Roman"/>
-          <w:sz w:val="28"/>
-          <w:szCs w:val="28"/>
-          <w:lang w:val="fr-CA"/>
-        </w:rPr>
-        <w:t xml:space="preserve">Le dépôt distant du projet a été cloné, avec navigation dans les dossiers et vérification de l’état du dépôt. Ensuite, les branches distantes ont été récupérées et la branche member2 a été </w:t>
-      </w:r>
-      <w:proofErr w:type="spellStart"/>
-      <w:r>
-        <w:rPr>
-          <w:rFonts w:ascii="Times New Roman" w:hAnsi="Times New Roman" w:cs="Times New Roman"/>
-          <w:sz w:val="28"/>
-          <w:szCs w:val="28"/>
-          <w:lang w:val="fr-CA"/>
-        </w:rPr>
-        <w:t>checkout</w:t>
-      </w:r>
-      <w:proofErr w:type="spellEnd"/>
-      <w:r>
-        <w:rPr>
-          <w:rFonts w:ascii="Times New Roman" w:hAnsi="Times New Roman" w:cs="Times New Roman"/>
-          <w:sz w:val="28"/>
-          <w:szCs w:val="28"/>
-          <w:lang w:val="fr-CA"/>
-        </w:rPr>
-        <w:t xml:space="preserve"> pour poursuivre le travail</w:t>
-      </w:r>
-    </w:p>
-    <w:p>
-      <w:pPr>
-        <w:rPr>
-          <w:rFonts w:ascii="Times New Roman" w:hAnsi="Times New Roman" w:cs="Times New Roman"/>
-          <w:sz w:val="28"/>
-          <w:szCs w:val="28"/>
-        </w:rPr>
-      </w:pPr>
-      <w:r>
-        <w:rPr>
-          <w:rFonts w:ascii="Times New Roman" w:hAnsi="Times New Roman" w:cs="Times New Roman"/>
-          <w:sz w:val="28"/>
-          <w:szCs w:val="28"/>
+          <w:rFonts w:ascii="Times New Roman" w:hAnsi="Times New Roman" w:cs="Times New Roman"/>
+          <w:sz w:val="28"/>
+          <w:szCs w:val="28"/>
+          <w:lang w:val="fr-CA"/>
+        </w:rPr>
+      </w:pPr>
+      <w:r>
+        <w:rPr>
+          <w:rFonts w:ascii="Times New Roman" w:hAnsi="Times New Roman" w:cs="Times New Roman"/>
+          <w:sz w:val="28"/>
+          <w:szCs w:val="28"/>
+          <w:lang w:val="fr-CA"/>
+        </w:rPr>
+        <w:t xml:space="preserve">J’ai </w:t>
+      </w:r>
+      <w:r>
+        <w:rPr>
+          <w:rFonts w:ascii="Times New Roman" w:hAnsi="Times New Roman" w:cs="Times New Roman"/>
+          <w:sz w:val="28"/>
+          <w:szCs w:val="28"/>
+          <w:lang w:val="fr-CA"/>
+        </w:rPr>
+        <w:t>créé</w:t>
+      </w:r>
+      <w:r>
+        <w:rPr>
+          <w:rFonts w:ascii="Times New Roman" w:hAnsi="Times New Roman" w:cs="Times New Roman"/>
+          <w:sz w:val="28"/>
+          <w:szCs w:val="28"/>
+          <w:lang w:val="fr-CA"/>
+        </w:rPr>
+        <w:t xml:space="preserve"> </w:t>
+      </w:r>
+      <w:proofErr w:type="spellStart"/>
+      <w:r>
+        <w:rPr>
+          <w:rFonts w:ascii="Times New Roman" w:hAnsi="Times New Roman" w:cs="Times New Roman"/>
+          <w:sz w:val="28"/>
+          <w:szCs w:val="28"/>
+          <w:lang w:val="fr-CA"/>
+        </w:rPr>
+        <w:t>branch</w:t>
+      </w:r>
+      <w:proofErr w:type="spellEnd"/>
+      <w:r>
+        <w:rPr>
+          <w:rFonts w:ascii="Times New Roman" w:hAnsi="Times New Roman" w:cs="Times New Roman"/>
+          <w:sz w:val="28"/>
+          <w:szCs w:val="28"/>
+          <w:lang w:val="fr-CA"/>
+        </w:rPr>
+        <w:t xml:space="preserve"> member2 sur site GitHub pour mes modifications des projet</w:t>
+      </w:r>
+      <w:r>
+        <w:rPr>
+          <w:rFonts w:ascii="Times New Roman" w:hAnsi="Times New Roman" w:cs="Times New Roman"/>
+          <w:sz w:val="28"/>
+          <w:szCs w:val="28"/>
+          <w:lang w:val="fr-CA"/>
+        </w:rPr>
+        <w:t>s</w:t>
+      </w:r>
+    </w:p>
+    <w:p>
+      <w:pPr>
+        <w:rPr>
+          <w:rFonts w:ascii="Times New Roman" w:hAnsi="Times New Roman" w:cs="Times New Roman"/>
+          <w:sz w:val="28"/>
+          <w:szCs w:val="28"/>
+          <w:lang w:val="fr-CA"/>
+        </w:rPr>
+      </w:pPr>
+      <w:r>
+        <w:rPr>
+          <w:rFonts w:ascii="Times New Roman" w:hAnsi="Times New Roman" w:cs="Times New Roman"/>
+          <w:noProof/>
+          <w:sz w:val="28"/>
+          <w:szCs w:val="28"/>
+          <w:lang w:val="fr-CA"/>
         </w:rPr>
         <w:drawing>
-          <wp:inline distT="0" distB="0" distL="0" distR="0" wp14:anchorId="3F78D0B7" wp14:editId="7569744A">
-            <wp:extent cx="5940425" cy="3276600"/>
-            <wp:effectExtent l="0" t="0" r="3175" b="0"/>
-            <wp:docPr id="8" name="Рисунок 8"/>
+          <wp:inline distT="0" distB="0" distL="0" distR="0" wp14:anchorId="13981C48" wp14:editId="1117C2BC">
+            <wp:extent cx="5940425" cy="3252470"/>
+            <wp:effectExtent l="0" t="0" r="3175" b="5080"/>
+            <wp:docPr id="7" name="Рисунок 7"/>
             <wp:cNvGraphicFramePr>
               <a:graphicFrameLocks xmlns:a="http://schemas.openxmlformats.org/drawingml/2006/main" noChangeAspect="1"/>
             </wp:cNvGraphicFramePr>
@@ -752,7 +1137,7 @@
                   <pic:spPr>
                     <a:xfrm>
                       <a:off x="0" y="0"/>
-                      <a:ext cx="5940425" cy="3276600"/>
+                      <a:ext cx="5940425" cy="3252470"/>
                     </a:xfrm>
                     <a:prstGeom prst="rect">
                       <a:avLst/>
@@ -767,84 +1152,72 @@
     </w:p>
     <w:p>
       <w:pPr>
-        <w:ind w:firstLine="708"/>
-        <w:rPr>
-          <w:lang w:val="fr-CA"/>
-        </w:rPr>
-      </w:pPr>
-    </w:p>
-    <w:p>
-      <w:pPr>
-        <w:ind w:firstLine="708"/>
-        <w:rPr>
-          <w:rFonts w:ascii="Times New Roman" w:hAnsi="Times New Roman" w:cs="Times New Roman"/>
-          <w:sz w:val="28"/>
-          <w:szCs w:val="28"/>
-          <w:lang w:val="fr-CA"/>
-        </w:rPr>
-      </w:pPr>
-      <w:r>
-        <w:rPr>
-          <w:rFonts w:ascii="Times New Roman" w:hAnsi="Times New Roman" w:cs="Times New Roman"/>
-          <w:sz w:val="28"/>
-          <w:szCs w:val="28"/>
-          <w:lang w:val="fr-CA"/>
+        <w:rPr>
+          <w:rFonts w:ascii="Times New Roman" w:hAnsi="Times New Roman" w:cs="Times New Roman"/>
+          <w:lang w:val="fr-CA"/>
+        </w:rPr>
+      </w:pPr>
+    </w:p>
+    <w:p>
+      <w:pPr>
+        <w:rPr>
+          <w:rFonts w:ascii="Times New Roman" w:hAnsi="Times New Roman" w:cs="Times New Roman"/>
+          <w:sz w:val="28"/>
+          <w:szCs w:val="28"/>
+          <w:lang w:val="fr-CA"/>
+        </w:rPr>
+      </w:pPr>
+      <w:r>
+        <w:rPr>
+          <w:rFonts w:ascii="Times New Roman" w:hAnsi="Times New Roman" w:cs="Times New Roman"/>
+          <w:sz w:val="28"/>
+          <w:szCs w:val="28"/>
+          <w:lang w:val="fr-CA"/>
+        </w:rPr>
+        <w:t xml:space="preserve">Le dépôt distant du projet a été cloné, avec navigation dans les dossiers et vérification de l’état du dépôt. Ensuite, les branches distantes ont été récupérées et la branche member2 a été </w:t>
+      </w:r>
+      <w:proofErr w:type="spellStart"/>
+      <w:r>
+        <w:rPr>
+          <w:rFonts w:ascii="Times New Roman" w:hAnsi="Times New Roman" w:cs="Times New Roman"/>
+          <w:sz w:val="28"/>
+          <w:szCs w:val="28"/>
+          <w:lang w:val="fr-CA"/>
+        </w:rPr>
+        <w:t>checkout</w:t>
+      </w:r>
+      <w:proofErr w:type="spellEnd"/>
+      <w:r>
+        <w:rPr>
+          <w:rFonts w:ascii="Times New Roman" w:hAnsi="Times New Roman" w:cs="Times New Roman"/>
+          <w:sz w:val="28"/>
+          <w:szCs w:val="28"/>
+          <w:lang w:val="fr-CA"/>
+        </w:rPr>
+        <w:t xml:space="preserve"> pour poursuivre le travail</w:t>
+      </w:r>
+    </w:p>
+    <w:p>
+      <w:pPr>
+        <w:rPr>
+          <w:rFonts w:ascii="Times New Roman" w:hAnsi="Times New Roman" w:cs="Times New Roman"/>
+          <w:sz w:val="28"/>
+          <w:szCs w:val="28"/>
+        </w:rPr>
+      </w:pPr>
+      <w:r>
+        <w:rPr>
+          <w:rFonts w:ascii="Times New Roman" w:hAnsi="Times New Roman" w:cs="Times New Roman"/>
+          <w:noProof/>
+          <w:sz w:val="28"/>
+          <w:szCs w:val="28"/>
         </w:rPr>
         <w:lastRenderedPageBreak/>
-        <w:t xml:space="preserve">Des assets, pages HTML et styles ont été ajoutés et réorganisés, avec corrections et améliorations (notamment l’effet de frappe), ainsi que la suppression de fichiers inutiles. Après plusieurs </w:t>
-      </w:r>
-      <w:proofErr w:type="spellStart"/>
-      <w:r>
-        <w:rPr>
-          <w:rFonts w:ascii="Times New Roman" w:hAnsi="Times New Roman" w:cs="Times New Roman"/>
-          <w:sz w:val="28"/>
-          <w:szCs w:val="28"/>
-          <w:lang w:val="fr-CA"/>
-        </w:rPr>
-        <w:t>commits</w:t>
-      </w:r>
-      <w:proofErr w:type="spellEnd"/>
-      <w:r>
-        <w:rPr>
-          <w:rFonts w:ascii="Times New Roman" w:hAnsi="Times New Roman" w:cs="Times New Roman"/>
-          <w:sz w:val="28"/>
-          <w:szCs w:val="28"/>
-          <w:lang w:val="fr-CA"/>
-        </w:rPr>
-        <w:t xml:space="preserve">, les modifications ont été poussées vers la branche distante </w:t>
-      </w:r>
-      <w:r>
-        <w:rPr>
-          <w:rStyle w:val="ab"/>
-          <w:rFonts w:ascii="Times New Roman" w:hAnsi="Times New Roman" w:cs="Times New Roman"/>
-          <w:b w:val="0"/>
-          <w:bCs w:val="0"/>
-          <w:sz w:val="28"/>
-          <w:szCs w:val="28"/>
-          <w:lang w:val="fr-CA"/>
-        </w:rPr>
-        <w:t>member2</w:t>
-      </w:r>
-      <w:r>
-        <w:rPr>
-          <w:rFonts w:ascii="Times New Roman" w:hAnsi="Times New Roman" w:cs="Times New Roman"/>
-          <w:sz w:val="28"/>
-          <w:szCs w:val="28"/>
-          <w:lang w:val="fr-CA"/>
-        </w:rPr>
-        <w:br/>
-      </w:r>
-      <w:r>
-        <w:rPr>
-          <w:rFonts w:ascii="Times New Roman" w:hAnsi="Times New Roman" w:cs="Times New Roman"/>
-          <w:sz w:val="28"/>
-          <w:szCs w:val="28"/>
-        </w:rPr>
         <w:drawing>
-          <wp:inline distT="0" distB="0" distL="0" distR="0" wp14:anchorId="4CC9CC1B" wp14:editId="3C6A15E3">
-            <wp:extent cx="5940425" cy="4013200"/>
-            <wp:effectExtent l="0" t="0" r="3175" b="6350"/>
-            <wp:docPr id="9" name="Рисунок 9"/>
+          <wp:inline distT="0" distB="0" distL="0" distR="0" wp14:anchorId="3F78D0B7" wp14:editId="7569744A">
+            <wp:extent cx="5940425" cy="3276600"/>
+            <wp:effectExtent l="0" t="0" r="3175" b="0"/>
+            <wp:docPr id="8" name="Рисунок 8"/>
             <wp:cNvGraphicFramePr>
               <a:graphicFrameLocks xmlns:a="http://schemas.openxmlformats.org/drawingml/2006/main" noChangeAspect="1"/>
             </wp:cNvGraphicFramePr>
@@ -864,6 +1237,119 @@
                   <pic:spPr>
                     <a:xfrm>
                       <a:off x="0" y="0"/>
+                      <a:ext cx="5940425" cy="3276600"/>
+                    </a:xfrm>
+                    <a:prstGeom prst="rect">
+                      <a:avLst/>
+                    </a:prstGeom>
+                  </pic:spPr>
+                </pic:pic>
+              </a:graphicData>
+            </a:graphic>
+          </wp:inline>
+        </w:drawing>
+      </w:r>
+    </w:p>
+    <w:p>
+      <w:pPr>
+        <w:ind w:firstLine="708"/>
+        <w:rPr>
+          <w:rFonts w:ascii="Times New Roman" w:hAnsi="Times New Roman" w:cs="Times New Roman"/>
+          <w:lang w:val="fr-CA"/>
+        </w:rPr>
+      </w:pPr>
+    </w:p>
+    <w:p>
+      <w:pPr>
+        <w:ind w:firstLine="708"/>
+        <w:rPr>
+          <w:rFonts w:ascii="Times New Roman" w:hAnsi="Times New Roman" w:cs="Times New Roman"/>
+          <w:sz w:val="28"/>
+          <w:szCs w:val="28"/>
+          <w:lang w:val="fr-CA"/>
+        </w:rPr>
+      </w:pPr>
+      <w:r>
+        <w:rPr>
+          <w:rFonts w:ascii="Times New Roman" w:hAnsi="Times New Roman" w:cs="Times New Roman"/>
+          <w:sz w:val="28"/>
+          <w:szCs w:val="28"/>
+          <w:lang w:val="fr-CA"/>
+        </w:rPr>
+        <w:t xml:space="preserve">Des assets, pages HTML et styles ont été ajoutés et réorganisés, avec corrections et améliorations (notamment l’effet de frappe), ainsi que la suppression de fichiers inutiles. Après plusieurs </w:t>
+      </w:r>
+      <w:proofErr w:type="spellStart"/>
+      <w:r>
+        <w:rPr>
+          <w:rFonts w:ascii="Times New Roman" w:hAnsi="Times New Roman" w:cs="Times New Roman"/>
+          <w:sz w:val="28"/>
+          <w:szCs w:val="28"/>
+          <w:lang w:val="fr-CA"/>
+        </w:rPr>
+        <w:t>commits</w:t>
+      </w:r>
+      <w:proofErr w:type="spellEnd"/>
+      <w:r>
+        <w:rPr>
+          <w:rFonts w:ascii="Times New Roman" w:hAnsi="Times New Roman" w:cs="Times New Roman"/>
+          <w:sz w:val="28"/>
+          <w:szCs w:val="28"/>
+          <w:lang w:val="fr-CA"/>
+        </w:rPr>
+        <w:t xml:space="preserve">, les modifications ont été poussées vers la branche distante </w:t>
+      </w:r>
+      <w:r>
+        <w:rPr>
+          <w:rStyle w:val="ab"/>
+          <w:rFonts w:ascii="Times New Roman" w:hAnsi="Times New Roman" w:cs="Times New Roman"/>
+          <w:b w:val="0"/>
+          <w:bCs w:val="0"/>
+          <w:sz w:val="28"/>
+          <w:szCs w:val="28"/>
+          <w:lang w:val="fr-CA"/>
+        </w:rPr>
+        <w:t>member2</w:t>
+      </w:r>
+      <w:r>
+        <w:rPr>
+          <w:rFonts w:ascii="Times New Roman" w:hAnsi="Times New Roman" w:cs="Times New Roman"/>
+          <w:sz w:val="28"/>
+          <w:szCs w:val="28"/>
+          <w:lang w:val="fr-CA"/>
+        </w:rPr>
+        <w:br/>
+      </w:r>
+      <w:r>
+        <w:rPr>
+          <w:rFonts w:ascii="Times New Roman" w:hAnsi="Times New Roman" w:cs="Times New Roman"/>
+          <w:noProof/>
+          <w:sz w:val="28"/>
+          <w:szCs w:val="28"/>
+        </w:rPr>
+        <w:drawing>
+          <wp:inline distT="0" distB="0" distL="0" distR="0" wp14:anchorId="4CC9CC1B" wp14:editId="3C6A15E3">
+            <wp:extent cx="5940425" cy="4013200"/>
+            <wp:effectExtent l="0" t="0" r="3175" b="6350"/>
+            <wp:docPr id="9" name="Рисунок 9"/>
+            <wp:cNvGraphicFramePr>
+              <a:graphicFrameLocks xmlns:a="http://schemas.openxmlformats.org/drawingml/2006/main" noChangeAspect="1"/>
+            </wp:cNvGraphicFramePr>
+            <a:graphic xmlns:a="http://schemas.openxmlformats.org/drawingml/2006/main">
+              <a:graphicData uri="http://schemas.openxmlformats.org/drawingml/2006/picture">
+                <pic:pic xmlns:pic="http://schemas.openxmlformats.org/drawingml/2006/picture">
+                  <pic:nvPicPr>
+                    <pic:cNvPr id="1" name=""/>
+                    <pic:cNvPicPr/>
+                  </pic:nvPicPr>
+                  <pic:blipFill>
+                    <a:blip r:embed="rId16"/>
+                    <a:stretch>
+                      <a:fillRect/>
+                    </a:stretch>
+                  </pic:blipFill>
+                  <pic:spPr>
+                    <a:xfrm>
+                      <a:off x="0" y="0"/>
                       <a:ext cx="5940425" cy="4013200"/>
                     </a:xfrm>
                     <a:prstGeom prst="rect">
@@ -904,6 +1390,7 @@
           <w:szCs w:val="28"/>
           <w:lang w:val="fr-CA"/>
         </w:rPr>
+        <w:lastRenderedPageBreak/>
         <w:drawing>
           <wp:anchor distT="0" distB="0" distL="114300" distR="114300" simplePos="0" relativeHeight="251658240" behindDoc="0" locked="0" layoutInCell="1" allowOverlap="1" wp14:anchorId="6E5FE58A" wp14:editId="55599005">
             <wp:simplePos x="0" y="0"/>
@@ -930,7 +1417,7 @@
                     </pic:cNvPicPr>
                   </pic:nvPicPr>
                   <pic:blipFill>
-                    <a:blip r:embed="rId16" cstate="print">
+                    <a:blip r:embed="rId17" cstate="print">
                       <a:extLst>
                         <a:ext uri="{28A0092B-C50C-407E-A947-70E740481C1C}">
                           <a14:useLocalDpi xmlns:a14="http://schemas.microsoft.com/office/drawing/2010/main" val="0"/>
@@ -1035,46 +1522,19 @@
       <w:r>
         <w:rPr>
           <w:rFonts w:ascii="Times New Roman" w:hAnsi="Times New Roman" w:cs="Times New Roman"/>
-          <w:sz w:val="28"/>
-          <w:szCs w:val="28"/>
-          <w:lang w:val="fr-CA"/>
-        </w:rPr>
-        <w:lastRenderedPageBreak/>
-        <w:t>Une issue a été créée pour concevoir et développer une page membre</w:t>
-      </w:r>
-      <w:r>
-        <w:rPr>
-          <w:rFonts w:ascii="Times New Roman" w:hAnsi="Times New Roman" w:cs="Times New Roman"/>
-          <w:sz w:val="28"/>
-          <w:szCs w:val="28"/>
-          <w:lang w:val="fr-CA"/>
-        </w:rPr>
-        <w:t>2</w:t>
-      </w:r>
-      <w:r>
-        <w:rPr>
-          <w:rFonts w:ascii="Times New Roman" w:hAnsi="Times New Roman" w:cs="Times New Roman"/>
-          <w:sz w:val="28"/>
-          <w:szCs w:val="28"/>
-          <w:lang w:val="fr-CA"/>
-        </w:rPr>
-        <w:t>, qui a été auto-assignée puis marquée comme complétée</w:t>
-      </w:r>
-      <w:r>
-        <w:rPr>
-          <w:rFonts w:ascii="Times New Roman" w:hAnsi="Times New Roman" w:cs="Times New Roman"/>
+          <w:noProof/>
           <w:sz w:val="28"/>
           <w:szCs w:val="28"/>
           <w:lang w:val="fr-CA"/>
         </w:rPr>
         <w:drawing>
-          <wp:anchor distT="0" distB="0" distL="114300" distR="114300" simplePos="0" relativeHeight="251659264" behindDoc="0" locked="0" layoutInCell="1" allowOverlap="1" wp14:anchorId="4D4A480C" wp14:editId="5B659E9A">
+          <wp:anchor distT="0" distB="0" distL="114300" distR="114300" simplePos="0" relativeHeight="251659264" behindDoc="0" locked="0" layoutInCell="1" allowOverlap="1" wp14:anchorId="4D4A480C" wp14:editId="152FCF0B">
             <wp:simplePos x="0" y="0"/>
             <wp:positionH relativeFrom="column">
-              <wp:posOffset>-47073</wp:posOffset>
+              <wp:posOffset>-78795</wp:posOffset>
             </wp:positionH>
             <wp:positionV relativeFrom="paragraph">
-              <wp:posOffset>520010</wp:posOffset>
+              <wp:posOffset>34400</wp:posOffset>
             </wp:positionV>
             <wp:extent cx="5940425" cy="1909445"/>
             <wp:effectExtent l="0" t="0" r="3175" b="0"/>
@@ -1091,7 +1551,7 @@
                     <pic:cNvPicPr/>
                   </pic:nvPicPr>
                   <pic:blipFill>
-                    <a:blip r:embed="rId17">
+                    <a:blip r:embed="rId18">
                       <a:extLst>
                         <a:ext uri="{28A0092B-C50C-407E-A947-70E740481C1C}">
                           <a14:useLocalDpi xmlns:a14="http://schemas.microsoft.com/office/drawing/2010/main" val="0"/>
@@ -1116,6 +1576,2057 @@
             </a:graphic>
           </wp:anchor>
         </w:drawing>
+      </w:r>
+      <w:r>
+        <w:rPr>
+          <w:rFonts w:ascii="Times New Roman" w:hAnsi="Times New Roman" w:cs="Times New Roman"/>
+          <w:sz w:val="28"/>
+          <w:szCs w:val="28"/>
+          <w:lang w:val="fr-CA"/>
+        </w:rPr>
+        <w:t>Une issue a été créée pour concevoir et développer une page membre2, qui a été auto-assignée puis marquée comme complétée</w:t>
+      </w:r>
+    </w:p>
+    <w:p>
+      <w:pPr>
+        <w:rPr>
+          <w:rFonts w:ascii="Times New Roman" w:hAnsi="Times New Roman" w:cs="Times New Roman"/>
+          <w:sz w:val="28"/>
+          <w:szCs w:val="28"/>
+          <w:lang w:val="fr-CA"/>
+        </w:rPr>
+      </w:pPr>
+    </w:p>
+    <w:p>
+      <w:pPr>
+        <w:pStyle w:val="2"/>
+        <w:ind w:firstLine="708"/>
+        <w:rPr>
+          <w:rFonts w:ascii="Times New Roman" w:hAnsi="Times New Roman" w:cs="Times New Roman"/>
+          <w:color w:val="000000" w:themeColor="text1"/>
+          <w:sz w:val="32"/>
+          <w:szCs w:val="32"/>
+          <w:lang w:val="fr-FR"/>
+        </w:rPr>
+      </w:pPr>
+      <w:r>
+        <w:rPr>
+          <w:rFonts w:ascii="Times New Roman" w:hAnsi="Times New Roman" w:cs="Times New Roman"/>
+          <w:color w:val="000000" w:themeColor="text1"/>
+          <w:sz w:val="32"/>
+          <w:szCs w:val="32"/>
+          <w:lang w:val="fr-FR"/>
+        </w:rPr>
+        <w:t>Luka Horban (Globik228)</w:t>
+      </w:r>
+    </w:p>
+    <w:p>
+      <w:pPr>
+        <w:rPr>
+          <w:lang w:val="fr-FR"/>
+        </w:rPr>
+      </w:pPr>
+      <w:r>
+        <w:rPr>
+          <w:rFonts w:ascii="Times New Roman" w:hAnsi="Times New Roman" w:cs="Times New Roman"/>
+          <w:noProof/>
+        </w:rPr>
+        <w:drawing>
+          <wp:anchor distT="0" distB="0" distL="114300" distR="114300" simplePos="0" relativeHeight="251660288" behindDoc="0" locked="0" layoutInCell="1" allowOverlap="1" wp14:anchorId="72505EF1" wp14:editId="422354A4">
+            <wp:simplePos x="0" y="0"/>
+            <wp:positionH relativeFrom="page">
+              <wp:posOffset>807085</wp:posOffset>
+            </wp:positionH>
+            <wp:positionV relativeFrom="paragraph">
+              <wp:posOffset>170180</wp:posOffset>
+            </wp:positionV>
+            <wp:extent cx="4123690" cy="2054225"/>
+            <wp:effectExtent l="0" t="0" r="0" b="3175"/>
+            <wp:wrapThrough wrapText="bothSides">
+              <wp:wrapPolygon edited="0">
+                <wp:start x="0" y="0"/>
+                <wp:lineTo x="0" y="21433"/>
+                <wp:lineTo x="21454" y="21433"/>
+                <wp:lineTo x="21454" y="0"/>
+                <wp:lineTo x="0" y="0"/>
+              </wp:wrapPolygon>
+            </wp:wrapThrough>
+            <wp:docPr id="10" name="Рисунок 10"/>
+            <wp:cNvGraphicFramePr>
+              <a:graphicFrameLocks xmlns:a="http://schemas.openxmlformats.org/drawingml/2006/main" noChangeAspect="1"/>
+            </wp:cNvGraphicFramePr>
+            <a:graphic xmlns:a="http://schemas.openxmlformats.org/drawingml/2006/main">
+              <a:graphicData uri="http://schemas.openxmlformats.org/drawingml/2006/picture">
+                <pic:pic xmlns:pic="http://schemas.openxmlformats.org/drawingml/2006/picture">
+                  <pic:nvPicPr>
+                    <pic:cNvPr id="1" name=""/>
+                    <pic:cNvPicPr/>
+                  </pic:nvPicPr>
+                  <pic:blipFill>
+                    <a:blip r:embed="rId19" cstate="print">
+                      <a:extLst>
+                        <a:ext uri="{28A0092B-C50C-407E-A947-70E740481C1C}">
+                          <a14:useLocalDpi xmlns:a14="http://schemas.microsoft.com/office/drawing/2010/main" val="0"/>
+                        </a:ext>
+                      </a:extLst>
+                    </a:blip>
+                    <a:stretch>
+                      <a:fillRect/>
+                    </a:stretch>
+                  </pic:blipFill>
+                  <pic:spPr>
+                    <a:xfrm>
+                      <a:off x="0" y="0"/>
+                      <a:ext cx="4123690" cy="2054225"/>
+                    </a:xfrm>
+                    <a:prstGeom prst="rect">
+                      <a:avLst/>
+                    </a:prstGeom>
+                  </pic:spPr>
+                </pic:pic>
+              </a:graphicData>
+            </a:graphic>
+            <wp14:sizeRelH relativeFrom="margin">
+              <wp14:pctWidth>0</wp14:pctWidth>
+            </wp14:sizeRelH>
+            <wp14:sizeRelV relativeFrom="margin">
+              <wp14:pctHeight>0</wp14:pctHeight>
+            </wp14:sizeRelV>
+          </wp:anchor>
+        </w:drawing>
+      </w:r>
+    </w:p>
+    <w:p>
+      <w:pPr>
+        <w:rPr>
+          <w:rFonts w:ascii="Times New Roman" w:hAnsi="Times New Roman" w:cs="Times New Roman"/>
+          <w:sz w:val="28"/>
+          <w:szCs w:val="28"/>
+          <w:lang w:val="fr-FR"/>
+        </w:rPr>
+      </w:pPr>
+    </w:p>
+    <w:p>
+      <w:pPr>
+        <w:rPr>
+          <w:rFonts w:ascii="Times New Roman" w:hAnsi="Times New Roman" w:cs="Times New Roman"/>
+          <w:sz w:val="28"/>
+          <w:szCs w:val="28"/>
+          <w:lang w:val="fr-FR"/>
+        </w:rPr>
+      </w:pPr>
+      <w:r>
+        <w:rPr>
+          <w:rFonts w:ascii="Times New Roman" w:hAnsi="Times New Roman" w:cs="Times New Roman"/>
+          <w:noProof/>
+        </w:rPr>
+        <w:drawing>
+          <wp:anchor distT="0" distB="0" distL="114300" distR="114300" simplePos="0" relativeHeight="251667456" behindDoc="0" locked="0" layoutInCell="1" allowOverlap="1" wp14:anchorId="120DECC7" wp14:editId="7B17575C">
+            <wp:simplePos x="0" y="0"/>
+            <wp:positionH relativeFrom="margin">
+              <wp:align>center</wp:align>
+            </wp:positionH>
+            <wp:positionV relativeFrom="paragraph">
+              <wp:posOffset>1644526</wp:posOffset>
+            </wp:positionV>
+            <wp:extent cx="4425950" cy="2804160"/>
+            <wp:effectExtent l="0" t="0" r="0" b="0"/>
+            <wp:wrapSquare wrapText="bothSides"/>
+            <wp:docPr id="21" name="Рисунок 21"/>
+            <wp:cNvGraphicFramePr>
+              <a:graphicFrameLocks xmlns:a="http://schemas.openxmlformats.org/drawingml/2006/main" noChangeAspect="1"/>
+            </wp:cNvGraphicFramePr>
+            <a:graphic xmlns:a="http://schemas.openxmlformats.org/drawingml/2006/main">
+              <a:graphicData uri="http://schemas.openxmlformats.org/drawingml/2006/picture">
+                <pic:pic xmlns:pic="http://schemas.openxmlformats.org/drawingml/2006/picture">
+                  <pic:nvPicPr>
+                    <pic:cNvPr id="1" name=""/>
+                    <pic:cNvPicPr/>
+                  </pic:nvPicPr>
+                  <pic:blipFill>
+                    <a:blip r:embed="rId20">
+                      <a:extLst>
+                        <a:ext uri="{28A0092B-C50C-407E-A947-70E740481C1C}">
+                          <a14:useLocalDpi xmlns:a14="http://schemas.microsoft.com/office/drawing/2010/main" val="0"/>
+                        </a:ext>
+                      </a:extLst>
+                    </a:blip>
+                    <a:stretch>
+                      <a:fillRect/>
+                    </a:stretch>
+                  </pic:blipFill>
+                  <pic:spPr>
+                    <a:xfrm>
+                      <a:off x="0" y="0"/>
+                      <a:ext cx="4425950" cy="2804160"/>
+                    </a:xfrm>
+                    <a:prstGeom prst="rect">
+                      <a:avLst/>
+                    </a:prstGeom>
+                  </pic:spPr>
+                </pic:pic>
+              </a:graphicData>
+            </a:graphic>
+            <wp14:sizeRelH relativeFrom="margin">
+              <wp14:pctWidth>0</wp14:pctWidth>
+            </wp14:sizeRelH>
+            <wp14:sizeRelV relativeFrom="margin">
+              <wp14:pctHeight>0</wp14:pctHeight>
+            </wp14:sizeRelV>
+          </wp:anchor>
+        </w:drawing>
+      </w:r>
+      <w:r>
+        <w:rPr>
+          <w:rFonts w:ascii="Times New Roman" w:hAnsi="Times New Roman" w:cs="Times New Roman"/>
+          <w:sz w:val="28"/>
+          <w:szCs w:val="28"/>
+          <w:lang w:val="fr-FR"/>
+        </w:rPr>
+        <w:t xml:space="preserve">Après m'être chargé de la création de la troisième page du site web, j'ai cloné le dépôt et créé une branche pour ma partie du travail, puis j'ai effectué un </w:t>
+      </w:r>
+      <w:proofErr w:type="spellStart"/>
+      <w:r>
+        <w:rPr>
+          <w:rFonts w:ascii="Times New Roman" w:hAnsi="Times New Roman" w:cs="Times New Roman"/>
+          <w:sz w:val="28"/>
+          <w:szCs w:val="28"/>
+          <w:lang w:val="fr-FR"/>
+        </w:rPr>
+        <w:t>check</w:t>
+      </w:r>
+      <w:proofErr w:type="spellEnd"/>
+      <w:r>
+        <w:rPr>
+          <w:rFonts w:ascii="Times New Roman" w:hAnsi="Times New Roman" w:cs="Times New Roman"/>
+          <w:sz w:val="28"/>
+          <w:szCs w:val="28"/>
+          <w:lang w:val="fr-FR"/>
+        </w:rPr>
+        <w:t>-out sur cette branche.</w:t>
+      </w:r>
+    </w:p>
+    <w:p>
+      <w:pPr>
+        <w:rPr>
+          <w:rFonts w:ascii="Times New Roman" w:hAnsi="Times New Roman" w:cs="Times New Roman"/>
+          <w:sz w:val="28"/>
+          <w:szCs w:val="28"/>
+          <w:lang w:val="fr-FR"/>
+        </w:rPr>
+      </w:pPr>
+      <w:r>
+        <w:rPr>
+          <w:rFonts w:ascii="Times New Roman" w:hAnsi="Times New Roman" w:cs="Times New Roman"/>
+          <w:noProof/>
+        </w:rPr>
+        <w:lastRenderedPageBreak/>
+        <w:drawing>
+          <wp:anchor distT="0" distB="0" distL="114300" distR="114300" simplePos="0" relativeHeight="251664384" behindDoc="0" locked="0" layoutInCell="1" allowOverlap="1" wp14:anchorId="7228AAB2" wp14:editId="117C580E">
+            <wp:simplePos x="0" y="0"/>
+            <wp:positionH relativeFrom="margin">
+              <wp:align>left</wp:align>
+            </wp:positionH>
+            <wp:positionV relativeFrom="paragraph">
+              <wp:posOffset>1546860</wp:posOffset>
+            </wp:positionV>
+            <wp:extent cx="5652770" cy="7698105"/>
+            <wp:effectExtent l="0" t="0" r="5080" b="0"/>
+            <wp:wrapSquare wrapText="bothSides"/>
+            <wp:docPr id="18" name="Рисунок 18"/>
+            <wp:cNvGraphicFramePr>
+              <a:graphicFrameLocks xmlns:a="http://schemas.openxmlformats.org/drawingml/2006/main" noChangeAspect="1"/>
+            </wp:cNvGraphicFramePr>
+            <a:graphic xmlns:a="http://schemas.openxmlformats.org/drawingml/2006/main">
+              <a:graphicData uri="http://schemas.openxmlformats.org/drawingml/2006/picture">
+                <pic:pic xmlns:pic="http://schemas.openxmlformats.org/drawingml/2006/picture">
+                  <pic:nvPicPr>
+                    <pic:cNvPr id="1" name=""/>
+                    <pic:cNvPicPr/>
+                  </pic:nvPicPr>
+                  <pic:blipFill>
+                    <a:blip r:embed="rId21">
+                      <a:extLst>
+                        <a:ext uri="{28A0092B-C50C-407E-A947-70E740481C1C}">
+                          <a14:useLocalDpi xmlns:a14="http://schemas.microsoft.com/office/drawing/2010/main" val="0"/>
+                        </a:ext>
+                      </a:extLst>
+                    </a:blip>
+                    <a:stretch>
+                      <a:fillRect/>
+                    </a:stretch>
+                  </pic:blipFill>
+                  <pic:spPr>
+                    <a:xfrm>
+                      <a:off x="0" y="0"/>
+                      <a:ext cx="5652770" cy="7698105"/>
+                    </a:xfrm>
+                    <a:prstGeom prst="rect">
+                      <a:avLst/>
+                    </a:prstGeom>
+                  </pic:spPr>
+                </pic:pic>
+              </a:graphicData>
+            </a:graphic>
+            <wp14:sizeRelH relativeFrom="margin">
+              <wp14:pctWidth>0</wp14:pctWidth>
+            </wp14:sizeRelH>
+            <wp14:sizeRelV relativeFrom="margin">
+              <wp14:pctHeight>0</wp14:pctHeight>
+            </wp14:sizeRelV>
+          </wp:anchor>
+        </w:drawing>
+      </w:r>
+      <w:r>
+        <w:rPr>
+          <w:rFonts w:ascii="Times New Roman" w:hAnsi="Times New Roman" w:cs="Times New Roman"/>
+          <w:sz w:val="28"/>
+          <w:szCs w:val="28"/>
+          <w:lang w:val="fr-FR"/>
+        </w:rPr>
+        <w:t xml:space="preserve">J'ai ensuite ajouté le titre de la page, modifié le design, amélioré la navigation, corrigé des erreurs mineures dans les pages « </w:t>
+      </w:r>
+      <w:proofErr w:type="spellStart"/>
+      <w:r>
+        <w:rPr>
+          <w:rFonts w:ascii="Times New Roman" w:hAnsi="Times New Roman" w:cs="Times New Roman"/>
+          <w:sz w:val="28"/>
+          <w:szCs w:val="28"/>
+          <w:lang w:val="fr-FR"/>
+        </w:rPr>
+        <w:t>member</w:t>
+      </w:r>
+      <w:proofErr w:type="spellEnd"/>
+      <w:r>
+        <w:rPr>
+          <w:rFonts w:ascii="Times New Roman" w:hAnsi="Times New Roman" w:cs="Times New Roman"/>
+          <w:sz w:val="28"/>
+          <w:szCs w:val="28"/>
+          <w:lang w:val="fr-FR"/>
+        </w:rPr>
+        <w:t xml:space="preserve"> 1 » et « </w:t>
+      </w:r>
+      <w:proofErr w:type="spellStart"/>
+      <w:r>
+        <w:rPr>
+          <w:rFonts w:ascii="Times New Roman" w:hAnsi="Times New Roman" w:cs="Times New Roman"/>
+          <w:sz w:val="28"/>
+          <w:szCs w:val="28"/>
+          <w:lang w:val="fr-FR"/>
+        </w:rPr>
+        <w:t>member</w:t>
+      </w:r>
+      <w:proofErr w:type="spellEnd"/>
+      <w:r>
+        <w:rPr>
+          <w:rFonts w:ascii="Times New Roman" w:hAnsi="Times New Roman" w:cs="Times New Roman"/>
+          <w:sz w:val="28"/>
+          <w:szCs w:val="28"/>
+          <w:lang w:val="fr-FR"/>
+        </w:rPr>
+        <w:t xml:space="preserve"> 2 », puis ajouté une feuille de style que j'ai appliquée à la page « </w:t>
+      </w:r>
+      <w:proofErr w:type="spellStart"/>
+      <w:r>
+        <w:rPr>
+          <w:rFonts w:ascii="Times New Roman" w:hAnsi="Times New Roman" w:cs="Times New Roman"/>
+          <w:sz w:val="28"/>
+          <w:szCs w:val="28"/>
+          <w:lang w:val="fr-FR"/>
+        </w:rPr>
+        <w:t>member</w:t>
+      </w:r>
+      <w:proofErr w:type="spellEnd"/>
+      <w:r>
+        <w:rPr>
+          <w:rFonts w:ascii="Times New Roman" w:hAnsi="Times New Roman" w:cs="Times New Roman"/>
+          <w:sz w:val="28"/>
+          <w:szCs w:val="28"/>
+          <w:lang w:val="fr-FR"/>
+        </w:rPr>
+        <w:t xml:space="preserve"> 3 ». J'ai ensuite apporté les dernières modifications et peaufiné l'ensemble. Toutes ces modifications ont été enregistrées en 5 </w:t>
+      </w:r>
+      <w:proofErr w:type="spellStart"/>
+      <w:r>
+        <w:rPr>
+          <w:rFonts w:ascii="Times New Roman" w:hAnsi="Times New Roman" w:cs="Times New Roman"/>
+          <w:sz w:val="28"/>
+          <w:szCs w:val="28"/>
+          <w:lang w:val="fr-FR"/>
+        </w:rPr>
+        <w:t>commits</w:t>
+      </w:r>
+      <w:proofErr w:type="spellEnd"/>
+      <w:r>
+        <w:rPr>
+          <w:rFonts w:ascii="Times New Roman" w:hAnsi="Times New Roman" w:cs="Times New Roman"/>
+          <w:sz w:val="28"/>
+          <w:szCs w:val="28"/>
+          <w:lang w:val="fr-FR"/>
+        </w:rPr>
+        <w:t>(</w:t>
+      </w:r>
+      <w:proofErr w:type="spellStart"/>
+      <w:proofErr w:type="gramStart"/>
+      <w:r>
+        <w:rPr>
+          <w:rFonts w:ascii="Times New Roman" w:hAnsi="Times New Roman" w:cs="Times New Roman"/>
+          <w:sz w:val="28"/>
+          <w:szCs w:val="28"/>
+          <w:lang w:val="fr-FR"/>
+        </w:rPr>
+        <w:t>assets,stylesheet</w:t>
+      </w:r>
+      <w:proofErr w:type="gramEnd"/>
+      <w:r>
+        <w:rPr>
+          <w:rFonts w:ascii="Times New Roman" w:hAnsi="Times New Roman" w:cs="Times New Roman"/>
+          <w:sz w:val="28"/>
+          <w:szCs w:val="28"/>
+          <w:lang w:val="fr-FR"/>
+        </w:rPr>
+        <w:t>,code</w:t>
+      </w:r>
+      <w:proofErr w:type="spellEnd"/>
+      <w:r>
+        <w:rPr>
+          <w:rFonts w:ascii="Times New Roman" w:hAnsi="Times New Roman" w:cs="Times New Roman"/>
+          <w:sz w:val="28"/>
+          <w:szCs w:val="28"/>
+          <w:lang w:val="fr-FR"/>
+        </w:rPr>
+        <w:t>)</w:t>
+      </w:r>
+      <w:r>
+        <w:rPr>
+          <w:rFonts w:ascii="Times New Roman" w:hAnsi="Times New Roman" w:cs="Times New Roman"/>
+          <w:sz w:val="28"/>
+          <w:szCs w:val="28"/>
+          <w:lang w:val="fr-FR"/>
+        </w:rPr>
+        <w:t xml:space="preserve">, après quoi j'ai vérifié qu'il n'y avait pas de bugs ou de problèmes, puis j'ai effectué une fusion (pull </w:t>
+      </w:r>
+      <w:proofErr w:type="spellStart"/>
+      <w:r>
+        <w:rPr>
+          <w:rFonts w:ascii="Times New Roman" w:hAnsi="Times New Roman" w:cs="Times New Roman"/>
+          <w:sz w:val="28"/>
+          <w:szCs w:val="28"/>
+          <w:lang w:val="fr-FR"/>
+        </w:rPr>
+        <w:t>request</w:t>
+      </w:r>
+      <w:proofErr w:type="spellEnd"/>
+      <w:r>
+        <w:rPr>
+          <w:rFonts w:ascii="Times New Roman" w:hAnsi="Times New Roman" w:cs="Times New Roman"/>
+          <w:sz w:val="28"/>
+          <w:szCs w:val="28"/>
+          <w:lang w:val="fr-FR"/>
+        </w:rPr>
+        <w:t>).</w:t>
+      </w:r>
+    </w:p>
+    <w:p>
+      <w:pPr>
+        <w:rPr>
+          <w:rFonts w:ascii="Times New Roman" w:hAnsi="Times New Roman" w:cs="Times New Roman"/>
+          <w:sz w:val="28"/>
+          <w:szCs w:val="28"/>
+          <w:lang w:val="fr-FR"/>
+        </w:rPr>
+      </w:pPr>
+      <w:r>
+        <w:rPr>
+          <w:rFonts w:ascii="Times New Roman" w:hAnsi="Times New Roman" w:cs="Times New Roman"/>
+          <w:noProof/>
+        </w:rPr>
+        <w:lastRenderedPageBreak/>
+        <w:drawing>
+          <wp:anchor distT="0" distB="0" distL="114300" distR="114300" simplePos="0" relativeHeight="251666432" behindDoc="0" locked="0" layoutInCell="1" allowOverlap="1" wp14:anchorId="51D0272C" wp14:editId="6A4DFEC8">
+            <wp:simplePos x="0" y="0"/>
+            <wp:positionH relativeFrom="margin">
+              <wp:posOffset>-508883</wp:posOffset>
+            </wp:positionH>
+            <wp:positionV relativeFrom="paragraph">
+              <wp:posOffset>469</wp:posOffset>
+            </wp:positionV>
+            <wp:extent cx="3609975" cy="2973705"/>
+            <wp:effectExtent l="0" t="0" r="9525" b="0"/>
+            <wp:wrapSquare wrapText="bothSides"/>
+            <wp:docPr id="19" name="Рисунок 19"/>
+            <wp:cNvGraphicFramePr>
+              <a:graphicFrameLocks xmlns:a="http://schemas.openxmlformats.org/drawingml/2006/main" noChangeAspect="1"/>
+            </wp:cNvGraphicFramePr>
+            <a:graphic xmlns:a="http://schemas.openxmlformats.org/drawingml/2006/main">
+              <a:graphicData uri="http://schemas.openxmlformats.org/drawingml/2006/picture">
+                <pic:pic xmlns:pic="http://schemas.openxmlformats.org/drawingml/2006/picture">
+                  <pic:nvPicPr>
+                    <pic:cNvPr id="1" name=""/>
+                    <pic:cNvPicPr/>
+                  </pic:nvPicPr>
+                  <pic:blipFill>
+                    <a:blip r:embed="rId22" cstate="print">
+                      <a:extLst>
+                        <a:ext uri="{28A0092B-C50C-407E-A947-70E740481C1C}">
+                          <a14:useLocalDpi xmlns:a14="http://schemas.microsoft.com/office/drawing/2010/main" val="0"/>
+                        </a:ext>
+                      </a:extLst>
+                    </a:blip>
+                    <a:stretch>
+                      <a:fillRect/>
+                    </a:stretch>
+                  </pic:blipFill>
+                  <pic:spPr>
+                    <a:xfrm>
+                      <a:off x="0" y="0"/>
+                      <a:ext cx="3609975" cy="2973705"/>
+                    </a:xfrm>
+                    <a:prstGeom prst="rect">
+                      <a:avLst/>
+                    </a:prstGeom>
+                  </pic:spPr>
+                </pic:pic>
+              </a:graphicData>
+            </a:graphic>
+            <wp14:sizeRelH relativeFrom="margin">
+              <wp14:pctWidth>0</wp14:pctWidth>
+            </wp14:sizeRelH>
+            <wp14:sizeRelV relativeFrom="margin">
+              <wp14:pctHeight>0</wp14:pctHeight>
+            </wp14:sizeRelV>
+          </wp:anchor>
+        </w:drawing>
+      </w:r>
+    </w:p>
+    <w:p>
+      <w:pPr>
+        <w:rPr>
+          <w:rFonts w:ascii="Times New Roman" w:hAnsi="Times New Roman" w:cs="Times New Roman"/>
+          <w:sz w:val="28"/>
+          <w:szCs w:val="28"/>
+          <w:lang w:val="fr-FR"/>
+        </w:rPr>
+      </w:pPr>
+      <w:r>
+        <w:rPr>
+          <w:rFonts w:ascii="Times New Roman" w:hAnsi="Times New Roman" w:cs="Times New Roman"/>
+          <w:noProof/>
+        </w:rPr>
+        <w:drawing>
+          <wp:anchor distT="0" distB="0" distL="114300" distR="114300" simplePos="0" relativeHeight="251665408" behindDoc="0" locked="0" layoutInCell="1" allowOverlap="1" wp14:anchorId="0140DC99" wp14:editId="2C097377">
+            <wp:simplePos x="0" y="0"/>
+            <wp:positionH relativeFrom="margin">
+              <wp:posOffset>2956145</wp:posOffset>
+            </wp:positionH>
+            <wp:positionV relativeFrom="paragraph">
+              <wp:posOffset>444859</wp:posOffset>
+            </wp:positionV>
+            <wp:extent cx="3519651" cy="1701579"/>
+            <wp:effectExtent l="0" t="0" r="5080" b="0"/>
+            <wp:wrapSquare wrapText="bothSides"/>
+            <wp:docPr id="20" name="Рисунок 20"/>
+            <wp:cNvGraphicFramePr>
+              <a:graphicFrameLocks xmlns:a="http://schemas.openxmlformats.org/drawingml/2006/main" noChangeAspect="1"/>
+            </wp:cNvGraphicFramePr>
+            <a:graphic xmlns:a="http://schemas.openxmlformats.org/drawingml/2006/main">
+              <a:graphicData uri="http://schemas.openxmlformats.org/drawingml/2006/picture">
+                <pic:pic xmlns:pic="http://schemas.openxmlformats.org/drawingml/2006/picture">
+                  <pic:nvPicPr>
+                    <pic:cNvPr id="1" name=""/>
+                    <pic:cNvPicPr/>
+                  </pic:nvPicPr>
+                  <pic:blipFill>
+                    <a:blip r:embed="rId23" cstate="print">
+                      <a:extLst>
+                        <a:ext uri="{28A0092B-C50C-407E-A947-70E740481C1C}">
+                          <a14:useLocalDpi xmlns:a14="http://schemas.microsoft.com/office/drawing/2010/main" val="0"/>
+                        </a:ext>
+                      </a:extLst>
+                    </a:blip>
+                    <a:stretch>
+                      <a:fillRect/>
+                    </a:stretch>
+                  </pic:blipFill>
+                  <pic:spPr>
+                    <a:xfrm>
+                      <a:off x="0" y="0"/>
+                      <a:ext cx="3531063" cy="1707096"/>
+                    </a:xfrm>
+                    <a:prstGeom prst="rect">
+                      <a:avLst/>
+                    </a:prstGeom>
+                  </pic:spPr>
+                </pic:pic>
+              </a:graphicData>
+            </a:graphic>
+            <wp14:sizeRelH relativeFrom="margin">
+              <wp14:pctWidth>0</wp14:pctWidth>
+            </wp14:sizeRelH>
+            <wp14:sizeRelV relativeFrom="margin">
+              <wp14:pctHeight>0</wp14:pctHeight>
+            </wp14:sizeRelV>
+          </wp:anchor>
+        </w:drawing>
+      </w:r>
+      <w:r>
+        <w:rPr>
+          <w:rFonts w:ascii="Times New Roman" w:hAnsi="Times New Roman" w:cs="Times New Roman"/>
+          <w:sz w:val="28"/>
+          <w:szCs w:val="28"/>
+          <w:lang w:val="fr-FR"/>
+        </w:rPr>
+        <w:t>J'ai ensuite clôturé le ticket de la page 3 sur GitHub et finalisé la fusion.</w:t>
+      </w:r>
+    </w:p>
+    <w:p>
+      <w:pPr>
+        <w:rPr>
+          <w:rFonts w:ascii="Times New Roman" w:hAnsi="Times New Roman" w:cs="Times New Roman"/>
+          <w:sz w:val="28"/>
+          <w:szCs w:val="28"/>
+          <w:lang w:val="fr-FR"/>
+        </w:rPr>
+      </w:pPr>
+    </w:p>
+    <w:p>
+      <w:pPr>
+        <w:rPr>
+          <w:rFonts w:ascii="Times New Roman" w:hAnsi="Times New Roman" w:cs="Times New Roman"/>
+          <w:sz w:val="28"/>
+          <w:szCs w:val="28"/>
+          <w:lang w:val="fr-FR"/>
+        </w:rPr>
+      </w:pPr>
+    </w:p>
+    <w:p>
+      <w:pPr>
+        <w:pStyle w:val="1"/>
+        <w:rPr>
+          <w:rFonts w:ascii="Times New Roman" w:hAnsi="Times New Roman" w:cs="Times New Roman"/>
+          <w:b/>
+          <w:bCs/>
+          <w:color w:val="000000" w:themeColor="text1"/>
+          <w:sz w:val="36"/>
+          <w:szCs w:val="36"/>
+          <w:lang w:val="en-US"/>
+        </w:rPr>
+      </w:pPr>
+      <w:r>
+        <w:rPr>
+          <w:rFonts w:ascii="Times New Roman" w:hAnsi="Times New Roman" w:cs="Times New Roman"/>
+          <w:b/>
+          <w:bCs/>
+          <w:color w:val="000000" w:themeColor="text1"/>
+          <w:sz w:val="36"/>
+          <w:szCs w:val="36"/>
+          <w:lang w:val="en-US"/>
+        </w:rPr>
+        <w:t xml:space="preserve">Section </w:t>
+      </w:r>
+      <w:proofErr w:type="gramStart"/>
+      <w:r>
+        <w:rPr>
+          <w:rFonts w:ascii="Times New Roman" w:hAnsi="Times New Roman" w:cs="Times New Roman"/>
+          <w:b/>
+          <w:bCs/>
+          <w:color w:val="000000" w:themeColor="text1"/>
+          <w:sz w:val="36"/>
+          <w:szCs w:val="36"/>
+          <w:lang w:val="en-US"/>
+        </w:rPr>
+        <w:t>3</w:t>
+      </w:r>
+      <w:r>
+        <w:rPr>
+          <w:rFonts w:ascii="Times New Roman" w:hAnsi="Times New Roman" w:cs="Times New Roman"/>
+          <w:b/>
+          <w:bCs/>
+          <w:color w:val="000000" w:themeColor="text1"/>
+          <w:sz w:val="36"/>
+          <w:szCs w:val="36"/>
+          <w:lang w:val="en-US"/>
+        </w:rPr>
+        <w:t> :</w:t>
+      </w:r>
+      <w:proofErr w:type="gramEnd"/>
+      <w:r>
+        <w:rPr>
+          <w:rFonts w:ascii="Times New Roman" w:hAnsi="Times New Roman" w:cs="Times New Roman"/>
+          <w:b/>
+          <w:bCs/>
+          <w:color w:val="000000" w:themeColor="text1"/>
+          <w:sz w:val="36"/>
+          <w:szCs w:val="36"/>
+          <w:lang w:val="en-US"/>
+        </w:rPr>
+        <w:t xml:space="preserve"> </w:t>
+      </w:r>
+      <w:r>
+        <w:rPr>
+          <w:rFonts w:ascii="Times New Roman" w:hAnsi="Times New Roman" w:cs="Times New Roman"/>
+          <w:b/>
+          <w:bCs/>
+          <w:color w:val="000000" w:themeColor="text1"/>
+          <w:sz w:val="36"/>
+          <w:szCs w:val="36"/>
+          <w:lang w:val="en-US"/>
+        </w:rPr>
+        <w:t>Conclusion</w:t>
+      </w:r>
+    </w:p>
+    <w:p>
+      <w:pPr>
+        <w:rPr>
+          <w:lang w:val="en-US"/>
+        </w:rPr>
+      </w:pPr>
+    </w:p>
+    <w:p>
+      <w:pPr>
+        <w:rPr>
+          <w:rFonts w:ascii="Times New Roman" w:hAnsi="Times New Roman" w:cs="Times New Roman"/>
+          <w:sz w:val="28"/>
+          <w:szCs w:val="28"/>
+          <w:lang w:val="uk-UA"/>
+        </w:rPr>
+      </w:pPr>
+      <w:r>
+        <w:rPr>
+          <w:rFonts w:ascii="Times New Roman" w:hAnsi="Times New Roman" w:cs="Times New Roman"/>
+          <w:sz w:val="28"/>
+          <w:szCs w:val="28"/>
+          <w:lang w:val="fr-FR"/>
+        </w:rPr>
+        <w:t xml:space="preserve">Ce projet nous a permis de consolider nos connaissances en matière de développement logiciel et nous a apporté une expérience pratique de l'utilisation de Git et GitHub pour le travail collaboratif. Nous avons utilisé des fonctionnalités telles que les branches, les </w:t>
+      </w:r>
+      <w:r>
+        <w:rPr>
+          <w:rFonts w:ascii="Times New Roman" w:hAnsi="Times New Roman" w:cs="Times New Roman"/>
+          <w:sz w:val="28"/>
+          <w:szCs w:val="28"/>
+          <w:lang w:val="fr-FR"/>
+        </w:rPr>
+        <w:t>issues</w:t>
+      </w:r>
+      <w:r>
+        <w:rPr>
+          <w:rFonts w:ascii="Times New Roman" w:hAnsi="Times New Roman" w:cs="Times New Roman"/>
+          <w:sz w:val="28"/>
+          <w:szCs w:val="28"/>
+          <w:lang w:val="fr-FR"/>
+        </w:rPr>
+        <w:t xml:space="preserve"> et les pull </w:t>
+      </w:r>
+      <w:proofErr w:type="spellStart"/>
+      <w:r>
+        <w:rPr>
+          <w:rFonts w:ascii="Times New Roman" w:hAnsi="Times New Roman" w:cs="Times New Roman"/>
+          <w:sz w:val="28"/>
+          <w:szCs w:val="28"/>
+          <w:lang w:val="fr-FR"/>
+        </w:rPr>
+        <w:t>requests</w:t>
+      </w:r>
+      <w:proofErr w:type="spellEnd"/>
+      <w:r>
+        <w:rPr>
+          <w:rFonts w:ascii="Times New Roman" w:hAnsi="Times New Roman" w:cs="Times New Roman"/>
+          <w:sz w:val="28"/>
+          <w:szCs w:val="28"/>
+          <w:lang w:val="fr-FR"/>
+        </w:rPr>
+        <w:t>, qui ont considérablement facilité la collaboration au sein de notre équipe et amélioré notre productivité.</w:t>
+      </w:r>
+    </w:p>
+    <w:p>
+      <w:pPr>
+        <w:rPr>
+          <w:rFonts w:ascii="Times New Roman" w:hAnsi="Times New Roman" w:cs="Times New Roman"/>
+          <w:sz w:val="28"/>
+          <w:szCs w:val="28"/>
+          <w:lang w:val="uk-UA"/>
+        </w:rPr>
+      </w:pPr>
+      <w:proofErr w:type="spellStart"/>
+      <w:r>
+        <w:rPr>
+          <w:rFonts w:ascii="Times New Roman" w:hAnsi="Times New Roman" w:cs="Times New Roman"/>
+          <w:sz w:val="28"/>
+          <w:szCs w:val="28"/>
+          <w:lang w:val="uk-UA"/>
+        </w:rPr>
+        <w:t>Nous</w:t>
+      </w:r>
+      <w:proofErr w:type="spellEnd"/>
+      <w:r>
+        <w:rPr>
+          <w:rFonts w:ascii="Times New Roman" w:hAnsi="Times New Roman" w:cs="Times New Roman"/>
+          <w:sz w:val="28"/>
+          <w:szCs w:val="28"/>
+          <w:lang w:val="uk-UA"/>
+        </w:rPr>
+        <w:t xml:space="preserve"> </w:t>
+      </w:r>
+      <w:proofErr w:type="spellStart"/>
+      <w:r>
+        <w:rPr>
+          <w:rFonts w:ascii="Times New Roman" w:hAnsi="Times New Roman" w:cs="Times New Roman"/>
+          <w:sz w:val="28"/>
+          <w:szCs w:val="28"/>
+          <w:lang w:val="uk-UA"/>
+        </w:rPr>
+        <w:t>regrettons</w:t>
+      </w:r>
+      <w:proofErr w:type="spellEnd"/>
+      <w:r>
+        <w:rPr>
+          <w:rFonts w:ascii="Times New Roman" w:hAnsi="Times New Roman" w:cs="Times New Roman"/>
+          <w:sz w:val="28"/>
+          <w:szCs w:val="28"/>
+          <w:lang w:val="uk-UA"/>
+        </w:rPr>
+        <w:t xml:space="preserve"> </w:t>
+      </w:r>
+      <w:proofErr w:type="spellStart"/>
+      <w:r>
+        <w:rPr>
+          <w:rFonts w:ascii="Times New Roman" w:hAnsi="Times New Roman" w:cs="Times New Roman"/>
+          <w:sz w:val="28"/>
+          <w:szCs w:val="28"/>
+          <w:lang w:val="uk-UA"/>
+        </w:rPr>
+        <w:t>de</w:t>
+      </w:r>
+      <w:proofErr w:type="spellEnd"/>
+      <w:r>
+        <w:rPr>
+          <w:rFonts w:ascii="Times New Roman" w:hAnsi="Times New Roman" w:cs="Times New Roman"/>
+          <w:sz w:val="28"/>
+          <w:szCs w:val="28"/>
+          <w:lang w:val="uk-UA"/>
+        </w:rPr>
+        <w:t xml:space="preserve"> </w:t>
+      </w:r>
+      <w:proofErr w:type="spellStart"/>
+      <w:r>
+        <w:rPr>
+          <w:rFonts w:ascii="Times New Roman" w:hAnsi="Times New Roman" w:cs="Times New Roman"/>
+          <w:sz w:val="28"/>
+          <w:szCs w:val="28"/>
+          <w:lang w:val="uk-UA"/>
+        </w:rPr>
+        <w:t>ne</w:t>
+      </w:r>
+      <w:proofErr w:type="spellEnd"/>
+      <w:r>
+        <w:rPr>
+          <w:rFonts w:ascii="Times New Roman" w:hAnsi="Times New Roman" w:cs="Times New Roman"/>
+          <w:sz w:val="28"/>
+          <w:szCs w:val="28"/>
+          <w:lang w:val="uk-UA"/>
+        </w:rPr>
+        <w:t xml:space="preserve"> </w:t>
+      </w:r>
+      <w:proofErr w:type="spellStart"/>
+      <w:r>
+        <w:rPr>
+          <w:rFonts w:ascii="Times New Roman" w:hAnsi="Times New Roman" w:cs="Times New Roman"/>
+          <w:sz w:val="28"/>
+          <w:szCs w:val="28"/>
+          <w:lang w:val="uk-UA"/>
+        </w:rPr>
+        <w:t>pas</w:t>
+      </w:r>
+      <w:proofErr w:type="spellEnd"/>
+      <w:r>
+        <w:rPr>
+          <w:rFonts w:ascii="Times New Roman" w:hAnsi="Times New Roman" w:cs="Times New Roman"/>
+          <w:sz w:val="28"/>
+          <w:szCs w:val="28"/>
+          <w:lang w:val="uk-UA"/>
+        </w:rPr>
+        <w:t xml:space="preserve"> </w:t>
+      </w:r>
+      <w:proofErr w:type="spellStart"/>
+      <w:r>
+        <w:rPr>
+          <w:rFonts w:ascii="Times New Roman" w:hAnsi="Times New Roman" w:cs="Times New Roman"/>
+          <w:sz w:val="28"/>
+          <w:szCs w:val="28"/>
+          <w:lang w:val="uk-UA"/>
+        </w:rPr>
+        <w:t>avoir</w:t>
+      </w:r>
+      <w:proofErr w:type="spellEnd"/>
+      <w:r>
+        <w:rPr>
+          <w:rFonts w:ascii="Times New Roman" w:hAnsi="Times New Roman" w:cs="Times New Roman"/>
+          <w:sz w:val="28"/>
+          <w:szCs w:val="28"/>
+          <w:lang w:val="uk-UA"/>
+        </w:rPr>
+        <w:t xml:space="preserve"> </w:t>
+      </w:r>
+      <w:proofErr w:type="spellStart"/>
+      <w:r>
+        <w:rPr>
+          <w:rFonts w:ascii="Times New Roman" w:hAnsi="Times New Roman" w:cs="Times New Roman"/>
+          <w:sz w:val="28"/>
+          <w:szCs w:val="28"/>
+          <w:lang w:val="uk-UA"/>
+        </w:rPr>
+        <w:t>eu</w:t>
+      </w:r>
+      <w:proofErr w:type="spellEnd"/>
+      <w:r>
+        <w:rPr>
+          <w:rFonts w:ascii="Times New Roman" w:hAnsi="Times New Roman" w:cs="Times New Roman"/>
+          <w:sz w:val="28"/>
+          <w:szCs w:val="28"/>
+          <w:lang w:val="uk-UA"/>
+        </w:rPr>
+        <w:t xml:space="preserve"> </w:t>
+      </w:r>
+      <w:proofErr w:type="spellStart"/>
+      <w:r>
+        <w:rPr>
+          <w:rFonts w:ascii="Times New Roman" w:hAnsi="Times New Roman" w:cs="Times New Roman"/>
+          <w:sz w:val="28"/>
+          <w:szCs w:val="28"/>
+          <w:lang w:val="uk-UA"/>
+        </w:rPr>
+        <w:t>le</w:t>
+      </w:r>
+      <w:proofErr w:type="spellEnd"/>
+      <w:r>
+        <w:rPr>
+          <w:rFonts w:ascii="Times New Roman" w:hAnsi="Times New Roman" w:cs="Times New Roman"/>
+          <w:sz w:val="28"/>
+          <w:szCs w:val="28"/>
+          <w:lang w:val="uk-UA"/>
+        </w:rPr>
+        <w:t xml:space="preserve"> </w:t>
+      </w:r>
+      <w:proofErr w:type="spellStart"/>
+      <w:r>
+        <w:rPr>
+          <w:rFonts w:ascii="Times New Roman" w:hAnsi="Times New Roman" w:cs="Times New Roman"/>
+          <w:sz w:val="28"/>
+          <w:szCs w:val="28"/>
+          <w:lang w:val="uk-UA"/>
+        </w:rPr>
+        <w:t>temps</w:t>
+      </w:r>
+      <w:proofErr w:type="spellEnd"/>
+      <w:r>
+        <w:rPr>
+          <w:rFonts w:ascii="Times New Roman" w:hAnsi="Times New Roman" w:cs="Times New Roman"/>
+          <w:sz w:val="28"/>
+          <w:szCs w:val="28"/>
+          <w:lang w:val="uk-UA"/>
+        </w:rPr>
+        <w:t xml:space="preserve"> </w:t>
+      </w:r>
+      <w:proofErr w:type="spellStart"/>
+      <w:r>
+        <w:rPr>
+          <w:rFonts w:ascii="Times New Roman" w:hAnsi="Times New Roman" w:cs="Times New Roman"/>
+          <w:sz w:val="28"/>
+          <w:szCs w:val="28"/>
+          <w:lang w:val="uk-UA"/>
+        </w:rPr>
+        <w:t>de</w:t>
+      </w:r>
+      <w:proofErr w:type="spellEnd"/>
+      <w:r>
+        <w:rPr>
+          <w:rFonts w:ascii="Times New Roman" w:hAnsi="Times New Roman" w:cs="Times New Roman"/>
+          <w:sz w:val="28"/>
+          <w:szCs w:val="28"/>
+          <w:lang w:val="uk-UA"/>
+        </w:rPr>
+        <w:t xml:space="preserve"> </w:t>
+      </w:r>
+      <w:proofErr w:type="spellStart"/>
+      <w:r>
+        <w:rPr>
+          <w:rFonts w:ascii="Times New Roman" w:hAnsi="Times New Roman" w:cs="Times New Roman"/>
+          <w:sz w:val="28"/>
+          <w:szCs w:val="28"/>
+          <w:lang w:val="uk-UA"/>
+        </w:rPr>
+        <w:t>mettre</w:t>
+      </w:r>
+      <w:proofErr w:type="spellEnd"/>
+      <w:r>
+        <w:rPr>
+          <w:rFonts w:ascii="Times New Roman" w:hAnsi="Times New Roman" w:cs="Times New Roman"/>
+          <w:sz w:val="28"/>
+          <w:szCs w:val="28"/>
+          <w:lang w:val="uk-UA"/>
+        </w:rPr>
+        <w:t xml:space="preserve"> </w:t>
+      </w:r>
+      <w:proofErr w:type="spellStart"/>
+      <w:r>
+        <w:rPr>
+          <w:rFonts w:ascii="Times New Roman" w:hAnsi="Times New Roman" w:cs="Times New Roman"/>
+          <w:sz w:val="28"/>
+          <w:szCs w:val="28"/>
+          <w:lang w:val="uk-UA"/>
+        </w:rPr>
+        <w:t>en</w:t>
+      </w:r>
+      <w:proofErr w:type="spellEnd"/>
+      <w:r>
+        <w:rPr>
+          <w:rFonts w:ascii="Times New Roman" w:hAnsi="Times New Roman" w:cs="Times New Roman"/>
+          <w:sz w:val="28"/>
+          <w:szCs w:val="28"/>
+          <w:lang w:val="uk-UA"/>
+        </w:rPr>
+        <w:t xml:space="preserve"> </w:t>
+      </w:r>
+      <w:proofErr w:type="spellStart"/>
+      <w:r>
+        <w:rPr>
+          <w:rFonts w:ascii="Times New Roman" w:hAnsi="Times New Roman" w:cs="Times New Roman"/>
+          <w:sz w:val="28"/>
+          <w:szCs w:val="28"/>
+          <w:lang w:val="uk-UA"/>
+        </w:rPr>
+        <w:t>place</w:t>
+      </w:r>
+      <w:proofErr w:type="spellEnd"/>
+      <w:r>
+        <w:rPr>
+          <w:rFonts w:ascii="Times New Roman" w:hAnsi="Times New Roman" w:cs="Times New Roman"/>
+          <w:sz w:val="28"/>
+          <w:szCs w:val="28"/>
+          <w:lang w:val="uk-UA"/>
+        </w:rPr>
+        <w:t xml:space="preserve"> </w:t>
+      </w:r>
+      <w:proofErr w:type="spellStart"/>
+      <w:r>
+        <w:rPr>
+          <w:rFonts w:ascii="Times New Roman" w:hAnsi="Times New Roman" w:cs="Times New Roman"/>
+          <w:sz w:val="28"/>
+          <w:szCs w:val="28"/>
+          <w:lang w:val="uk-UA"/>
+        </w:rPr>
+        <w:t>davantage</w:t>
+      </w:r>
+      <w:proofErr w:type="spellEnd"/>
+      <w:r>
+        <w:rPr>
+          <w:rFonts w:ascii="Times New Roman" w:hAnsi="Times New Roman" w:cs="Times New Roman"/>
+          <w:sz w:val="28"/>
+          <w:szCs w:val="28"/>
+          <w:lang w:val="uk-UA"/>
+        </w:rPr>
+        <w:t xml:space="preserve"> </w:t>
+      </w:r>
+      <w:proofErr w:type="spellStart"/>
+      <w:r>
+        <w:rPr>
+          <w:rFonts w:ascii="Times New Roman" w:hAnsi="Times New Roman" w:cs="Times New Roman"/>
+          <w:sz w:val="28"/>
+          <w:szCs w:val="28"/>
+          <w:lang w:val="uk-UA"/>
+        </w:rPr>
+        <w:t>de</w:t>
+      </w:r>
+      <w:proofErr w:type="spellEnd"/>
+      <w:r>
+        <w:rPr>
+          <w:rFonts w:ascii="Times New Roman" w:hAnsi="Times New Roman" w:cs="Times New Roman"/>
+          <w:sz w:val="28"/>
+          <w:szCs w:val="28"/>
+          <w:lang w:val="uk-UA"/>
+        </w:rPr>
+        <w:t xml:space="preserve"> </w:t>
+      </w:r>
+      <w:proofErr w:type="spellStart"/>
+      <w:r>
+        <w:rPr>
+          <w:rFonts w:ascii="Times New Roman" w:hAnsi="Times New Roman" w:cs="Times New Roman"/>
+          <w:sz w:val="28"/>
+          <w:szCs w:val="28"/>
+          <w:lang w:val="uk-UA"/>
+        </w:rPr>
+        <w:t>fonctionnalités</w:t>
+      </w:r>
+      <w:proofErr w:type="spellEnd"/>
+      <w:r>
+        <w:rPr>
+          <w:rFonts w:ascii="Times New Roman" w:hAnsi="Times New Roman" w:cs="Times New Roman"/>
+          <w:sz w:val="28"/>
+          <w:szCs w:val="28"/>
+          <w:lang w:val="uk-UA"/>
+        </w:rPr>
+        <w:t xml:space="preserve"> </w:t>
+      </w:r>
+      <w:proofErr w:type="spellStart"/>
+      <w:r>
+        <w:rPr>
+          <w:rFonts w:ascii="Times New Roman" w:hAnsi="Times New Roman" w:cs="Times New Roman"/>
+          <w:sz w:val="28"/>
+          <w:szCs w:val="28"/>
+          <w:lang w:val="uk-UA"/>
+        </w:rPr>
+        <w:t>via</w:t>
+      </w:r>
+      <w:proofErr w:type="spellEnd"/>
+      <w:r>
+        <w:rPr>
+          <w:rFonts w:ascii="Times New Roman" w:hAnsi="Times New Roman" w:cs="Times New Roman"/>
+          <w:sz w:val="28"/>
+          <w:szCs w:val="28"/>
+          <w:lang w:val="uk-UA"/>
+        </w:rPr>
+        <w:t xml:space="preserve"> </w:t>
+      </w:r>
+      <w:proofErr w:type="spellStart"/>
+      <w:r>
+        <w:rPr>
+          <w:rFonts w:ascii="Times New Roman" w:hAnsi="Times New Roman" w:cs="Times New Roman"/>
+          <w:sz w:val="28"/>
+          <w:szCs w:val="28"/>
+          <w:lang w:val="uk-UA"/>
+        </w:rPr>
+        <w:t>Git</w:t>
+      </w:r>
+      <w:proofErr w:type="spellEnd"/>
+      <w:r>
+        <w:rPr>
+          <w:rFonts w:ascii="Times New Roman" w:hAnsi="Times New Roman" w:cs="Times New Roman"/>
+          <w:sz w:val="28"/>
+          <w:szCs w:val="28"/>
+          <w:lang w:val="uk-UA"/>
+        </w:rPr>
+        <w:t xml:space="preserve">, </w:t>
+      </w:r>
+      <w:proofErr w:type="spellStart"/>
+      <w:r>
+        <w:rPr>
+          <w:rFonts w:ascii="Times New Roman" w:hAnsi="Times New Roman" w:cs="Times New Roman"/>
+          <w:sz w:val="28"/>
+          <w:szCs w:val="28"/>
+          <w:lang w:val="uk-UA"/>
+        </w:rPr>
+        <w:t>et</w:t>
+      </w:r>
+      <w:proofErr w:type="spellEnd"/>
+      <w:r>
+        <w:rPr>
+          <w:rFonts w:ascii="Times New Roman" w:hAnsi="Times New Roman" w:cs="Times New Roman"/>
+          <w:sz w:val="28"/>
+          <w:szCs w:val="28"/>
+          <w:lang w:val="uk-UA"/>
+        </w:rPr>
+        <w:t xml:space="preserve"> </w:t>
+      </w:r>
+      <w:proofErr w:type="spellStart"/>
+      <w:r>
+        <w:rPr>
+          <w:rFonts w:ascii="Times New Roman" w:hAnsi="Times New Roman" w:cs="Times New Roman"/>
+          <w:sz w:val="28"/>
+          <w:szCs w:val="28"/>
+          <w:lang w:val="uk-UA"/>
+        </w:rPr>
+        <w:t>dans</w:t>
+      </w:r>
+      <w:proofErr w:type="spellEnd"/>
+      <w:r>
+        <w:rPr>
+          <w:rFonts w:ascii="Times New Roman" w:hAnsi="Times New Roman" w:cs="Times New Roman"/>
+          <w:sz w:val="28"/>
+          <w:szCs w:val="28"/>
+          <w:lang w:val="uk-UA"/>
+        </w:rPr>
+        <w:t xml:space="preserve"> </w:t>
+      </w:r>
+      <w:proofErr w:type="spellStart"/>
+      <w:r>
+        <w:rPr>
+          <w:rFonts w:ascii="Times New Roman" w:hAnsi="Times New Roman" w:cs="Times New Roman"/>
+          <w:sz w:val="28"/>
+          <w:szCs w:val="28"/>
+          <w:lang w:val="uk-UA"/>
+        </w:rPr>
+        <w:t>l'ensemble</w:t>
+      </w:r>
+      <w:proofErr w:type="spellEnd"/>
+      <w:r>
+        <w:rPr>
+          <w:rFonts w:ascii="Times New Roman" w:hAnsi="Times New Roman" w:cs="Times New Roman"/>
+          <w:sz w:val="28"/>
+          <w:szCs w:val="28"/>
+          <w:lang w:val="uk-UA"/>
+        </w:rPr>
+        <w:t xml:space="preserve">, </w:t>
+      </w:r>
+      <w:proofErr w:type="spellStart"/>
+      <w:r>
+        <w:rPr>
+          <w:rFonts w:ascii="Times New Roman" w:hAnsi="Times New Roman" w:cs="Times New Roman"/>
+          <w:sz w:val="28"/>
+          <w:szCs w:val="28"/>
+          <w:lang w:val="uk-UA"/>
+        </w:rPr>
+        <w:t>bien</w:t>
+      </w:r>
+      <w:proofErr w:type="spellEnd"/>
+      <w:r>
+        <w:rPr>
+          <w:rFonts w:ascii="Times New Roman" w:hAnsi="Times New Roman" w:cs="Times New Roman"/>
+          <w:sz w:val="28"/>
+          <w:szCs w:val="28"/>
+          <w:lang w:val="uk-UA"/>
+        </w:rPr>
+        <w:t xml:space="preserve"> </w:t>
+      </w:r>
+      <w:proofErr w:type="spellStart"/>
+      <w:r>
+        <w:rPr>
+          <w:rFonts w:ascii="Times New Roman" w:hAnsi="Times New Roman" w:cs="Times New Roman"/>
+          <w:sz w:val="28"/>
+          <w:szCs w:val="28"/>
+          <w:lang w:val="uk-UA"/>
+        </w:rPr>
+        <w:t>que</w:t>
+      </w:r>
+      <w:proofErr w:type="spellEnd"/>
+      <w:r>
+        <w:rPr>
+          <w:rFonts w:ascii="Times New Roman" w:hAnsi="Times New Roman" w:cs="Times New Roman"/>
+          <w:sz w:val="28"/>
+          <w:szCs w:val="28"/>
+          <w:lang w:val="uk-UA"/>
+        </w:rPr>
+        <w:t xml:space="preserve"> </w:t>
+      </w:r>
+      <w:proofErr w:type="spellStart"/>
+      <w:r>
+        <w:rPr>
+          <w:rFonts w:ascii="Times New Roman" w:hAnsi="Times New Roman" w:cs="Times New Roman"/>
+          <w:sz w:val="28"/>
+          <w:szCs w:val="28"/>
+          <w:lang w:val="uk-UA"/>
+        </w:rPr>
+        <w:t>Git</w:t>
+      </w:r>
+      <w:proofErr w:type="spellEnd"/>
+      <w:r>
+        <w:rPr>
+          <w:rFonts w:ascii="Times New Roman" w:hAnsi="Times New Roman" w:cs="Times New Roman"/>
+          <w:sz w:val="28"/>
+          <w:szCs w:val="28"/>
+          <w:lang w:val="uk-UA"/>
+        </w:rPr>
+        <w:t xml:space="preserve"> </w:t>
+      </w:r>
+      <w:proofErr w:type="spellStart"/>
+      <w:r>
+        <w:rPr>
+          <w:rFonts w:ascii="Times New Roman" w:hAnsi="Times New Roman" w:cs="Times New Roman"/>
+          <w:sz w:val="28"/>
+          <w:szCs w:val="28"/>
+          <w:lang w:val="uk-UA"/>
+        </w:rPr>
+        <w:t>ait</w:t>
+      </w:r>
+      <w:proofErr w:type="spellEnd"/>
+      <w:r>
+        <w:rPr>
+          <w:rFonts w:ascii="Times New Roman" w:hAnsi="Times New Roman" w:cs="Times New Roman"/>
+          <w:sz w:val="28"/>
+          <w:szCs w:val="28"/>
+          <w:lang w:val="uk-UA"/>
+        </w:rPr>
+        <w:t xml:space="preserve"> </w:t>
+      </w:r>
+      <w:proofErr w:type="spellStart"/>
+      <w:r>
+        <w:rPr>
+          <w:rFonts w:ascii="Times New Roman" w:hAnsi="Times New Roman" w:cs="Times New Roman"/>
+          <w:sz w:val="28"/>
+          <w:szCs w:val="28"/>
+          <w:lang w:val="uk-UA"/>
+        </w:rPr>
+        <w:t>constitué</w:t>
+      </w:r>
+      <w:proofErr w:type="spellEnd"/>
+      <w:r>
+        <w:rPr>
+          <w:rFonts w:ascii="Times New Roman" w:hAnsi="Times New Roman" w:cs="Times New Roman"/>
+          <w:sz w:val="28"/>
+          <w:szCs w:val="28"/>
+          <w:lang w:val="uk-UA"/>
+        </w:rPr>
+        <w:t xml:space="preserve"> </w:t>
+      </w:r>
+      <w:proofErr w:type="spellStart"/>
+      <w:r>
+        <w:rPr>
+          <w:rFonts w:ascii="Times New Roman" w:hAnsi="Times New Roman" w:cs="Times New Roman"/>
+          <w:sz w:val="28"/>
+          <w:szCs w:val="28"/>
+          <w:lang w:val="uk-UA"/>
+        </w:rPr>
+        <w:t>un</w:t>
+      </w:r>
+      <w:proofErr w:type="spellEnd"/>
+      <w:r>
+        <w:rPr>
+          <w:rFonts w:ascii="Times New Roman" w:hAnsi="Times New Roman" w:cs="Times New Roman"/>
+          <w:sz w:val="28"/>
+          <w:szCs w:val="28"/>
+          <w:lang w:val="uk-UA"/>
+        </w:rPr>
+        <w:t xml:space="preserve"> </w:t>
+      </w:r>
+      <w:proofErr w:type="spellStart"/>
+      <w:r>
+        <w:rPr>
+          <w:rFonts w:ascii="Times New Roman" w:hAnsi="Times New Roman" w:cs="Times New Roman"/>
+          <w:sz w:val="28"/>
+          <w:szCs w:val="28"/>
+          <w:lang w:val="uk-UA"/>
+        </w:rPr>
+        <w:t>élément</w:t>
+      </w:r>
+      <w:proofErr w:type="spellEnd"/>
+      <w:r>
+        <w:rPr>
+          <w:rFonts w:ascii="Times New Roman" w:hAnsi="Times New Roman" w:cs="Times New Roman"/>
+          <w:sz w:val="28"/>
+          <w:szCs w:val="28"/>
+          <w:lang w:val="uk-UA"/>
+        </w:rPr>
+        <w:t xml:space="preserve"> </w:t>
+      </w:r>
+      <w:proofErr w:type="spellStart"/>
+      <w:r>
+        <w:rPr>
+          <w:rFonts w:ascii="Times New Roman" w:hAnsi="Times New Roman" w:cs="Times New Roman"/>
+          <w:sz w:val="28"/>
+          <w:szCs w:val="28"/>
+          <w:lang w:val="uk-UA"/>
+        </w:rPr>
+        <w:t>structurel</w:t>
+      </w:r>
+      <w:proofErr w:type="spellEnd"/>
+      <w:r>
+        <w:rPr>
+          <w:rFonts w:ascii="Times New Roman" w:hAnsi="Times New Roman" w:cs="Times New Roman"/>
+          <w:sz w:val="28"/>
+          <w:szCs w:val="28"/>
+          <w:lang w:val="uk-UA"/>
+        </w:rPr>
+        <w:t xml:space="preserve"> </w:t>
+      </w:r>
+      <w:proofErr w:type="spellStart"/>
+      <w:r>
+        <w:rPr>
+          <w:rFonts w:ascii="Times New Roman" w:hAnsi="Times New Roman" w:cs="Times New Roman"/>
+          <w:sz w:val="28"/>
+          <w:szCs w:val="28"/>
+          <w:lang w:val="uk-UA"/>
+        </w:rPr>
+        <w:t>majeur</w:t>
+      </w:r>
+      <w:proofErr w:type="spellEnd"/>
+      <w:r>
+        <w:rPr>
+          <w:rFonts w:ascii="Times New Roman" w:hAnsi="Times New Roman" w:cs="Times New Roman"/>
+          <w:sz w:val="28"/>
+          <w:szCs w:val="28"/>
+          <w:lang w:val="uk-UA"/>
+        </w:rPr>
+        <w:t xml:space="preserve"> </w:t>
+      </w:r>
+      <w:proofErr w:type="spellStart"/>
+      <w:r>
+        <w:rPr>
+          <w:rFonts w:ascii="Times New Roman" w:hAnsi="Times New Roman" w:cs="Times New Roman"/>
+          <w:sz w:val="28"/>
+          <w:szCs w:val="28"/>
+          <w:lang w:val="uk-UA"/>
+        </w:rPr>
+        <w:t>du</w:t>
+      </w:r>
+      <w:proofErr w:type="spellEnd"/>
+      <w:r>
+        <w:rPr>
+          <w:rFonts w:ascii="Times New Roman" w:hAnsi="Times New Roman" w:cs="Times New Roman"/>
+          <w:sz w:val="28"/>
+          <w:szCs w:val="28"/>
+          <w:lang w:val="uk-UA"/>
+        </w:rPr>
+        <w:t xml:space="preserve"> </w:t>
+      </w:r>
+      <w:proofErr w:type="spellStart"/>
+      <w:r>
+        <w:rPr>
+          <w:rFonts w:ascii="Times New Roman" w:hAnsi="Times New Roman" w:cs="Times New Roman"/>
+          <w:sz w:val="28"/>
+          <w:szCs w:val="28"/>
+          <w:lang w:val="uk-UA"/>
+        </w:rPr>
+        <w:t>projet</w:t>
+      </w:r>
+      <w:proofErr w:type="spellEnd"/>
+      <w:r>
+        <w:rPr>
+          <w:rFonts w:ascii="Times New Roman" w:hAnsi="Times New Roman" w:cs="Times New Roman"/>
+          <w:sz w:val="28"/>
+          <w:szCs w:val="28"/>
+          <w:lang w:val="uk-UA"/>
+        </w:rPr>
+        <w:t xml:space="preserve">, </w:t>
+      </w:r>
+      <w:proofErr w:type="spellStart"/>
+      <w:r>
+        <w:rPr>
+          <w:rFonts w:ascii="Times New Roman" w:hAnsi="Times New Roman" w:cs="Times New Roman"/>
+          <w:sz w:val="28"/>
+          <w:szCs w:val="28"/>
+          <w:lang w:val="uk-UA"/>
+        </w:rPr>
+        <w:t>nous</w:t>
+      </w:r>
+      <w:proofErr w:type="spellEnd"/>
+      <w:r>
+        <w:rPr>
+          <w:rFonts w:ascii="Times New Roman" w:hAnsi="Times New Roman" w:cs="Times New Roman"/>
+          <w:sz w:val="28"/>
+          <w:szCs w:val="28"/>
+          <w:lang w:val="uk-UA"/>
+        </w:rPr>
+        <w:t xml:space="preserve"> </w:t>
+      </w:r>
+      <w:proofErr w:type="spellStart"/>
+      <w:r>
+        <w:rPr>
+          <w:rFonts w:ascii="Times New Roman" w:hAnsi="Times New Roman" w:cs="Times New Roman"/>
+          <w:sz w:val="28"/>
+          <w:szCs w:val="28"/>
+          <w:lang w:val="uk-UA"/>
+        </w:rPr>
+        <w:t>sommes</w:t>
+      </w:r>
+      <w:proofErr w:type="spellEnd"/>
+      <w:r>
+        <w:rPr>
+          <w:rFonts w:ascii="Times New Roman" w:hAnsi="Times New Roman" w:cs="Times New Roman"/>
+          <w:sz w:val="28"/>
+          <w:szCs w:val="28"/>
+          <w:lang w:val="uk-UA"/>
+        </w:rPr>
+        <w:t xml:space="preserve"> </w:t>
+      </w:r>
+      <w:proofErr w:type="spellStart"/>
+      <w:r>
+        <w:rPr>
+          <w:rFonts w:ascii="Times New Roman" w:hAnsi="Times New Roman" w:cs="Times New Roman"/>
+          <w:sz w:val="28"/>
+          <w:szCs w:val="28"/>
+          <w:lang w:val="uk-UA"/>
+        </w:rPr>
+        <w:t>conscients</w:t>
+      </w:r>
+      <w:proofErr w:type="spellEnd"/>
+      <w:r>
+        <w:rPr>
+          <w:rFonts w:ascii="Times New Roman" w:hAnsi="Times New Roman" w:cs="Times New Roman"/>
+          <w:sz w:val="28"/>
+          <w:szCs w:val="28"/>
+          <w:lang w:val="uk-UA"/>
+        </w:rPr>
+        <w:t xml:space="preserve"> </w:t>
+      </w:r>
+      <w:proofErr w:type="spellStart"/>
+      <w:r>
+        <w:rPr>
+          <w:rFonts w:ascii="Times New Roman" w:hAnsi="Times New Roman" w:cs="Times New Roman"/>
+          <w:sz w:val="28"/>
+          <w:szCs w:val="28"/>
+          <w:lang w:val="uk-UA"/>
+        </w:rPr>
+        <w:t>de</w:t>
+      </w:r>
+      <w:proofErr w:type="spellEnd"/>
+      <w:r>
+        <w:rPr>
+          <w:rFonts w:ascii="Times New Roman" w:hAnsi="Times New Roman" w:cs="Times New Roman"/>
+          <w:sz w:val="28"/>
+          <w:szCs w:val="28"/>
+          <w:lang w:val="uk-UA"/>
+        </w:rPr>
+        <w:t xml:space="preserve"> </w:t>
+      </w:r>
+      <w:proofErr w:type="spellStart"/>
+      <w:r>
+        <w:rPr>
+          <w:rFonts w:ascii="Times New Roman" w:hAnsi="Times New Roman" w:cs="Times New Roman"/>
+          <w:sz w:val="28"/>
+          <w:szCs w:val="28"/>
+          <w:lang w:val="uk-UA"/>
+        </w:rPr>
+        <w:t>n'avoir</w:t>
+      </w:r>
+      <w:proofErr w:type="spellEnd"/>
+      <w:r>
+        <w:rPr>
+          <w:rFonts w:ascii="Times New Roman" w:hAnsi="Times New Roman" w:cs="Times New Roman"/>
+          <w:sz w:val="28"/>
+          <w:szCs w:val="28"/>
+          <w:lang w:val="uk-UA"/>
+        </w:rPr>
+        <w:t xml:space="preserve"> </w:t>
+      </w:r>
+      <w:proofErr w:type="spellStart"/>
+      <w:r>
+        <w:rPr>
+          <w:rFonts w:ascii="Times New Roman" w:hAnsi="Times New Roman" w:cs="Times New Roman"/>
+          <w:sz w:val="28"/>
+          <w:szCs w:val="28"/>
+          <w:lang w:val="uk-UA"/>
+        </w:rPr>
+        <w:t>exploité</w:t>
+      </w:r>
+      <w:proofErr w:type="spellEnd"/>
+      <w:r>
+        <w:rPr>
+          <w:rFonts w:ascii="Times New Roman" w:hAnsi="Times New Roman" w:cs="Times New Roman"/>
+          <w:sz w:val="28"/>
+          <w:szCs w:val="28"/>
+          <w:lang w:val="uk-UA"/>
+        </w:rPr>
+        <w:t xml:space="preserve"> </w:t>
+      </w:r>
+      <w:proofErr w:type="spellStart"/>
+      <w:r>
+        <w:rPr>
+          <w:rFonts w:ascii="Times New Roman" w:hAnsi="Times New Roman" w:cs="Times New Roman"/>
+          <w:sz w:val="28"/>
+          <w:szCs w:val="28"/>
+          <w:lang w:val="uk-UA"/>
+        </w:rPr>
+        <w:t>que</w:t>
+      </w:r>
+      <w:proofErr w:type="spellEnd"/>
+      <w:r>
+        <w:rPr>
+          <w:rFonts w:ascii="Times New Roman" w:hAnsi="Times New Roman" w:cs="Times New Roman"/>
+          <w:sz w:val="28"/>
+          <w:szCs w:val="28"/>
+          <w:lang w:val="uk-UA"/>
+        </w:rPr>
+        <w:t xml:space="preserve"> </w:t>
+      </w:r>
+      <w:proofErr w:type="spellStart"/>
+      <w:r>
+        <w:rPr>
+          <w:rFonts w:ascii="Times New Roman" w:hAnsi="Times New Roman" w:cs="Times New Roman"/>
+          <w:sz w:val="28"/>
+          <w:szCs w:val="28"/>
+          <w:lang w:val="uk-UA"/>
+        </w:rPr>
+        <w:t>ses</w:t>
+      </w:r>
+      <w:proofErr w:type="spellEnd"/>
+      <w:r>
+        <w:rPr>
+          <w:rFonts w:ascii="Times New Roman" w:hAnsi="Times New Roman" w:cs="Times New Roman"/>
+          <w:sz w:val="28"/>
+          <w:szCs w:val="28"/>
+          <w:lang w:val="uk-UA"/>
+        </w:rPr>
+        <w:t xml:space="preserve"> </w:t>
+      </w:r>
+      <w:proofErr w:type="spellStart"/>
+      <w:r>
+        <w:rPr>
+          <w:rFonts w:ascii="Times New Roman" w:hAnsi="Times New Roman" w:cs="Times New Roman"/>
+          <w:sz w:val="28"/>
+          <w:szCs w:val="28"/>
+          <w:lang w:val="uk-UA"/>
+        </w:rPr>
+        <w:t>fonctionnalités</w:t>
+      </w:r>
+      <w:proofErr w:type="spellEnd"/>
+      <w:r>
+        <w:rPr>
+          <w:rFonts w:ascii="Times New Roman" w:hAnsi="Times New Roman" w:cs="Times New Roman"/>
+          <w:sz w:val="28"/>
+          <w:szCs w:val="28"/>
+          <w:lang w:val="uk-UA"/>
+        </w:rPr>
+        <w:t xml:space="preserve"> </w:t>
+      </w:r>
+      <w:proofErr w:type="spellStart"/>
+      <w:r>
+        <w:rPr>
+          <w:rFonts w:ascii="Times New Roman" w:hAnsi="Times New Roman" w:cs="Times New Roman"/>
+          <w:sz w:val="28"/>
+          <w:szCs w:val="28"/>
+          <w:lang w:val="uk-UA"/>
+        </w:rPr>
+        <w:t>de</w:t>
+      </w:r>
+      <w:proofErr w:type="spellEnd"/>
+      <w:r>
+        <w:rPr>
+          <w:rFonts w:ascii="Times New Roman" w:hAnsi="Times New Roman" w:cs="Times New Roman"/>
+          <w:sz w:val="28"/>
+          <w:szCs w:val="28"/>
+          <w:lang w:val="uk-UA"/>
+        </w:rPr>
+        <w:t xml:space="preserve"> </w:t>
+      </w:r>
+      <w:proofErr w:type="spellStart"/>
+      <w:r>
+        <w:rPr>
+          <w:rFonts w:ascii="Times New Roman" w:hAnsi="Times New Roman" w:cs="Times New Roman"/>
+          <w:sz w:val="28"/>
+          <w:szCs w:val="28"/>
+          <w:lang w:val="uk-UA"/>
+        </w:rPr>
+        <w:t>base</w:t>
+      </w:r>
+      <w:proofErr w:type="spellEnd"/>
+      <w:r>
+        <w:rPr>
+          <w:rFonts w:ascii="Times New Roman" w:hAnsi="Times New Roman" w:cs="Times New Roman"/>
+          <w:sz w:val="28"/>
+          <w:szCs w:val="28"/>
+          <w:lang w:val="uk-UA"/>
+        </w:rPr>
+        <w:t xml:space="preserve">. </w:t>
+      </w:r>
+      <w:proofErr w:type="spellStart"/>
+      <w:r>
+        <w:rPr>
+          <w:rFonts w:ascii="Times New Roman" w:hAnsi="Times New Roman" w:cs="Times New Roman"/>
+          <w:sz w:val="28"/>
+          <w:szCs w:val="28"/>
+          <w:lang w:val="uk-UA"/>
+        </w:rPr>
+        <w:t>Conscients</w:t>
+      </w:r>
+      <w:proofErr w:type="spellEnd"/>
+      <w:r>
+        <w:rPr>
+          <w:rFonts w:ascii="Times New Roman" w:hAnsi="Times New Roman" w:cs="Times New Roman"/>
+          <w:sz w:val="28"/>
+          <w:szCs w:val="28"/>
+          <w:lang w:val="uk-UA"/>
+        </w:rPr>
+        <w:t xml:space="preserve"> </w:t>
+      </w:r>
+      <w:proofErr w:type="spellStart"/>
+      <w:r>
+        <w:rPr>
+          <w:rFonts w:ascii="Times New Roman" w:hAnsi="Times New Roman" w:cs="Times New Roman"/>
+          <w:sz w:val="28"/>
+          <w:szCs w:val="28"/>
+          <w:lang w:val="uk-UA"/>
+        </w:rPr>
+        <w:t>du</w:t>
+      </w:r>
+      <w:proofErr w:type="spellEnd"/>
+      <w:r>
+        <w:rPr>
+          <w:rFonts w:ascii="Times New Roman" w:hAnsi="Times New Roman" w:cs="Times New Roman"/>
+          <w:sz w:val="28"/>
+          <w:szCs w:val="28"/>
+          <w:lang w:val="uk-UA"/>
+        </w:rPr>
+        <w:t xml:space="preserve"> </w:t>
+      </w:r>
+      <w:proofErr w:type="spellStart"/>
+      <w:r>
+        <w:rPr>
+          <w:rFonts w:ascii="Times New Roman" w:hAnsi="Times New Roman" w:cs="Times New Roman"/>
+          <w:sz w:val="28"/>
+          <w:szCs w:val="28"/>
+          <w:lang w:val="uk-UA"/>
+        </w:rPr>
+        <w:t>potentiel</w:t>
+      </w:r>
+      <w:proofErr w:type="spellEnd"/>
+      <w:r>
+        <w:rPr>
+          <w:rFonts w:ascii="Times New Roman" w:hAnsi="Times New Roman" w:cs="Times New Roman"/>
+          <w:sz w:val="28"/>
+          <w:szCs w:val="28"/>
+          <w:lang w:val="uk-UA"/>
+        </w:rPr>
+        <w:t xml:space="preserve"> </w:t>
+      </w:r>
+      <w:proofErr w:type="spellStart"/>
+      <w:r>
+        <w:rPr>
+          <w:rFonts w:ascii="Times New Roman" w:hAnsi="Times New Roman" w:cs="Times New Roman"/>
+          <w:sz w:val="28"/>
+          <w:szCs w:val="28"/>
+          <w:lang w:val="uk-UA"/>
+        </w:rPr>
+        <w:t>de</w:t>
+      </w:r>
+      <w:proofErr w:type="spellEnd"/>
+      <w:r>
+        <w:rPr>
+          <w:rFonts w:ascii="Times New Roman" w:hAnsi="Times New Roman" w:cs="Times New Roman"/>
+          <w:sz w:val="28"/>
+          <w:szCs w:val="28"/>
+          <w:lang w:val="uk-UA"/>
+        </w:rPr>
+        <w:t xml:space="preserve"> </w:t>
+      </w:r>
+      <w:proofErr w:type="spellStart"/>
+      <w:r>
+        <w:rPr>
+          <w:rFonts w:ascii="Times New Roman" w:hAnsi="Times New Roman" w:cs="Times New Roman"/>
+          <w:sz w:val="28"/>
+          <w:szCs w:val="28"/>
+          <w:lang w:val="uk-UA"/>
+        </w:rPr>
+        <w:t>cet</w:t>
+      </w:r>
+      <w:proofErr w:type="spellEnd"/>
+      <w:r>
+        <w:rPr>
+          <w:rFonts w:ascii="Times New Roman" w:hAnsi="Times New Roman" w:cs="Times New Roman"/>
+          <w:sz w:val="28"/>
+          <w:szCs w:val="28"/>
+          <w:lang w:val="uk-UA"/>
+        </w:rPr>
+        <w:t xml:space="preserve"> </w:t>
+      </w:r>
+      <w:proofErr w:type="spellStart"/>
+      <w:r>
+        <w:rPr>
+          <w:rFonts w:ascii="Times New Roman" w:hAnsi="Times New Roman" w:cs="Times New Roman"/>
+          <w:sz w:val="28"/>
+          <w:szCs w:val="28"/>
+          <w:lang w:val="uk-UA"/>
+        </w:rPr>
+        <w:t>outil</w:t>
+      </w:r>
+      <w:proofErr w:type="spellEnd"/>
+      <w:r>
+        <w:rPr>
+          <w:rFonts w:ascii="Times New Roman" w:hAnsi="Times New Roman" w:cs="Times New Roman"/>
+          <w:sz w:val="28"/>
+          <w:szCs w:val="28"/>
+          <w:lang w:val="uk-UA"/>
+        </w:rPr>
+        <w:t xml:space="preserve">, </w:t>
+      </w:r>
+      <w:proofErr w:type="spellStart"/>
+      <w:r>
+        <w:rPr>
+          <w:rFonts w:ascii="Times New Roman" w:hAnsi="Times New Roman" w:cs="Times New Roman"/>
+          <w:sz w:val="28"/>
+          <w:szCs w:val="28"/>
+          <w:lang w:val="uk-UA"/>
+        </w:rPr>
+        <w:t>nous</w:t>
+      </w:r>
+      <w:proofErr w:type="spellEnd"/>
+      <w:r>
+        <w:rPr>
+          <w:rFonts w:ascii="Times New Roman" w:hAnsi="Times New Roman" w:cs="Times New Roman"/>
+          <w:sz w:val="28"/>
+          <w:szCs w:val="28"/>
+          <w:lang w:val="uk-UA"/>
+        </w:rPr>
+        <w:t xml:space="preserve"> </w:t>
+      </w:r>
+      <w:proofErr w:type="spellStart"/>
+      <w:r>
+        <w:rPr>
+          <w:rFonts w:ascii="Times New Roman" w:hAnsi="Times New Roman" w:cs="Times New Roman"/>
+          <w:sz w:val="28"/>
+          <w:szCs w:val="28"/>
+          <w:lang w:val="uk-UA"/>
+        </w:rPr>
+        <w:t>savons</w:t>
+      </w:r>
+      <w:proofErr w:type="spellEnd"/>
+      <w:r>
+        <w:rPr>
+          <w:rFonts w:ascii="Times New Roman" w:hAnsi="Times New Roman" w:cs="Times New Roman"/>
+          <w:sz w:val="28"/>
+          <w:szCs w:val="28"/>
+          <w:lang w:val="uk-UA"/>
+        </w:rPr>
+        <w:t xml:space="preserve"> </w:t>
+      </w:r>
+      <w:proofErr w:type="spellStart"/>
+      <w:r>
+        <w:rPr>
+          <w:rFonts w:ascii="Times New Roman" w:hAnsi="Times New Roman" w:cs="Times New Roman"/>
+          <w:sz w:val="28"/>
+          <w:szCs w:val="28"/>
+          <w:lang w:val="uk-UA"/>
+        </w:rPr>
+        <w:t>que</w:t>
+      </w:r>
+      <w:proofErr w:type="spellEnd"/>
+      <w:r>
+        <w:rPr>
+          <w:rFonts w:ascii="Times New Roman" w:hAnsi="Times New Roman" w:cs="Times New Roman"/>
+          <w:sz w:val="28"/>
+          <w:szCs w:val="28"/>
+          <w:lang w:val="uk-UA"/>
+        </w:rPr>
+        <w:t xml:space="preserve"> </w:t>
+      </w:r>
+      <w:proofErr w:type="spellStart"/>
+      <w:r>
+        <w:rPr>
+          <w:rFonts w:ascii="Times New Roman" w:hAnsi="Times New Roman" w:cs="Times New Roman"/>
+          <w:sz w:val="28"/>
+          <w:szCs w:val="28"/>
+          <w:lang w:val="uk-UA"/>
+        </w:rPr>
+        <w:t>nous</w:t>
+      </w:r>
+      <w:proofErr w:type="spellEnd"/>
+      <w:r>
+        <w:rPr>
+          <w:rFonts w:ascii="Times New Roman" w:hAnsi="Times New Roman" w:cs="Times New Roman"/>
+          <w:sz w:val="28"/>
+          <w:szCs w:val="28"/>
+          <w:lang w:val="uk-UA"/>
+        </w:rPr>
+        <w:t xml:space="preserve"> </w:t>
+      </w:r>
+      <w:proofErr w:type="spellStart"/>
+      <w:r>
+        <w:rPr>
+          <w:rFonts w:ascii="Times New Roman" w:hAnsi="Times New Roman" w:cs="Times New Roman"/>
+          <w:sz w:val="28"/>
+          <w:szCs w:val="28"/>
+          <w:lang w:val="uk-UA"/>
+        </w:rPr>
+        <w:t>pourrons</w:t>
+      </w:r>
+      <w:proofErr w:type="spellEnd"/>
+      <w:r>
+        <w:rPr>
+          <w:rFonts w:ascii="Times New Roman" w:hAnsi="Times New Roman" w:cs="Times New Roman"/>
+          <w:sz w:val="28"/>
+          <w:szCs w:val="28"/>
+          <w:lang w:val="uk-UA"/>
+        </w:rPr>
+        <w:t xml:space="preserve"> </w:t>
+      </w:r>
+      <w:proofErr w:type="spellStart"/>
+      <w:r>
+        <w:rPr>
+          <w:rFonts w:ascii="Times New Roman" w:hAnsi="Times New Roman" w:cs="Times New Roman"/>
+          <w:sz w:val="28"/>
+          <w:szCs w:val="28"/>
+          <w:lang w:val="uk-UA"/>
+        </w:rPr>
+        <w:t>encore</w:t>
+      </w:r>
+      <w:proofErr w:type="spellEnd"/>
+      <w:r>
+        <w:rPr>
+          <w:rFonts w:ascii="Times New Roman" w:hAnsi="Times New Roman" w:cs="Times New Roman"/>
+          <w:sz w:val="28"/>
+          <w:szCs w:val="28"/>
+          <w:lang w:val="uk-UA"/>
+        </w:rPr>
+        <w:t xml:space="preserve"> </w:t>
+      </w:r>
+      <w:proofErr w:type="spellStart"/>
+      <w:r>
+        <w:rPr>
+          <w:rFonts w:ascii="Times New Roman" w:hAnsi="Times New Roman" w:cs="Times New Roman"/>
+          <w:sz w:val="28"/>
+          <w:szCs w:val="28"/>
+          <w:lang w:val="uk-UA"/>
+        </w:rPr>
+        <w:t>améliorer</w:t>
+      </w:r>
+      <w:proofErr w:type="spellEnd"/>
+      <w:r>
+        <w:rPr>
+          <w:rFonts w:ascii="Times New Roman" w:hAnsi="Times New Roman" w:cs="Times New Roman"/>
+          <w:sz w:val="28"/>
+          <w:szCs w:val="28"/>
+          <w:lang w:val="uk-UA"/>
+        </w:rPr>
+        <w:t xml:space="preserve"> </w:t>
+      </w:r>
+      <w:proofErr w:type="spellStart"/>
+      <w:r>
+        <w:rPr>
+          <w:rFonts w:ascii="Times New Roman" w:hAnsi="Times New Roman" w:cs="Times New Roman"/>
+          <w:sz w:val="28"/>
+          <w:szCs w:val="28"/>
+          <w:lang w:val="uk-UA"/>
+        </w:rPr>
+        <w:t>notre</w:t>
+      </w:r>
+      <w:proofErr w:type="spellEnd"/>
+      <w:r>
+        <w:rPr>
+          <w:rFonts w:ascii="Times New Roman" w:hAnsi="Times New Roman" w:cs="Times New Roman"/>
+          <w:sz w:val="28"/>
+          <w:szCs w:val="28"/>
+          <w:lang w:val="uk-UA"/>
+        </w:rPr>
+        <w:t xml:space="preserve"> </w:t>
+      </w:r>
+      <w:proofErr w:type="spellStart"/>
+      <w:r>
+        <w:rPr>
+          <w:rFonts w:ascii="Times New Roman" w:hAnsi="Times New Roman" w:cs="Times New Roman"/>
+          <w:sz w:val="28"/>
+          <w:szCs w:val="28"/>
+          <w:lang w:val="uk-UA"/>
+        </w:rPr>
+        <w:t>efficacité</w:t>
+      </w:r>
+      <w:proofErr w:type="spellEnd"/>
+      <w:r>
+        <w:rPr>
+          <w:rFonts w:ascii="Times New Roman" w:hAnsi="Times New Roman" w:cs="Times New Roman"/>
+          <w:sz w:val="28"/>
+          <w:szCs w:val="28"/>
+          <w:lang w:val="uk-UA"/>
+        </w:rPr>
+        <w:t xml:space="preserve"> </w:t>
+      </w:r>
+      <w:proofErr w:type="spellStart"/>
+      <w:r>
+        <w:rPr>
+          <w:rFonts w:ascii="Times New Roman" w:hAnsi="Times New Roman" w:cs="Times New Roman"/>
+          <w:sz w:val="28"/>
+          <w:szCs w:val="28"/>
+          <w:lang w:val="uk-UA"/>
+        </w:rPr>
+        <w:t>en</w:t>
+      </w:r>
+      <w:proofErr w:type="spellEnd"/>
+      <w:r>
+        <w:rPr>
+          <w:rFonts w:ascii="Times New Roman" w:hAnsi="Times New Roman" w:cs="Times New Roman"/>
+          <w:sz w:val="28"/>
+          <w:szCs w:val="28"/>
+          <w:lang w:val="uk-UA"/>
+        </w:rPr>
+        <w:t xml:space="preserve"> </w:t>
+      </w:r>
+      <w:proofErr w:type="spellStart"/>
+      <w:r>
+        <w:rPr>
+          <w:rFonts w:ascii="Times New Roman" w:hAnsi="Times New Roman" w:cs="Times New Roman"/>
+          <w:sz w:val="28"/>
+          <w:szCs w:val="28"/>
+          <w:lang w:val="uk-UA"/>
+        </w:rPr>
+        <w:t>tirant</w:t>
+      </w:r>
+      <w:proofErr w:type="spellEnd"/>
+      <w:r>
+        <w:rPr>
+          <w:rFonts w:ascii="Times New Roman" w:hAnsi="Times New Roman" w:cs="Times New Roman"/>
+          <w:sz w:val="28"/>
+          <w:szCs w:val="28"/>
+          <w:lang w:val="uk-UA"/>
+        </w:rPr>
+        <w:t xml:space="preserve"> </w:t>
+      </w:r>
+      <w:proofErr w:type="spellStart"/>
+      <w:r>
+        <w:rPr>
+          <w:rFonts w:ascii="Times New Roman" w:hAnsi="Times New Roman" w:cs="Times New Roman"/>
+          <w:sz w:val="28"/>
+          <w:szCs w:val="28"/>
+          <w:lang w:val="uk-UA"/>
+        </w:rPr>
+        <w:t>pleinement</w:t>
+      </w:r>
+      <w:proofErr w:type="spellEnd"/>
+      <w:r>
+        <w:rPr>
+          <w:rFonts w:ascii="Times New Roman" w:hAnsi="Times New Roman" w:cs="Times New Roman"/>
+          <w:sz w:val="28"/>
+          <w:szCs w:val="28"/>
+          <w:lang w:val="uk-UA"/>
+        </w:rPr>
+        <w:t xml:space="preserve"> </w:t>
+      </w:r>
+      <w:proofErr w:type="spellStart"/>
+      <w:r>
+        <w:rPr>
+          <w:rFonts w:ascii="Times New Roman" w:hAnsi="Times New Roman" w:cs="Times New Roman"/>
+          <w:sz w:val="28"/>
+          <w:szCs w:val="28"/>
+          <w:lang w:val="uk-UA"/>
+        </w:rPr>
+        <w:t>parti</w:t>
+      </w:r>
+      <w:proofErr w:type="spellEnd"/>
+      <w:r>
+        <w:rPr>
+          <w:rFonts w:ascii="Times New Roman" w:hAnsi="Times New Roman" w:cs="Times New Roman"/>
+          <w:sz w:val="28"/>
+          <w:szCs w:val="28"/>
+          <w:lang w:val="uk-UA"/>
+        </w:rPr>
+        <w:t xml:space="preserve"> </w:t>
+      </w:r>
+      <w:proofErr w:type="spellStart"/>
+      <w:r>
+        <w:rPr>
+          <w:rFonts w:ascii="Times New Roman" w:hAnsi="Times New Roman" w:cs="Times New Roman"/>
+          <w:sz w:val="28"/>
+          <w:szCs w:val="28"/>
+          <w:lang w:val="uk-UA"/>
+        </w:rPr>
+        <w:t>de</w:t>
+      </w:r>
+      <w:proofErr w:type="spellEnd"/>
+      <w:r>
+        <w:rPr>
+          <w:rFonts w:ascii="Times New Roman" w:hAnsi="Times New Roman" w:cs="Times New Roman"/>
+          <w:sz w:val="28"/>
+          <w:szCs w:val="28"/>
+          <w:lang w:val="uk-UA"/>
+        </w:rPr>
+        <w:t xml:space="preserve"> </w:t>
+      </w:r>
+      <w:proofErr w:type="spellStart"/>
+      <w:r>
+        <w:rPr>
+          <w:rFonts w:ascii="Times New Roman" w:hAnsi="Times New Roman" w:cs="Times New Roman"/>
+          <w:sz w:val="28"/>
+          <w:szCs w:val="28"/>
+          <w:lang w:val="uk-UA"/>
+        </w:rPr>
+        <w:t>Git</w:t>
+      </w:r>
+      <w:proofErr w:type="spellEnd"/>
+      <w:r>
+        <w:rPr>
+          <w:rFonts w:ascii="Times New Roman" w:hAnsi="Times New Roman" w:cs="Times New Roman"/>
+          <w:sz w:val="28"/>
+          <w:szCs w:val="28"/>
+          <w:lang w:val="uk-UA"/>
+        </w:rPr>
+        <w:t>.</w:t>
       </w:r>
     </w:p>
     <w:sectPr>
@@ -1301,6 +3812,7 @@
     <w:lsdException w:name="HTML Sample" w:semiHidden="1" w:unhideWhenUsed="1"/>
     <w:lsdException w:name="HTML Typewriter" w:semiHidden="1" w:unhideWhenUsed="1"/>
     <w:lsdException w:name="HTML Variable" w:semiHidden="1" w:unhideWhenUsed="1"/>
+    <w:lsdException w:name="Normal Table" w:semiHidden="1" w:unhideWhenUsed="1"/>
     <w:lsdException w:name="annotation subject" w:semiHidden="1" w:unhideWhenUsed="1"/>
     <w:lsdException w:name="No List" w:semiHidden="1" w:unhideWhenUsed="1"/>
     <w:lsdException w:name="Outline List 1" w:semiHidden="1" w:unhideWhenUsed="1"/>
@@ -1343,8 +3855,11 @@
     <w:lsdException w:name="Table Contemporary" w:semiHidden="1" w:unhideWhenUsed="1"/>
     <w:lsdException w:name="Table Elegant" w:semiHidden="1" w:unhideWhenUsed="1"/>
     <w:lsdException w:name="Table Professional" w:semiHidden="1" w:unhideWhenUsed="1"/>
+    <w:lsdException w:name="Table Subtle 1" w:semiHidden="1" w:unhideWhenUsed="1"/>
     <w:lsdException w:name="Table Subtle 2" w:semiHidden="1" w:unhideWhenUsed="1"/>
     <w:lsdException w:name="Table Web 1" w:semiHidden="1" w:unhideWhenUsed="1"/>
+    <w:lsdException w:name="Table Web 2" w:semiHidden="1" w:unhideWhenUsed="1"/>
+    <w:lsdException w:name="Table Web 3" w:semiHidden="1" w:unhideWhenUsed="1"/>
     <w:lsdException w:name="Balloon Text" w:semiHidden="1" w:unhideWhenUsed="1"/>
     <w:lsdException w:name="Table Grid" w:uiPriority="39"/>
     <w:lsdException w:name="Table Theme" w:semiHidden="1" w:unhideWhenUsed="1"/>
@@ -1594,6 +4109,28 @@
       <w:szCs w:val="32"/>
     </w:rPr>
   </w:style>
+  <w:style w:type="paragraph" w:styleId="2">
+    <w:name w:val="heading 2"/>
+    <w:basedOn w:val="a"/>
+    <w:next w:val="a"/>
+    <w:link w:val="20"/>
+    <w:uiPriority w:val="9"/>
+    <w:unhideWhenUsed/>
+    <w:qFormat/>
+    <w:rsid w:val="008A47E3"/>
+    <w:pPr>
+      <w:keepNext/>
+      <w:keepLines/>
+      <w:spacing w:before="40" w:after="0"/>
+      <w:outlineLvl w:val="1"/>
+    </w:pPr>
+    <w:rPr>
+      <w:rFonts w:asciiTheme="majorHAnsi" w:eastAsiaTheme="majorEastAsia" w:hAnsiTheme="majorHAnsi" w:cstheme="majorBidi"/>
+      <w:color w:val="2E74B5" w:themeColor="accent1" w:themeShade="BF"/>
+      <w:sz w:val="26"/>
+      <w:szCs w:val="26"/>
+    </w:rPr>
+  </w:style>
   <w:style w:type="character" w:default="1" w:styleId="a0">
     <w:name w:val="Default Paragraph Font"/>
     <w:uiPriority w:val="1"/>
@@ -1654,7 +4191,7 @@
     </w:pPr>
   </w:style>
   <w:style w:type="character" w:customStyle="1" w:styleId="a5">
-    <w:name w:val="Верхний колонтитул Знак"/>
+    <w:name w:val="Верхній колонтитул Знак"/>
     <w:basedOn w:val="a0"/>
     <w:link w:val="a4"/>
     <w:uiPriority w:val="99"/>
@@ -1676,7 +4213,7 @@
     </w:pPr>
   </w:style>
   <w:style w:type="character" w:customStyle="1" w:styleId="a7">
-    <w:name w:val="Нижний колонтитул Знак"/>
+    <w:name w:val="Нижній колонтитул Знак"/>
     <w:basedOn w:val="a0"/>
     <w:link w:val="a6"/>
     <w:uiPriority w:val="99"/>
@@ -1703,7 +4240,7 @@
     </w:rPr>
   </w:style>
   <w:style w:type="character" w:customStyle="1" w:styleId="a9">
-    <w:name w:val="Заголовок Знак"/>
+    <w:name w:val="Назва Знак"/>
     <w:basedOn w:val="a0"/>
     <w:link w:val="a8"/>
     <w:uiPriority w:val="10"/>
@@ -1747,6 +4284,54 @@
     <w:rPr>
       <w:b/>
       <w:bCs/>
+    </w:rPr>
+  </w:style>
+  <w:style w:type="character" w:customStyle="1" w:styleId="20">
+    <w:name w:val="Заголовок 2 Знак"/>
+    <w:basedOn w:val="a0"/>
+    <w:link w:val="2"/>
+    <w:uiPriority w:val="9"/>
+    <w:rsid w:val="008A47E3"/>
+    <w:rPr>
+      <w:rFonts w:asciiTheme="majorHAnsi" w:eastAsiaTheme="majorEastAsia" w:hAnsiTheme="majorHAnsi" w:cstheme="majorBidi"/>
+      <w:color w:val="2E74B5" w:themeColor="accent1" w:themeShade="BF"/>
+      <w:sz w:val="26"/>
+      <w:szCs w:val="26"/>
+    </w:rPr>
+  </w:style>
+  <w:style w:type="character" w:styleId="ac">
+    <w:name w:val="Hyperlink"/>
+    <w:basedOn w:val="a0"/>
+    <w:uiPriority w:val="99"/>
+    <w:unhideWhenUsed/>
+    <w:rsid w:val="00C976B6"/>
+    <w:rPr>
+      <w:color w:val="0563C1" w:themeColor="hyperlink"/>
+      <w:u w:val="single"/>
+    </w:rPr>
+  </w:style>
+  <w:style w:type="character" w:styleId="ad">
+    <w:name w:val="Unresolved Mention"/>
+    <w:basedOn w:val="a0"/>
+    <w:uiPriority w:val="99"/>
+    <w:semiHidden/>
+    <w:unhideWhenUsed/>
+    <w:rsid w:val="00C976B6"/>
+    <w:rPr>
+      <w:color w:val="605E5C"/>
+      <w:shd w:val="clear" w:color="auto" w:fill="E1DFDD"/>
+    </w:rPr>
+  </w:style>
+  <w:style w:type="character" w:styleId="ae">
+    <w:name w:val="FollowedHyperlink"/>
+    <w:basedOn w:val="a0"/>
+    <w:uiPriority w:val="99"/>
+    <w:semiHidden/>
+    <w:unhideWhenUsed/>
+    <w:rsid w:val="00C976B6"/>
+    <w:rPr>
+      <w:color w:val="954F72" w:themeColor="followedHyperlink"/>
+      <w:u w:val="single"/>
     </w:rPr>
   </w:style>
 </w:styles>

--- a/GestionDeProjet.docx
+++ b/GestionDeProjet.docx
@@ -368,21 +368,42 @@
       <w:pPr>
         <w:pStyle w:val="2"/>
         <w:ind w:firstLine="708"/>
-        <w:rPr>
-          <w:rFonts w:ascii="Times New Roman" w:hAnsi="Times New Roman" w:cs="Times New Roman"/>
+        <w:jc w:val="center"/>
+        <w:rPr>
+          <w:rFonts w:ascii="Times New Roman" w:hAnsi="Times New Roman" w:cs="Times New Roman"/>
+          <w:b/>
+          <w:bCs/>
           <w:color w:val="000000" w:themeColor="text1"/>
-          <w:sz w:val="32"/>
-          <w:szCs w:val="32"/>
-          <w:lang w:val="fr-FR"/>
-        </w:rPr>
-      </w:pPr>
-      <w:proofErr w:type="spellStart"/>
-      <w:r>
-        <w:rPr>
-          <w:rFonts w:ascii="Times New Roman" w:hAnsi="Times New Roman" w:cs="Times New Roman"/>
+          <w:sz w:val="36"/>
+          <w:szCs w:val="36"/>
+          <w:lang w:val="fr-FR"/>
+        </w:rPr>
+      </w:pPr>
+    </w:p>
+    <w:p>
+      <w:pPr>
+        <w:pStyle w:val="2"/>
+        <w:ind w:firstLine="708"/>
+        <w:jc w:val="center"/>
+        <w:rPr>
+          <w:rFonts w:ascii="Times New Roman" w:hAnsi="Times New Roman" w:cs="Times New Roman"/>
+          <w:b/>
+          <w:bCs/>
           <w:color w:val="000000" w:themeColor="text1"/>
-          <w:sz w:val="32"/>
-          <w:szCs w:val="32"/>
+          <w:sz w:val="36"/>
+          <w:szCs w:val="36"/>
+          <w:lang w:val="fr-FR"/>
+        </w:rPr>
+      </w:pPr>
+      <w:proofErr w:type="spellStart"/>
+      <w:r>
+        <w:rPr>
+          <w:rFonts w:ascii="Times New Roman" w:hAnsi="Times New Roman" w:cs="Times New Roman"/>
+          <w:b/>
+          <w:bCs/>
+          <w:color w:val="000000" w:themeColor="text1"/>
+          <w:sz w:val="36"/>
+          <w:szCs w:val="36"/>
           <w:lang w:val="fr-FR"/>
         </w:rPr>
         <w:t>Artem</w:t>
@@ -391,20 +412,24 @@
       <w:r>
         <w:rPr>
           <w:rFonts w:ascii="Times New Roman" w:hAnsi="Times New Roman" w:cs="Times New Roman"/>
+          <w:b/>
+          <w:bCs/>
           <w:color w:val="000000" w:themeColor="text1"/>
-          <w:sz w:val="32"/>
-          <w:szCs w:val="32"/>
-          <w:lang w:val="fr-FR"/>
-        </w:rPr>
-        <w:t xml:space="preserve"> </w:t>
-      </w:r>
-      <w:proofErr w:type="spellStart"/>
-      <w:r>
-        <w:rPr>
-          <w:rFonts w:ascii="Times New Roman" w:hAnsi="Times New Roman" w:cs="Times New Roman"/>
+          <w:sz w:val="36"/>
+          <w:szCs w:val="36"/>
+          <w:lang w:val="fr-FR"/>
+        </w:rPr>
+        <w:t xml:space="preserve"> </w:t>
+      </w:r>
+      <w:proofErr w:type="spellStart"/>
+      <w:r>
+        <w:rPr>
+          <w:rFonts w:ascii="Times New Roman" w:hAnsi="Times New Roman" w:cs="Times New Roman"/>
+          <w:b/>
+          <w:bCs/>
           <w:color w:val="000000" w:themeColor="text1"/>
-          <w:sz w:val="32"/>
-          <w:szCs w:val="32"/>
+          <w:sz w:val="36"/>
+          <w:szCs w:val="36"/>
           <w:lang w:val="fr-FR"/>
         </w:rPr>
         <w:t>Karelin</w:t>
@@ -413,9 +438,11 @@
       <w:r>
         <w:rPr>
           <w:rFonts w:ascii="Times New Roman" w:hAnsi="Times New Roman" w:cs="Times New Roman"/>
+          <w:b/>
+          <w:bCs/>
           <w:color w:val="000000" w:themeColor="text1"/>
-          <w:sz w:val="32"/>
-          <w:szCs w:val="32"/>
+          <w:sz w:val="36"/>
+          <w:szCs w:val="36"/>
           <w:lang w:val="fr-FR"/>
         </w:rPr>
         <w:t xml:space="preserve"> (Sk1t)</w:t>
@@ -894,42 +921,83 @@
       <w:pPr>
         <w:pStyle w:val="2"/>
         <w:ind w:firstLine="708"/>
-        <w:rPr>
-          <w:rFonts w:ascii="Times New Roman" w:hAnsi="Times New Roman" w:cs="Times New Roman"/>
+        <w:jc w:val="center"/>
+        <w:rPr>
+          <w:rFonts w:ascii="Times New Roman" w:hAnsi="Times New Roman" w:cs="Times New Roman"/>
+          <w:b/>
+          <w:bCs/>
           <w:color w:val="000000" w:themeColor="text1"/>
           <w:sz w:val="32"/>
           <w:szCs w:val="32"/>
-        </w:rPr>
-      </w:pPr>
-      <w:proofErr w:type="spellStart"/>
-      <w:r>
-        <w:rPr>
-          <w:rFonts w:ascii="Times New Roman" w:hAnsi="Times New Roman" w:cs="Times New Roman"/>
+          <w:lang w:val="fr-CA"/>
+        </w:rPr>
+      </w:pPr>
+    </w:p>
+    <w:p>
+      <w:pPr>
+        <w:pStyle w:val="2"/>
+        <w:ind w:firstLine="708"/>
+        <w:jc w:val="center"/>
+        <w:rPr>
+          <w:rFonts w:ascii="Times New Roman" w:hAnsi="Times New Roman" w:cs="Times New Roman"/>
+          <w:b/>
+          <w:bCs/>
           <w:color w:val="000000" w:themeColor="text1"/>
           <w:sz w:val="32"/>
           <w:szCs w:val="32"/>
           <w:lang w:val="fr-CA"/>
         </w:rPr>
+      </w:pPr>
+    </w:p>
+    <w:p>
+      <w:pPr>
+        <w:pStyle w:val="2"/>
+        <w:ind w:firstLine="708"/>
+        <w:jc w:val="center"/>
+        <w:rPr>
+          <w:rFonts w:ascii="Times New Roman" w:hAnsi="Times New Roman" w:cs="Times New Roman"/>
+          <w:b/>
+          <w:bCs/>
+          <w:color w:val="000000" w:themeColor="text1"/>
+          <w:sz w:val="36"/>
+          <w:szCs w:val="36"/>
+        </w:rPr>
+      </w:pPr>
+      <w:proofErr w:type="spellStart"/>
+      <w:r>
+        <w:rPr>
+          <w:rFonts w:ascii="Times New Roman" w:hAnsi="Times New Roman" w:cs="Times New Roman"/>
+          <w:b/>
+          <w:bCs/>
+          <w:color w:val="000000" w:themeColor="text1"/>
+          <w:sz w:val="36"/>
+          <w:szCs w:val="36"/>
+          <w:lang w:val="fr-CA"/>
+        </w:rPr>
         <w:t>Edhar</w:t>
       </w:r>
       <w:proofErr w:type="spellEnd"/>
       <w:r>
         <w:rPr>
           <w:rFonts w:ascii="Times New Roman" w:hAnsi="Times New Roman" w:cs="Times New Roman"/>
+          <w:b/>
+          <w:bCs/>
           <w:color w:val="000000" w:themeColor="text1"/>
-          <w:sz w:val="32"/>
-          <w:szCs w:val="32"/>
-          <w:lang w:val="fr-CA"/>
-        </w:rPr>
-        <w:t xml:space="preserve"> </w:t>
-      </w:r>
-      <w:proofErr w:type="spellStart"/>
-      <w:r>
-        <w:rPr>
-          <w:rFonts w:ascii="Times New Roman" w:hAnsi="Times New Roman" w:cs="Times New Roman"/>
+          <w:sz w:val="36"/>
+          <w:szCs w:val="36"/>
+          <w:lang w:val="fr-CA"/>
+        </w:rPr>
+        <w:t xml:space="preserve"> </w:t>
+      </w:r>
+      <w:proofErr w:type="spellStart"/>
+      <w:r>
+        <w:rPr>
+          <w:rFonts w:ascii="Times New Roman" w:hAnsi="Times New Roman" w:cs="Times New Roman"/>
+          <w:b/>
+          <w:bCs/>
           <w:color w:val="000000" w:themeColor="text1"/>
-          <w:sz w:val="32"/>
-          <w:szCs w:val="32"/>
+          <w:sz w:val="36"/>
+          <w:szCs w:val="36"/>
           <w:lang w:val="fr-CA"/>
         </w:rPr>
         <w:t>Ovsepian</w:t>
@@ -938,27 +1006,33 @@
       <w:r>
         <w:rPr>
           <w:rFonts w:ascii="Times New Roman" w:hAnsi="Times New Roman" w:cs="Times New Roman"/>
+          <w:b/>
+          <w:bCs/>
           <w:color w:val="000000" w:themeColor="text1"/>
-          <w:sz w:val="32"/>
-          <w:szCs w:val="32"/>
-        </w:rPr>
-        <w:t xml:space="preserve"> </w:t>
-      </w:r>
-      <w:r>
-        <w:rPr>
-          <w:rFonts w:ascii="Times New Roman" w:hAnsi="Times New Roman" w:cs="Times New Roman"/>
+          <w:sz w:val="36"/>
+          <w:szCs w:val="36"/>
+        </w:rPr>
+        <w:t xml:space="preserve"> </w:t>
+      </w:r>
+      <w:r>
+        <w:rPr>
+          <w:rFonts w:ascii="Times New Roman" w:hAnsi="Times New Roman" w:cs="Times New Roman"/>
+          <w:b/>
+          <w:bCs/>
           <w:color w:val="000000" w:themeColor="text1"/>
-          <w:sz w:val="32"/>
-          <w:szCs w:val="32"/>
+          <w:sz w:val="36"/>
+          <w:szCs w:val="36"/>
         </w:rPr>
         <w:t>(</w:t>
       </w:r>
       <w:r>
         <w:rPr>
           <w:rFonts w:ascii="Times New Roman" w:hAnsi="Times New Roman" w:cs="Times New Roman"/>
+          <w:b/>
+          <w:bCs/>
           <w:color w:val="000000" w:themeColor="text1"/>
-          <w:sz w:val="32"/>
-          <w:szCs w:val="32"/>
+          <w:sz w:val="36"/>
+          <w:szCs w:val="36"/>
           <w:lang w:val="fr-CA"/>
         </w:rPr>
         <w:t>JAPUI-I</w:t>
@@ -966,9 +1040,11 @@
       <w:r>
         <w:rPr>
           <w:rFonts w:ascii="Times New Roman" w:hAnsi="Times New Roman" w:cs="Times New Roman"/>
+          <w:b/>
+          <w:bCs/>
           <w:color w:val="000000" w:themeColor="text1"/>
-          <w:sz w:val="32"/>
-          <w:szCs w:val="32"/>
+          <w:sz w:val="36"/>
+          <w:szCs w:val="36"/>
         </w:rPr>
         <w:t>)</w:t>
       </w:r>
@@ -1601,20 +1677,25 @@
       <w:pPr>
         <w:pStyle w:val="2"/>
         <w:ind w:firstLine="708"/>
-        <w:rPr>
-          <w:rFonts w:ascii="Times New Roman" w:hAnsi="Times New Roman" w:cs="Times New Roman"/>
+        <w:jc w:val="center"/>
+        <w:rPr>
+          <w:rFonts w:ascii="Times New Roman" w:hAnsi="Times New Roman" w:cs="Times New Roman"/>
+          <w:b/>
+          <w:bCs/>
           <w:color w:val="000000" w:themeColor="text1"/>
-          <w:sz w:val="32"/>
-          <w:szCs w:val="32"/>
-          <w:lang w:val="fr-FR"/>
-        </w:rPr>
-      </w:pPr>
-      <w:r>
-        <w:rPr>
-          <w:rFonts w:ascii="Times New Roman" w:hAnsi="Times New Roman" w:cs="Times New Roman"/>
+          <w:sz w:val="36"/>
+          <w:szCs w:val="36"/>
+          <w:lang w:val="fr-FR"/>
+        </w:rPr>
+      </w:pPr>
+      <w:r>
+        <w:rPr>
+          <w:rFonts w:ascii="Times New Roman" w:hAnsi="Times New Roman" w:cs="Times New Roman"/>
+          <w:b/>
+          <w:bCs/>
           <w:color w:val="000000" w:themeColor="text1"/>
-          <w:sz w:val="32"/>
-          <w:szCs w:val="32"/>
+          <w:sz w:val="36"/>
+          <w:szCs w:val="36"/>
           <w:lang w:val="fr-FR"/>
         </w:rPr>
         <w:t>Luka Horban (Globik228)</w:t>
@@ -2209,7 +2290,7 @@
           <w:color w:val="000000" w:themeColor="text1"/>
           <w:sz w:val="36"/>
           <w:szCs w:val="36"/>
-          <w:lang w:val="en-US"/>
+          <w:lang w:val="fr-FR"/>
         </w:rPr>
       </w:pPr>
       <w:r>
@@ -2220,65 +2301,15 @@
           <w:color w:val="000000" w:themeColor="text1"/>
           <w:sz w:val="36"/>
           <w:szCs w:val="36"/>
-          <w:lang w:val="en-US"/>
-        </w:rPr>
-        <w:t xml:space="preserve">Section </w:t>
-      </w:r>
-      <w:proofErr w:type="gramStart"/>
-      <w:r>
-        <w:rPr>
-          <w:rFonts w:ascii="Times New Roman" w:hAnsi="Times New Roman" w:cs="Times New Roman"/>
-          <w:b/>
-          <w:bCs/>
-          <w:color w:val="000000" w:themeColor="text1"/>
-          <w:sz w:val="36"/>
-          <w:szCs w:val="36"/>
-          <w:lang w:val="en-US"/>
-        </w:rPr>
-        <w:t>3</w:t>
-      </w:r>
-      <w:r>
-        <w:rPr>
-          <w:rFonts w:ascii="Times New Roman" w:hAnsi="Times New Roman" w:cs="Times New Roman"/>
-          <w:b/>
-          <w:bCs/>
-          <w:color w:val="000000" w:themeColor="text1"/>
-          <w:sz w:val="36"/>
-          <w:szCs w:val="36"/>
-          <w:lang w:val="en-US"/>
-        </w:rPr>
-        <w:t> :</w:t>
-      </w:r>
-      <w:proofErr w:type="gramEnd"/>
-      <w:r>
-        <w:rPr>
-          <w:rFonts w:ascii="Times New Roman" w:hAnsi="Times New Roman" w:cs="Times New Roman"/>
-          <w:b/>
-          <w:bCs/>
-          <w:color w:val="000000" w:themeColor="text1"/>
-          <w:sz w:val="36"/>
-          <w:szCs w:val="36"/>
-          <w:lang w:val="en-US"/>
-        </w:rPr>
-        <w:t xml:space="preserve"> </w:t>
-      </w:r>
-      <w:r>
-        <w:rPr>
-          <w:rFonts w:ascii="Times New Roman" w:hAnsi="Times New Roman" w:cs="Times New Roman"/>
-          <w:b/>
-          <w:bCs/>
-          <w:color w:val="000000" w:themeColor="text1"/>
-          <w:sz w:val="36"/>
-          <w:szCs w:val="36"/>
-          <w:lang w:val="en-US"/>
-        </w:rPr>
-        <w:t>Conclusion</w:t>
-      </w:r>
-    </w:p>
-    <w:p>
-      <w:pPr>
-        <w:rPr>
-          <w:lang w:val="en-US"/>
+          <w:lang w:val="fr-FR"/>
+        </w:rPr>
+        <w:t>Section 3 : Conclusion</w:t>
+      </w:r>
+    </w:p>
+    <w:p>
+      <w:pPr>
+        <w:rPr>
+          <w:lang w:val="fr-FR"/>
         </w:rPr>
       </w:pPr>
     </w:p>

--- a/GestionDeProjet.docx
+++ b/GestionDeProjet.docx
@@ -1802,13 +1802,13 @@
           <w:noProof/>
         </w:rPr>
         <w:drawing>
-          <wp:anchor distT="0" distB="0" distL="114300" distR="114300" simplePos="0" relativeHeight="251667456" behindDoc="0" locked="0" layoutInCell="1" allowOverlap="1" wp14:anchorId="120DECC7" wp14:editId="7B17575C">
+          <wp:anchor distT="0" distB="0" distL="114300" distR="114300" simplePos="0" relativeHeight="251667456" behindDoc="0" locked="0" layoutInCell="1" allowOverlap="1" wp14:anchorId="120DECC7" wp14:editId="7E997A52">
             <wp:simplePos x="0" y="0"/>
             <wp:positionH relativeFrom="margin">
-              <wp:align>center</wp:align>
+              <wp:posOffset>-199375</wp:posOffset>
             </wp:positionH>
             <wp:positionV relativeFrom="paragraph">
-              <wp:posOffset>1644526</wp:posOffset>
+              <wp:posOffset>786425</wp:posOffset>
             </wp:positionV>
             <wp:extent cx="4425950" cy="2804160"/>
             <wp:effectExtent l="0" t="0" r="0" b="0"/>
